--- a/droit social dcg/14- licenciement - motif conomique.docx
+++ b/droit social dcg/14- licenciement - motif conomique.docx
@@ -8,7 +8,12 @@
         <w:jc w:val="center"/>
       </w:pPr>
       <w:r>
-        <w:t>FICHE 14 : LE LICENCIEMENT POUR MOTIF �CONOMIQUE</w:t>
+        <w:rPr>
+          <w:b/>
+          <w:color w:val="1F4E79"/>
+          <w:sz w:val="34"/>
+        </w:rPr>
+        <w:t>FICHE 14 : LE LICENCIEMENT POUR MOTIF eCONOMIQUE</w:t>
       </w:r>
     </w:p>
     <w:p/>
@@ -17,7 +22,12 @@
         <w:pStyle w:val="Heading2"/>
       </w:pPr>
       <w:r>
-        <w:t>I- LES CONDITIONS DU LICENCIEMENT POUR MOTIF �CONOMIQUE I</w:t>
+        <w:rPr>
+          <w:b/>
+          <w:color w:val="7030A0"/>
+          <w:sz w:val="24"/>
+        </w:rPr>
+        <w:t>I- LES CONDITIONS DU LICENCIEMENT POUR MOTIF eCONOMIQUE I</w:t>
       </w:r>
     </w:p>
     <w:p>
@@ -25,32 +35,62 @@
         <w:pStyle w:val="Heading2"/>
       </w:pPr>
       <w:r>
-        <w:t>A- D�FINITION DU LICENCIEMENT �CONOMIQUE</w:t>
+        <w:rPr>
+          <w:b/>
+          <w:color w:val="2F5496"/>
+          <w:sz w:val="24"/>
+        </w:rPr>
+        <w:t>A- D'FINITION DU LICENCIEMENT eCONOMIQUE</w:t>
       </w:r>
     </w:p>
     <w:p>
       <w:r>
-        <w:t>Il doit reposer sur une cause r�elle et s�rieuse. � noter ici que la Cour de cassation fait peser sur l�employeur une</w:t>
+        <w:rPr>
+          <w:b w:val="0"/>
+          <w:color w:val="000000"/>
+          <w:sz w:val="22"/>
+        </w:rPr>
+        <w:t>Il doit reposer sur une cause reelle et s'rieuse. e noter ici que la Cour de cassation fait peser sur l'employeur une</w:t>
       </w:r>
     </w:p>
     <w:p>
       <w:r>
-        <w:t>obligation de reclassement (cf. infra). Le fait ne pas se soumettre � cette obligation prive le licenciement de cause r�elle</w:t>
+        <w:rPr>
+          <w:b w:val="0"/>
+          <w:color w:val="000000"/>
+          <w:sz w:val="22"/>
+        </w:rPr>
+        <w:t>obligation de reclassement (cf. infra). Le fait ne pas se soumettre e cette obligation prive le licenciement de cause reelle</w:t>
       </w:r>
     </w:p>
     <w:p>
       <w:r>
-        <w:t>et s�rieuse et semble devoir �tre consid�r� comme une condition substantielle du licenciement �conomique.</w:t>
+        <w:rPr>
+          <w:b w:val="0"/>
+          <w:color w:val="000000"/>
+          <w:sz w:val="22"/>
+        </w:rPr>
+        <w:t>et s'rieuse et semble devoir etre considere comme une condition substantielle du licenciement economique.</w:t>
       </w:r>
     </w:p>
     <w:p>
       <w:r>
-        <w:t>Au terme de l�article L 1233-2 du code du travail, constitue un licenciement pour motif �conomique le licenciement</w:t>
+        <w:rPr>
+          <w:b w:val="0"/>
+          <w:color w:val="000000"/>
+          <w:sz w:val="22"/>
+        </w:rPr>
+        <w:t>Au terme de l'article L 1233-2 du code du travail, constitue un licenciement pour motif economique le licenciement</w:t>
       </w:r>
     </w:p>
     <w:p>
       <w:r>
-        <w:t>prononc� :</w:t>
+        <w:rPr>
+          <w:b w:val="0"/>
+          <w:color w:val="000000"/>
+          <w:sz w:val="22"/>
+        </w:rPr>
+        <w:t>prononce :</w:t>
       </w:r>
     </w:p>
     <w:p>
@@ -58,7 +98,12 @@
         <w:pStyle w:val="ListBullet"/>
       </w:pPr>
       <w:r>
-        <w:t>pour un ou plusieurs motifs non inh�rents � la personne du salari� ; -</w:t>
+        <w:rPr>
+          <w:b w:val="0"/>
+          <w:color w:val="000000"/>
+          <w:sz w:val="22"/>
+        </w:rPr>
+        <w:t>pour un ou plusieurs motifs non inherents e la personne du salarie ;</w:t>
       </w:r>
     </w:p>
     <w:p>
@@ -66,11 +111,21 @@
         <w:pStyle w:val="ListBullet"/>
       </w:pPr>
       <w:r>
-        <w:t>r�sultant d�une suppression ou transformation d�emploi ou d�une modification, refus�e par le salari�, d�un �l�ment -</w:t>
+        <w:rPr>
+          <w:b w:val="0"/>
+          <w:color w:val="000000"/>
+          <w:sz w:val="22"/>
+        </w:rPr>
+        <w:t>resultant d'une suppression ou transformation d'emploi ou d'une modification, refusee par le salarie, d'un el'ment</w:t>
       </w:r>
     </w:p>
     <w:p>
       <w:r>
+        <w:rPr>
+          <w:b w:val="0"/>
+          <w:color w:val="000000"/>
+          <w:sz w:val="22"/>
+        </w:rPr>
         <w:t>essentiel du contrat de travail ;</w:t>
       </w:r>
     </w:p>
@@ -79,72 +134,142 @@
         <w:pStyle w:val="ListBullet"/>
       </w:pPr>
       <w:r>
-        <w:t>cons�cutives notamment : -</w:t>
+        <w:rPr>
+          <w:b w:val="0"/>
+          <w:color w:val="000000"/>
+          <w:sz w:val="22"/>
+        </w:rPr>
+        <w:t>consecutives notamment :</w:t>
       </w:r>
     </w:p>
     <w:p>
       <w:r>
-        <w:t>� des difficult�s �conomiques, �</w:t>
+        <w:rPr>
+          <w:b w:val="0"/>
+          <w:color w:val="000000"/>
+          <w:sz w:val="22"/>
+        </w:rPr>
+        <w:t>e des difficultes economiques, e</w:t>
       </w:r>
     </w:p>
     <w:p>
       <w:r>
-        <w:t>� des mutations technologiques, �</w:t>
+        <w:rPr>
+          <w:b w:val="0"/>
+          <w:color w:val="000000"/>
+          <w:sz w:val="22"/>
+        </w:rPr>
+        <w:t>e des mutations technologiques, e</w:t>
       </w:r>
     </w:p>
     <w:p>
       <w:r>
-        <w:t>� une r�organisation de l�entreprise n�cessaire � la sauvegarde de sa comp�titivit�, �</w:t>
+        <w:rPr>
+          <w:b w:val="0"/>
+          <w:color w:val="000000"/>
+          <w:sz w:val="22"/>
+        </w:rPr>
+        <w:t>e une reorganisation de l'entreprise n'cessaire e la sauvegarde de sa competitivite, e</w:t>
       </w:r>
     </w:p>
     <w:p>
       <w:r>
-        <w:t>� la cessation d�activit� de l�entreprise. �</w:t>
+        <w:rPr>
+          <w:b w:val="0"/>
+          <w:color w:val="000000"/>
+          <w:sz w:val="22"/>
+        </w:rPr>
+        <w:t>e la cessation d'activite de l'entreprise. e</w:t>
       </w:r>
     </w:p>
     <w:p>
       <w:r>
-        <w:t>En premier lieu est exclu du champ d�application de la loi tout motif ayant un rapport avec la personne du salari�. La</w:t>
+        <w:rPr>
+          <w:b w:val="0"/>
+          <w:color w:val="000000"/>
+          <w:sz w:val="22"/>
+        </w:rPr>
+        <w:t>En premier lieu est exclu du champ d'application de la loi tout motif ayant un rapport avec la personne du salarie. La</w:t>
       </w:r>
     </w:p>
     <w:p>
       <w:r>
-        <w:t>cause du licenciement doit lui �tre ext�rieure, en l�occurrence elle doit reposer sur un motif li� � l�entreprise elle-m�me.</w:t>
+        <w:rPr>
+          <w:b w:val="0"/>
+          <w:color w:val="000000"/>
+          <w:sz w:val="22"/>
+        </w:rPr>
+        <w:t>cause du licenciement doit lui etre exterieure, en l'occurrence elle doit reposer sur un motif lie e l'entreprise elle-m'me.</w:t>
       </w:r>
     </w:p>
     <w:p>
       <w:r>
-        <w:t>De fait, l��ge, l�inaptitude physique ou l�insuffisance professionnelle ne peuvent constituer un motif �conomique de</w:t>
+        <w:rPr>
+          <w:b w:val="0"/>
+          <w:color w:val="000000"/>
+          <w:sz w:val="22"/>
+        </w:rPr>
+        <w:t>De fait, l'ege, l'inaptitude physique ou l'insuffisance professionnelle ne peuvent constituer un motif economique de</w:t>
       </w:r>
     </w:p>
     <w:p>
       <w:r>
+        <w:rPr>
+          <w:b w:val="0"/>
+          <w:color w:val="000000"/>
+          <w:sz w:val="22"/>
+        </w:rPr>
         <w:t>licenciement.</w:t>
       </w:r>
     </w:p>
     <w:p>
       <w:r>
-        <w:t>Il consiste, en second lieu, en une suppression d�emploi (due par exemple � un remplacement de poste par des</w:t>
+        <w:rPr>
+          <w:b w:val="0"/>
+          <w:color w:val="000000"/>
+          <w:sz w:val="22"/>
+        </w:rPr>
+        <w:t>Il consiste, en second lieu, en une suppression d'emploi (due par exemple e un remplacement de poste par des</w:t>
       </w:r>
     </w:p>
     <w:p>
       <w:r>
-        <w:t>machines), en une transformation d�emploi (dans le cadre d�une r�organisation n�cessit�e par une red�finition des</w:t>
+        <w:rPr>
+          <w:b w:val="0"/>
+          <w:color w:val="000000"/>
+          <w:sz w:val="22"/>
+        </w:rPr>
+        <w:t>machines), en une transformation d'emploi (dans le cadre d'une reorganisation n'cessitee par une redefinition des</w:t>
       </w:r>
     </w:p>
     <w:p>
       <w:r>
-        <w:t>emplois et un red�ploiement des effectifs) ou encore suite � une modification du contrat de travail refus�e par le salari�.</w:t>
+        <w:rPr>
+          <w:b w:val="0"/>
+          <w:color w:val="000000"/>
+          <w:sz w:val="22"/>
+        </w:rPr>
+        <w:t>emplois et un redeploiement des effectifs) ou encore suite e une modification du contrat de travail refusee par le salarie.</w:t>
       </w:r>
     </w:p>
     <w:p>
       <w:r>
-        <w:t>Ces diff�rentes modifications s�appr�cient au niveau de l�entreprise.</w:t>
+        <w:rPr>
+          <w:b w:val="0"/>
+          <w:color w:val="000000"/>
+          <w:sz w:val="22"/>
+        </w:rPr>
+        <w:t>Ces differentes modifications s'apprecient au niveau de l'entreprise.</w:t>
       </w:r>
     </w:p>
     <w:p>
       <w:r>
-        <w:t>Il est enfin n�cessaire de justifier d�un motif recevable.</w:t>
+        <w:rPr>
+          <w:b w:val="0"/>
+          <w:color w:val="000000"/>
+          <w:sz w:val="22"/>
+        </w:rPr>
+        <w:t>Il est enfin n'cessaire de justifier d'un motif recevable.</w:t>
       </w:r>
     </w:p>
     <w:p>
@@ -152,17 +277,32 @@
         <w:pStyle w:val="Heading2"/>
       </w:pPr>
       <w:r>
-        <w:t>B- MOTIFS DU LICENCIEMENT �CONOMIQUE</w:t>
+        <w:rPr>
+          <w:b/>
+          <w:color w:val="2F5496"/>
+          <w:sz w:val="24"/>
+        </w:rPr>
+        <w:t>B- MOTIFS DU LICENCIEMENT eCONOMIQUE</w:t>
       </w:r>
     </w:p>
     <w:p>
       <w:r>
-        <w:t>Trois principaux motifs peuvent �tre all�gu�s pour justifier un licenciement �conomique, bien qu�ils ne soient pas</w:t>
+        <w:rPr>
+          <w:b w:val="0"/>
+          <w:color w:val="000000"/>
+          <w:sz w:val="22"/>
+        </w:rPr>
+        <w:t>Trois principaux motifs peuvent etre allegues pour justifier un licenciement economique, bien qu'ils ne soient pas</w:t>
       </w:r>
     </w:p>
     <w:p>
       <w:r>
-        <w:t>exclusifs, comme en dispose la loi par l�usage de l�adverbe � notamment �.</w:t>
+        <w:rPr>
+          <w:b w:val="0"/>
+          <w:color w:val="000000"/>
+          <w:sz w:val="22"/>
+        </w:rPr>
+        <w:t>exclusifs, comme en dispose la loi par l'usage de l'adverbe e notamment e.</w:t>
       </w:r>
     </w:p>
     <w:p>
@@ -170,82 +310,162 @@
         <w:pStyle w:val="Heading2"/>
       </w:pPr>
       <w:r>
-        <w:t>LES DIFFICULT�S �CONOMIQUES</w:t>
+        <w:rPr>
+          <w:b/>
+          <w:color w:val="2F5496"/>
+          <w:sz w:val="24"/>
+        </w:rPr>
+        <w:t>LES DIFFICULTeS eCONOMIQUES</w:t>
       </w:r>
     </w:p>
     <w:p>
       <w:r>
+        <w:rPr>
+          <w:b w:val="0"/>
+          <w:color w:val="000000"/>
+          <w:sz w:val="22"/>
+        </w:rPr>
         <w:t>?</w:t>
       </w:r>
     </w:p>
     <w:p>
       <w:r>
-        <w:t>Elles doivent �tre r�elles (observables objectivement : bilan, r�sultat, contrats�) et d�une nature suffisamment s�rieuse</w:t>
+        <w:rPr>
+          <w:b w:val="0"/>
+          <w:color w:val="000000"/>
+          <w:sz w:val="22"/>
+        </w:rPr>
+        <w:t>Elles doivent etre reelles (observables objectivement : bilan, resultat, contratse) et d'une nature suffisamment s'rieuse</w:t>
       </w:r>
     </w:p>
     <w:p>
       <w:r>
-        <w:t>pour �tre justifi�es. La jurisprudence offre un large panorama d�exemples : baisse persistante du r�sultat et du chiffre</w:t>
+        <w:rPr>
+          <w:b w:val="0"/>
+          <w:color w:val="000000"/>
+          <w:sz w:val="22"/>
+        </w:rPr>
+        <w:t>pour etre justifiees. La jurisprudence offre un large panorama d'exemples : baisse persistante du resultat et du chiffre</w:t>
       </w:r>
     </w:p>
     <w:p>
       <w:r>
-        <w:t>d�affaires, perte du client unique, perte financi�re compromettant de mani�re durable les r�sultats de l�entreprise,</w:t>
+        <w:rPr>
+          <w:b w:val="0"/>
+          <w:color w:val="000000"/>
+          <w:sz w:val="22"/>
+        </w:rPr>
+        <w:t>d'affaires, perte du client unique, perte financiere compromettant de maniere durable les resultats de l'entreprise,</w:t>
       </w:r>
     </w:p>
     <w:p>
       <w:r>
-        <w:t>baisse du volume d�activit� conduisant inexorablement � une baisse des b�n�fices. L�appr�ciation des difficult�s</w:t>
+        <w:rPr>
+          <w:b w:val="0"/>
+          <w:color w:val="000000"/>
+          <w:sz w:val="22"/>
+        </w:rPr>
+        <w:t>baisse du volume d'activite conduisant inexorablement e une baisse des ben'fices. L'appreciation des difficultes</w:t>
       </w:r>
     </w:p>
     <w:p>
       <w:r>
-        <w:t>s�effectue dans l�entreprise elle-m�me. Lorsque l�entreprise appartient � un groupe, le p�rim�tre d�appr�ciation du</w:t>
+        <w:rPr>
+          <w:b w:val="0"/>
+          <w:color w:val="000000"/>
+          <w:sz w:val="22"/>
+        </w:rPr>
+        <w:t>s'effectue dans l'entreprise elle-m'me. Lorsque l'entreprise appartient e un groupe, le perimetre d'appreciation du</w:t>
       </w:r>
     </w:p>
     <w:p>
       <w:r>
-        <w:t>motif �conomique est restreint au niveau du secteur d�activit� commun � cette entreprise et aux entreprises du groupe</w:t>
+        <w:rPr>
+          <w:b w:val="0"/>
+          <w:color w:val="000000"/>
+          <w:sz w:val="22"/>
+        </w:rPr>
+        <w:t>motif economique est restreint au niveau du secteur d'activite commun e cette entreprise et aux entreprises du groupe</w:t>
       </w:r>
     </w:p>
     <w:p>
       <w:r>
-        <w:t>auquel elle appartient, �tablies sur le territoire national.</w:t>
+        <w:rPr>
+          <w:b w:val="0"/>
+          <w:color w:val="000000"/>
+          <w:sz w:val="22"/>
+        </w:rPr>
+        <w:t>auquel elle appartient, etablies sur le territoire national.</w:t>
       </w:r>
     </w:p>
     <w:p>
       <w:r>
-        <w:t>Afin de mieux s�curiser le p�rim�tre de cette notion, la loi du 8 ao�t 2016, relative au travail, � la modernisation du</w:t>
+        <w:rPr>
+          <w:b w:val="0"/>
+          <w:color w:val="000000"/>
+          <w:sz w:val="22"/>
+        </w:rPr>
+        <w:t>Afin de mieux s'curiser le perimetre de cette notion, la loi du 8 aoet 2016, relative au travail, e la modernisation du</w:t>
       </w:r>
     </w:p>
     <w:p>
       <w:r>
-        <w:t>dialogue social et � la s�curisation des parcours professionnels, est venue d�terminer des indicateurs de difficult�s</w:t>
+        <w:rPr>
+          <w:b w:val="0"/>
+          <w:color w:val="000000"/>
+          <w:sz w:val="22"/>
+        </w:rPr>
+        <w:t>dialogue social et e la s'curisation des parcours professionnels, est venue d'terminer des indicateurs de difficultes</w:t>
       </w:r>
     </w:p>
     <w:p>
       <w:r>
-        <w:t>�conomiques. Ceux-ci doivent �tre caract�ris�s : soit par l��volution significative d�au moins un indicateur �conomique</w:t>
+        <w:rPr>
+          <w:b w:val="0"/>
+          <w:color w:val="000000"/>
+          <w:sz w:val="22"/>
+        </w:rPr>
+        <w:t>economiques. Ceux-ci doivent etre caracterises : soit par l'evolution significative d'au moins un indicateur economique</w:t>
       </w:r>
     </w:p>
     <w:p>
       <w:r>
-        <w:t>tel qu�une baisse des commandes ou du chiffre d�affaires, des pertes d�exploitation ou une d�gradation de la tr�sorerie</w:t>
+        <w:rPr>
+          <w:b w:val="0"/>
+          <w:color w:val="000000"/>
+          <w:sz w:val="22"/>
+        </w:rPr>
+        <w:t>tel qu'une baisse des commandes ou du chiffre d'affaires, des pertes d'exploitation ou une d'gradation de la tresorerie</w:t>
       </w:r>
     </w:p>
     <w:p>
       <w:r>
-        <w:t>ou de l�exc�dent brut d�exploitation, soit par tout autre �l�ment significatif de nature � justifier de ces difficult�s. Le</w:t>
+        <w:rPr>
+          <w:b w:val="0"/>
+          <w:color w:val="000000"/>
+          <w:sz w:val="22"/>
+        </w:rPr>
+        <w:t>ou de l'excedent brut d'exploitation, soit par tout autre el'ment significatif de nature e justifier de ces difficultes. Le</w:t>
       </w:r>
     </w:p>
     <w:p>
       <w:r>
-        <w:t>caract�re significatif est constitu� au regard de l�ann�e pr�c�dente si la baisse des commandes ou du chiffre d�affaires est</w:t>
+        <w:rPr>
+          <w:b w:val="0"/>
+          <w:color w:val="000000"/>
+          <w:sz w:val="22"/>
+        </w:rPr>
+        <w:t>caractere significatif est constitue au regard de l'annee prec'dente si la baisse des commandes ou du chiffre d'affaires est</w:t>
       </w:r>
     </w:p>
     <w:p>
       <w:r>
-        <w:t>�gale au moins � :</w:t>
+        <w:rPr>
+          <w:b w:val="0"/>
+          <w:color w:val="000000"/>
+          <w:sz w:val="22"/>
+        </w:rPr>
+        <w:t>egale au moins e :</w:t>
       </w:r>
     </w:p>
     <w:p>
@@ -253,7 +473,12 @@
         <w:pStyle w:val="ListBullet"/>
       </w:pPr>
       <w:r>
-        <w:t>un trimestre pour une entreprise de moins de 11 salari�s ; -</w:t>
+        <w:rPr>
+          <w:b w:val="0"/>
+          <w:color w:val="000000"/>
+          <w:sz w:val="22"/>
+        </w:rPr>
+        <w:t>un trimestre pour une entreprise de moins de 11 salaries ;</w:t>
       </w:r>
     </w:p>
     <w:p>
@@ -261,7 +486,12 @@
         <w:pStyle w:val="ListBullet"/>
       </w:pPr>
       <w:r>
-        <w:t>deux trimestres cons�cutifs pour une entreprise d�au moins 11 salari�s et de moins de 50 salari�s ; -</w:t>
+        <w:rPr>
+          <w:b w:val="0"/>
+          <w:color w:val="000000"/>
+          <w:sz w:val="22"/>
+        </w:rPr>
+        <w:t>deux trimestres consecutifs pour une entreprise d'au moins 11 salaries et de moins de 50 salaries ;</w:t>
       </w:r>
     </w:p>
     <w:p>
@@ -269,7 +499,12 @@
         <w:pStyle w:val="ListBullet"/>
       </w:pPr>
       <w:r>
-        <w:t>trois trimestres cons�cutifs pour une entreprise d�au moins 11 salari�s et de moins de 300 salari�s ; -</w:t>
+        <w:rPr>
+          <w:b w:val="0"/>
+          <w:color w:val="000000"/>
+          <w:sz w:val="22"/>
+        </w:rPr>
+        <w:t>trois trimestres consecutifs pour une entreprise d'au moins 11 salaries et de moins de 300 salaries ;</w:t>
       </w:r>
     </w:p>
     <w:p>
@@ -277,7 +512,12 @@
         <w:pStyle w:val="ListBullet"/>
       </w:pPr>
       <w:r>
-        <w:t>quatre trimestres cons�cutifs pour une entreprise de 300 cents salari�s et plus. -</w:t>
+        <w:rPr>
+          <w:b w:val="0"/>
+          <w:color w:val="000000"/>
+          <w:sz w:val="22"/>
+        </w:rPr>
+        <w:t>quatre trimestres consecutifs pour une entreprise de 300 cents salaries et plus.</w:t>
       </w:r>
     </w:p>
     <w:p>
@@ -285,22 +525,42 @@
         <w:pStyle w:val="Heading2"/>
       </w:pPr>
       <w:r>
+        <w:rPr>
+          <w:b/>
+          <w:color w:val="2F5496"/>
+          <w:sz w:val="24"/>
+        </w:rPr>
         <w:t>LES MUTATIONS TECHNOLOGIQUES</w:t>
       </w:r>
     </w:p>
     <w:p>
       <w:r>
+        <w:rPr>
+          <w:b w:val="0"/>
+          <w:color w:val="000000"/>
+          <w:sz w:val="22"/>
+        </w:rPr>
         <w:t>?</w:t>
       </w:r>
     </w:p>
     <w:p>
       <w:r>
-        <w:t>Elles ne doivent pas relever d�une man�uvre de nature � justifier un licenciement mais constituer, en l�absence m�me de</w:t>
+        <w:rPr>
+          <w:b w:val="0"/>
+          <w:color w:val="000000"/>
+          <w:sz w:val="22"/>
+        </w:rPr>
+        <w:t>Elles ne doivent pas relever d'une maneuvre de nature e justifier un licenciement mais constituer, en l'absence m'me de</w:t>
       </w:r>
     </w:p>
     <w:p>
       <w:r>
-        <w:t>difficult�s �conomiques, un imp�ratif pour l�entreprise d�adaptation � de nouvelles techniques ou de nouvelles activit�s.</w:t>
+        <w:rPr>
+          <w:b w:val="0"/>
+          <w:color w:val="000000"/>
+          <w:sz w:val="22"/>
+        </w:rPr>
+        <w:t>difficultes economiques, un imperatif pour l'entreprise d'adaptation e de nouvelles techniques ou de nouvelles activites.</w:t>
       </w:r>
     </w:p>
     <w:p>
@@ -308,57 +568,112 @@
         <w:pStyle w:val="Heading2"/>
       </w:pPr>
       <w:r>
-        <w:t>LA R�ORGANISATION DE L�ENTREPRISE</w:t>
+        <w:rPr>
+          <w:b/>
+          <w:color w:val="2F5496"/>
+          <w:sz w:val="24"/>
+        </w:rPr>
+        <w:t>LA ReORGANISATION DE L'ENTREPRISE</w:t>
       </w:r>
     </w:p>
     <w:p>
       <w:r>
+        <w:rPr>
+          <w:b w:val="0"/>
+          <w:color w:val="000000"/>
+          <w:sz w:val="22"/>
+        </w:rPr>
         <w:t>?</w:t>
       </w:r>
     </w:p>
     <w:p>
       <w:r>
-        <w:t>Admis par la jurisprudence, la loi du 8 ao�t 2016 en autorise d�sormais le principe � condition d��tre justifi� par la</w:t>
+        <w:rPr>
+          <w:b w:val="0"/>
+          <w:color w:val="000000"/>
+          <w:sz w:val="22"/>
+        </w:rPr>
+        <w:t>Admis par la jurisprudence, la loi du 8 aoet 2016 en autorise d'sormais le principe e condition d'etre justifie par la</w:t>
       </w:r>
     </w:p>
     <w:p>
       <w:r>
-        <w:t>n�cessit� de sauvegarder sa comp�titivit�. Il suffit que l�aspect pr�visible des difficult�s rende n�cessaire au nom de la</w:t>
+        <w:rPr>
+          <w:b w:val="0"/>
+          <w:color w:val="000000"/>
+          <w:sz w:val="22"/>
+        </w:rPr>
+        <w:t>n'cessite de sauvegarder sa competitivite. Il suffit que l'aspect previsible des difficultes rende n'cessaire au nom de la</w:t>
       </w:r>
     </w:p>
     <w:p>
       <w:r>
-        <w:t>comp�titivit� une r�organisation de l�entreprise pour justifier le principe du licenciement �conomique (pour un exem-</w:t>
+        <w:rPr>
+          <w:b w:val="0"/>
+          <w:color w:val="000000"/>
+          <w:sz w:val="22"/>
+        </w:rPr>
+        <w:t>competitivite une reorganisation de l'entreprise pour justifier le principe du licenciement economique (pour un exem-</w:t>
       </w:r>
     </w:p>
     <w:p>
       <w:r>
-        <w:t>ple r�cent : Cass. soc. 10 juillet 2024). N�anmoins, une r�organisation justifi�e par la seule volont� d�am�liorer les</w:t>
+        <w:rPr>
+          <w:b w:val="0"/>
+          <w:color w:val="000000"/>
+          <w:sz w:val="22"/>
+        </w:rPr>
+        <w:t>ple recent : Cass. soc. 10 juillet 2024). N'anmoins, une reorganisation justifiee par la seule volonte d'ameliorer les</w:t>
       </w:r>
     </w:p>
     <w:p>
       <w:r>
-        <w:t>r�sultats de l�entreprise ne peut autoriser un licenciement �conomique. De m�me, si une menace pesant sur la</w:t>
+        <w:rPr>
+          <w:b w:val="0"/>
+          <w:color w:val="000000"/>
+          <w:sz w:val="22"/>
+        </w:rPr>
+        <w:t>resultats de l'entreprise ne peut autoriser un licenciement economique. De m'me, si une menace pesant sur la</w:t>
       </w:r>
     </w:p>
     <w:p>
       <w:r>
-        <w:t>comp�titivit� de l�entreprise r�sulte d�une faute de l�employeur ayant rendu n�cessaire la r�organisation de l�entreprise,</w:t>
+        <w:rPr>
+          <w:b w:val="0"/>
+          <w:color w:val="000000"/>
+          <w:sz w:val="22"/>
+        </w:rPr>
+        <w:t>competitivite de l'entreprise resulte d'une faute de l'employeur ayant rendu n'cessaire la reorganisation de l'entreprise,</w:t>
       </w:r>
     </w:p>
     <w:p>
       <w:r>
-        <w:t>les licenciements �conomiques prononc�s sont sans cause r�elle et s�rieuse. Le juge qui au demeurant ne doit pas</w:t>
+        <w:rPr>
+          <w:b w:val="0"/>
+          <w:color w:val="000000"/>
+          <w:sz w:val="22"/>
+        </w:rPr>
+        <w:t>les licenciements economiques prononces sont sans cause reelle et s'rieuse. Le juge qui au demeurant ne doit pas</w:t>
       </w:r>
     </w:p>
     <w:p>
       <w:r>
-        <w:t>s�immiscer dans les choix de gestion de l�employeur, devra distinguer la faute de l�erreur de gestion, cette derni�re ne</w:t>
+        <w:rPr>
+          <w:b w:val="0"/>
+          <w:color w:val="000000"/>
+          <w:sz w:val="22"/>
+        </w:rPr>
+        <w:t>s'immiscer dans les choix de gestion de l'employeur, devra distinguer la faute de l'erreur de gestion, cette derniere ne</w:t>
       </w:r>
     </w:p>
     <w:p>
       <w:r>
-        <w:t>pouvant lui �tre reproch�e</w:t>
+        <w:rPr>
+          <w:b w:val="0"/>
+          <w:color w:val="000000"/>
+          <w:sz w:val="22"/>
+        </w:rPr>
+        <w:t>pouvant lui etre reprochee</w:t>
       </w:r>
     </w:p>
     <w:p/>
@@ -367,17 +682,32 @@
         <w:pStyle w:val="Heading2"/>
       </w:pPr>
       <w:r>
-        <w:t>II � L�ACCOMPAGNEMENT DES LICENCIEMENTS ET DIFFICULT�S �CONOMIQUES</w:t>
+        <w:rPr>
+          <w:b/>
+          <w:color w:val="2F5496"/>
+          <w:sz w:val="24"/>
+        </w:rPr>
+        <w:t>II e L'ACCOMPAGNEMENT DES LICENCIEMENTS ET DIFFICULTeS eCONOMIQUES</w:t>
       </w:r>
     </w:p>
     <w:p>
       <w:r>
-        <w:t>Tout projet de licenciement �conomique impose la mise en place de mesures propres � l��viter et le cas �ch�ant �</w:t>
+        <w:rPr>
+          <w:b w:val="0"/>
+          <w:color w:val="000000"/>
+          <w:sz w:val="22"/>
+        </w:rPr>
+        <w:t>Tout projet de licenciement economique impose la mise en place de mesures propres e l'eviter et le cas echeant e</w:t>
       </w:r>
     </w:p>
     <w:p>
       <w:r>
-        <w:t>accompagner les salari�s par des dispositions de nature � favoriser le retour � l�emploi.</w:t>
+        <w:rPr>
+          <w:b w:val="0"/>
+          <w:color w:val="000000"/>
+          <w:sz w:val="22"/>
+        </w:rPr>
+        <w:t>accompagner les salaries par des dispositions de nature e favoriser le retour e l'emploi.</w:t>
       </w:r>
     </w:p>
     <w:p>
@@ -385,118 +715,233 @@
         <w:pStyle w:val="Heading2"/>
       </w:pPr>
       <w:r>
-        <w:t>A- LES OBLIGATIONS PR�ALABLES AU LICENCIEMENT POUR MOTIF �CONOMIQUE</w:t>
+        <w:rPr>
+          <w:b/>
+          <w:color w:val="2F5496"/>
+          <w:sz w:val="24"/>
+        </w:rPr>
+        <w:t>A- LES OBLIGATIONS PReALABLES AU LICENCIEMENT POUR MOTIF eCONOMIQUE</w:t>
       </w:r>
     </w:p>
     <w:p/>
     <w:p>
       <w:r>
-        <w:t>L�obligation de formation et d�adaptation 1 �</w:t>
+        <w:rPr>
+          <w:b w:val="0"/>
+          <w:color w:val="000000"/>
+          <w:sz w:val="22"/>
+        </w:rPr>
+        <w:t>L'obligation de formation et d'adaptation 1 e</w:t>
       </w:r>
     </w:p>
     <w:p>
       <w:r>
-        <w:t>Pendant toute la dur�e d�ex�cution du contrat de travail, l�employeur doit assurer la formation et l�adaptation des</w:t>
+        <w:rPr>
+          <w:b w:val="0"/>
+          <w:color w:val="000000"/>
+          <w:sz w:val="22"/>
+        </w:rPr>
+        <w:t>Pendant toute la duree d'execution du contrat de travail, l'employeur doit assurer la formation et l'adaptation des</w:t>
       </w:r>
     </w:p>
     <w:p>
       <w:r>
-        <w:t>salari�s (cf. Fiche 10). Cette obligation vis�e � l�article L 6321-1 du code du travail impose � l�employeur d�assurer l�em-</w:t>
+        <w:rPr>
+          <w:b w:val="0"/>
+          <w:color w:val="000000"/>
+          <w:sz w:val="22"/>
+        </w:rPr>
+        <w:t>salaries (cf. Fiche 10). Cette obligation visee e l'article L 6321-1 du code du travail impose e l'employeur d'assurer l'em-</w:t>
       </w:r>
     </w:p>
     <w:p>
       <w:r>
-        <w:t>ployabilit� du salari�. Plus pr�cis�ment en mati�re de licenciement �conomique, l�article L 1233-4 du m�me code dispose</w:t>
+        <w:rPr>
+          <w:b w:val="0"/>
+          <w:color w:val="000000"/>
+          <w:sz w:val="22"/>
+        </w:rPr>
+        <w:t>ployabilite du salarie. Plus precisement en matiere de licenciement economique, l'article L 1233-4 du m'me code dispose</w:t>
       </w:r>
     </w:p>
     <w:p>
       <w:r>
-        <w:t>que le licenciement pour motif �conomique d�un salari� ne peut intervenir que lorsque tous les efforts de formation et</w:t>
+        <w:rPr>
+          <w:b w:val="0"/>
+          <w:color w:val="000000"/>
+          <w:sz w:val="22"/>
+        </w:rPr>
+        <w:t>que le licenciement pour motif economique d'un salarie ne peut intervenir que lorsque tous les efforts de formation et</w:t>
       </w:r>
     </w:p>
     <w:p>
       <w:r>
-        <w:t>d�adaptation ont �t� r�alis�s. Il appara�t donc que l�accomplissement de cette obligation g�n�rale constitue une</w:t>
+        <w:rPr>
+          <w:b w:val="0"/>
+          <w:color w:val="000000"/>
+          <w:sz w:val="22"/>
+        </w:rPr>
+        <w:t>d'adaptation ont et' realises. Il apparaet donc que l'accomplissement de cette obligation gen'rale constitue une</w:t>
       </w:r>
     </w:p>
     <w:p>
       <w:r>
-        <w:t>condition pr�alable et substantielle au licenciement �conomique.</w:t>
+        <w:rPr>
+          <w:b w:val="0"/>
+          <w:color w:val="000000"/>
+          <w:sz w:val="22"/>
+        </w:rPr>
+        <w:t>condition prealable et substantielle au licenciement economique.</w:t>
       </w:r>
     </w:p>
     <w:p>
       <w:r>
-        <w:t>Le droit au reclassement 2 �</w:t>
+        <w:rPr>
+          <w:b w:val="0"/>
+          <w:color w:val="000000"/>
+          <w:sz w:val="22"/>
+        </w:rPr>
+        <w:t>Le droit au reclassement 2 e</w:t>
       </w:r>
     </w:p>
     <w:p>
       <w:r>
-        <w:t>Initi� par la loi du 17 janvier 2002 et renforc� par la loi Rebsamen, il impose � l�employeur, pr�alablement � tout</w:t>
+        <w:rPr>
+          <w:b w:val="0"/>
+          <w:color w:val="000000"/>
+          <w:sz w:val="22"/>
+        </w:rPr>
+        <w:t>Initie par la loi du 17 janvier 2002 et renforce par la loi Rebsamen, il impose e l'employeur, prealablement e tout</w:t>
       </w:r>
     </w:p>
     <w:p>
       <w:r>
-        <w:t>licenciement pour motif �conomique, d�avoir mis en �uvre tous les efforts de reclassement du salari� : en ce sens, le</w:t>
+        <w:rPr>
+          <w:b w:val="0"/>
+          <w:color w:val="000000"/>
+          <w:sz w:val="22"/>
+        </w:rPr>
+        <w:t>licenciement pour motif economique, d'avoir mis en euvre tous les efforts de reclassement du salarie : en ce sens, le</w:t>
       </w:r>
     </w:p>
     <w:p>
       <w:r>
-        <w:t>p�rim�tre � prendre en consid�ration est celui de l�ensemble des entreprises du groupe, peu importe le secteur d�activit�</w:t>
+        <w:rPr>
+          <w:b w:val="0"/>
+          <w:color w:val="000000"/>
+          <w:sz w:val="22"/>
+        </w:rPr>
+        <w:t>perimetre e prendre en consideration est celui de l'ensemble des entreprises du groupe, peu importe le secteur d'activite</w:t>
       </w:r>
     </w:p>
     <w:p>
       <w:r>
-        <w:t>(Cass. soc. 8 novembre 2023). L�employeur doit ainsi rechercher et mettre en �uvre les moyens de reclassement du</w:t>
+        <w:rPr>
+          <w:b w:val="0"/>
+          <w:color w:val="000000"/>
+          <w:sz w:val="22"/>
+        </w:rPr>
+        <w:t>(Cass. soc. 8 novembre 2023). L'employeur doit ainsi rechercher et mettre en euvre les moyens de reclassement du</w:t>
       </w:r>
     </w:p>
     <w:p>
       <w:r>
-        <w:t>salari� sur un poste identique ou comparable (comp�tence, r�mun�ration�). Les offres �ventuelles de l�entreprise</w:t>
+        <w:rPr>
+          <w:b w:val="0"/>
+          <w:color w:val="000000"/>
+          <w:sz w:val="22"/>
+        </w:rPr>
+        <w:t>salarie sur un poste identique ou comparable (competence, remuneratione). Les offres eventuelles de l'entreprise</w:t>
       </w:r>
     </w:p>
     <w:p>
       <w:r>
-        <w:t>doivent �tre �crites, s�rieuses, pr�cises et � destination de chaque salari� concern� (Cass. soc. 13 octobre 2010). Les</w:t>
+        <w:rPr>
+          <w:b w:val="0"/>
+          <w:color w:val="000000"/>
+          <w:sz w:val="22"/>
+        </w:rPr>
+        <w:t>doivent etre ecrites, s'rieuses, precises et e destination de chaque salarie concerne (Cass. soc. 13 octobre 2010). Les</w:t>
       </w:r>
     </w:p>
     <w:p>
       <w:r>
-        <w:t>ordonnances du 22 septembre 2017 pr�voient d�sormais la possibilit� pour l�employeur de diffuser, par tout moyen, �</w:t>
+        <w:rPr>
+          <w:b w:val="0"/>
+          <w:color w:val="000000"/>
+          <w:sz w:val="22"/>
+        </w:rPr>
+        <w:t>ordonnances du 22 septembre 2017 prevoient d'sormais la possibilite pour l'employeur de diffuser, par tout moyen, e</w:t>
       </w:r>
     </w:p>
     <w:p>
       <w:r>
-        <w:t>l�ensemble des salari�s, une liste des postes disponibles. Les mentions obligatoires et les modalit�s d�acceptation</w:t>
+        <w:rPr>
+          <w:b w:val="0"/>
+          <w:color w:val="000000"/>
+          <w:sz w:val="22"/>
+        </w:rPr>
+        <w:t>l'ensemble des salaries, une liste des postes disponibles. Les mentions obligatoires et les modalites d'acceptation</w:t>
       </w:r>
     </w:p>
     <w:p>
       <w:r>
-        <w:t>desdites offres sont fix�es � l�article D 1233-2-1 du code du travail. En cas de contentieux, l�employeur doit justifier de ses</w:t>
+        <w:rPr>
+          <w:b w:val="0"/>
+          <w:color w:val="000000"/>
+          <w:sz w:val="22"/>
+        </w:rPr>
+        <w:t>desdites offres sont fixees e l'article D 1233-2-1 du code du travail. En cas de contentieux, l'employeur doit justifier de ses</w:t>
       </w:r>
     </w:p>
     <w:p>
       <w:r>
-        <w:t>recherches positives et effectives de reclassement (Cass. soc. 13 novembre 2013). � d�faut d�emploi comparable, le</w:t>
+        <w:rPr>
+          <w:b w:val="0"/>
+          <w:color w:val="000000"/>
+          <w:sz w:val="22"/>
+        </w:rPr>
+        <w:t>recherches positives et effectives de reclassement (Cass. soc. 13 novembre 2013). e d'faut d'emploi comparable, le</w:t>
       </w:r>
     </w:p>
     <w:p>
       <w:r>
-        <w:t>reclassement peut s�effectuer sur un emploi de cat�gorie inf�rieure avec l�accord expr�s du salari�.</w:t>
+        <w:rPr>
+          <w:b w:val="0"/>
+          <w:color w:val="000000"/>
+          <w:sz w:val="22"/>
+        </w:rPr>
+        <w:t>reclassement peut s'effectuer sur un emploi de categorie inferieure avec l'accord expres du salarie.</w:t>
       </w:r>
     </w:p>
     <w:p>
       <w:r>
-        <w:t>� noter par ailleurs que l�employeur n�est plus tenu de proposer au salari� qui le demande les offres de reclassement sur</w:t>
+        <w:rPr>
+          <w:b w:val="0"/>
+          <w:color w:val="000000"/>
+          <w:sz w:val="22"/>
+        </w:rPr>
+        <w:t>e noter par ailleurs que l'employeur n'est plus tenu de proposer au salarie qui le demande les offres de reclassement sur</w:t>
       </w:r>
     </w:p>
     <w:p>
       <w:r>
-        <w:t>des emplois disponibles � l��tranger. Si cela peut toujours rester envisageable, le manquement de l�employeur ne peut</w:t>
+        <w:rPr>
+          <w:b w:val="0"/>
+          <w:color w:val="000000"/>
+          <w:sz w:val="22"/>
+        </w:rPr>
+        <w:t>des emplois disponibles e l'etranger. Si cela peut toujours rester envisageable, le manquement de l'employeur ne peut</w:t>
       </w:r>
     </w:p>
     <w:p>
       <w:r>
-        <w:t>constituer une cause d�irr�gularit� du licenciement.</w:t>
+        <w:rPr>
+          <w:b w:val="0"/>
+          <w:color w:val="000000"/>
+          <w:sz w:val="22"/>
+        </w:rPr>
+        <w:t>constituer une cause d'irregularite du licenciement.</w:t>
       </w:r>
     </w:p>
     <w:p>
@@ -504,57 +949,112 @@
         <w:pStyle w:val="Heading2"/>
       </w:pPr>
       <w:r>
-        <w:t>B- L�ACCOMPAGNEMENT DES LICENCIEMENTS ET DIFFICULT�S �CONOMIQUES</w:t>
+        <w:rPr>
+          <w:b/>
+          <w:color w:val="2F5496"/>
+          <w:sz w:val="24"/>
+        </w:rPr>
+        <w:t>B- L'ACCOMPAGNEMENT DES LICENCIEMENTS ET DIFFICULTeS eCONOMIQUES</w:t>
       </w:r>
     </w:p>
     <w:p>
       <w:r>
-        <w:t>Le cong� de reclassement 1 �</w:t>
+        <w:rPr>
+          <w:b w:val="0"/>
+          <w:color w:val="000000"/>
+          <w:sz w:val="22"/>
+        </w:rPr>
+        <w:t>Le conge de reclassement 1 e</w:t>
       </w:r>
     </w:p>
     <w:p>
       <w:r>
-        <w:t>Toute entreprise occupant au moins 1 000 salari�s ou appartenant � un groupe ayant mis en place un comit� de groupe</w:t>
+        <w:rPr>
+          <w:b w:val="0"/>
+          <w:color w:val="000000"/>
+          <w:sz w:val="22"/>
+        </w:rPr>
+        <w:t>Toute entreprise occupant au moins 1 000 salaries ou appartenant e un groupe ayant mis en place un comite de groupe</w:t>
       </w:r>
     </w:p>
     <w:p>
       <w:r>
-        <w:t>doit proposer aux salari�s faisant l�objet d�un licenciement �conomique un cong� de reclassement assum�</w:t>
+        <w:rPr>
+          <w:b w:val="0"/>
+          <w:color w:val="000000"/>
+          <w:sz w:val="22"/>
+        </w:rPr>
+        <w:t>doit proposer aux salaries faisant l'objet d'un licenciement economique un conge de reclassement assume</w:t>
       </w:r>
     </w:p>
     <w:p>
       <w:r>
-        <w:t>financi�rement par l�employeur. Il permet au salari�, pendant une dur�e comprise entre 4 et 12 mois, de b�n�ficier d�une</w:t>
+        <w:rPr>
+          <w:b w:val="0"/>
+          <w:color w:val="000000"/>
+          <w:sz w:val="22"/>
+        </w:rPr>
+        <w:t>financierement par l'employeur. Il permet au salarie, pendant une duree comprise entre 4 et 12 mois, de ben'ficier d'une</w:t>
       </w:r>
     </w:p>
     <w:p>
       <w:r>
-        <w:t>cellule d�accompagnement dans sa recherche d�emploi ou dans ses actions de reclassement et de VAE.</w:t>
+        <w:rPr>
+          <w:b w:val="0"/>
+          <w:color w:val="000000"/>
+          <w:sz w:val="22"/>
+        </w:rPr>
+        <w:t>cellule d'accompagnement dans sa recherche d'emploi ou dans ses actions de reclassement et de VAE.</w:t>
       </w:r>
     </w:p>
     <w:p>
       <w:r>
-        <w:t>Le salari� doit faire conna�tre son acceptation dans les 8 jours de la notification de son licenciement.</w:t>
+        <w:rPr>
+          <w:b w:val="0"/>
+          <w:color w:val="000000"/>
+          <w:sz w:val="22"/>
+        </w:rPr>
+        <w:t>Le salarie doit faire connaetre son acceptation dans les 8 jours de la notification de son licenciement.</w:t>
       </w:r>
     </w:p>
     <w:p>
       <w:r>
-        <w:t>Le cong� de mobilit� 2 �</w:t>
+        <w:rPr>
+          <w:b w:val="0"/>
+          <w:color w:val="000000"/>
+          <w:sz w:val="22"/>
+        </w:rPr>
+        <w:t>Le conge de mobilite 2 e</w:t>
       </w:r>
     </w:p>
     <w:p>
       <w:r>
-        <w:t>Le cong� de mobilit� peut �tre propos� par toute entreprise dans le cadre d�un accord portant rupture conventionnelle</w:t>
+        <w:rPr>
+          <w:b w:val="0"/>
+          <w:color w:val="000000"/>
+          <w:sz w:val="22"/>
+        </w:rPr>
+        <w:t>Le conge de mobilite peut etre propose par toute entreprise dans le cadre d'un accord portant rupture conventionnelle</w:t>
       </w:r>
     </w:p>
     <w:p>
       <w:r>
-        <w:t>collective ou dans le cadre d�entreprises ou groupe d�entreprises ayant conclu un accord collectif relatif � la gestion</w:t>
+        <w:rPr>
+          <w:b w:val="0"/>
+          <w:color w:val="000000"/>
+          <w:sz w:val="22"/>
+        </w:rPr>
+        <w:t>collective ou dans le cadre d'entreprises ou groupe d'entreprises ayant conclu un accord collectif relatif e la gestion</w:t>
       </w:r>
     </w:p>
     <w:p>
       <w:r>
-        <w:t>pr�visionnelle des emplois et des comp�tences (GPEC) :</w:t>
+        <w:rPr>
+          <w:b w:val="0"/>
+          <w:color w:val="000000"/>
+          <w:sz w:val="22"/>
+        </w:rPr>
+        <w:t>previsionnelle des emplois et des competences (GPEC) :</w:t>
       </w:r>
     </w:p>
     <w:p>
@@ -562,7 +1062,12 @@
         <w:pStyle w:val="ListBullet"/>
       </w:pPr>
       <w:r>
-        <w:t>d�au moins 300 salari�s ; -</w:t>
+        <w:rPr>
+          <w:b w:val="0"/>
+          <w:color w:val="000000"/>
+          <w:sz w:val="22"/>
+        </w:rPr>
+        <w:t>d'au moins 300 salaries ;</w:t>
       </w:r>
     </w:p>
     <w:p>
@@ -570,163 +1075,323 @@
         <w:pStyle w:val="ListBullet"/>
       </w:pPr>
       <w:r>
-        <w:t>ou de dimension communautaire comportant au moins un �tablissement d�au moins 150 salari�s en France. -</w:t>
+        <w:rPr>
+          <w:b w:val="0"/>
+          <w:color w:val="000000"/>
+          <w:sz w:val="22"/>
+        </w:rPr>
+        <w:t>ou de dimension communautaire comportant au moins un etablissement d'au moins 150 salaries en France.</w:t>
       </w:r>
     </w:p>
     <w:p>
       <w:r>
-        <w:t>Ce cong� est un outil d�anticipation des difficult�s que l�entreprise pourrait rencontrer. Celui-ci permet au salari� de</w:t>
+        <w:rPr>
+          <w:b w:val="0"/>
+          <w:color w:val="000000"/>
+          <w:sz w:val="22"/>
+        </w:rPr>
+        <w:t>Ce conge est un outil d'anticipation des difficultes que l'entreprise pourrait rencontrer. Celui-ci permet au salarie de</w:t>
       </w:r>
     </w:p>
     <w:p>
       <w:r>
-        <w:t>b�n�ficier de mesures d�accompagnement (formation, am�nagement du temps de travail�) pendant la dur�e de son</w:t>
+        <w:rPr>
+          <w:b w:val="0"/>
+          <w:color w:val="000000"/>
+          <w:sz w:val="22"/>
+        </w:rPr>
+        <w:t>ben'ficier de mesures d'accompagnement (formation, amenagement du temps de travaile) pendant la duree de son</w:t>
       </w:r>
     </w:p>
     <w:p>
       <w:r>
-        <w:t>pr�avis, dans ou hors de l�entreprise.</w:t>
+        <w:rPr>
+          <w:b w:val="0"/>
+          <w:color w:val="000000"/>
+          <w:sz w:val="22"/>
+        </w:rPr>
+        <w:t>preavis, dans ou hors de l'entreprise.</w:t>
       </w:r>
     </w:p>
     <w:p>
       <w:r>
-        <w:t>Le contrat de s�curisation professionnelle 3 �</w:t>
+        <w:rPr>
+          <w:b w:val="0"/>
+          <w:color w:val="000000"/>
+          <w:sz w:val="22"/>
+        </w:rPr>
+        <w:t>Le contrat de s'curisation professionnelle 3 e</w:t>
       </w:r>
     </w:p>
     <w:p>
       <w:r>
-        <w:t>La loi du 28 juillet 2011 a cr�� le contrat de s�curisation professionnelle. Il permet aux salari�s objet d�un licenciement</w:t>
+        <w:rPr>
+          <w:b w:val="0"/>
+          <w:color w:val="000000"/>
+          <w:sz w:val="22"/>
+        </w:rPr>
+        <w:t>La loi du 28 juillet 2011 a cree le contrat de s'curisation professionnelle. Il permet aux salaries objet d'un licenciement</w:t>
       </w:r>
     </w:p>
     <w:p>
       <w:r>
-        <w:t>�conomique de b�n�ficier de plusieurs mesures destin�es � favoriser leur retour vers l�emploi (pr�-bilan, �valuation des</w:t>
+        <w:rPr>
+          <w:b w:val="0"/>
+          <w:color w:val="000000"/>
+          <w:sz w:val="22"/>
+        </w:rPr>
+        <w:t>economique de ben'ficier de plusieurs mesures destinees e favoriser leur retour vers l'emploi (pre-bilan, evaluation des</w:t>
       </w:r>
     </w:p>
     <w:p>
       <w:r>
-        <w:t>comp�tences, p�riodes de formations). Lorsque l�entreprise est soumise � l��tablissement d�un plan de sauvegarde,</w:t>
+        <w:rPr>
+          <w:b w:val="0"/>
+          <w:color w:val="000000"/>
+          <w:sz w:val="22"/>
+        </w:rPr>
+        <w:t>competences, periodes de formations). Lorsque l'entreprise est soumise e l'etablissement d'un plan de sauvegarde,</w:t>
       </w:r>
     </w:p>
     <w:p>
       <w:r>
-        <w:t>cette proposition sera faite apr�s validation ou homologation de ce dernier par l�autorit� administrative.</w:t>
+        <w:rPr>
+          <w:b w:val="0"/>
+          <w:color w:val="000000"/>
+          <w:sz w:val="22"/>
+        </w:rPr>
+        <w:t>cette proposition sera faite apres validation ou homologation de ce dernier par l'autorite administrative.</w:t>
       </w:r>
     </w:p>
     <w:p>
       <w:r>
-        <w:t>� compter de son adh�sion (apr�s un d�lai de r�flexion de 21 jours), le salari� dont le contrat de travail est rompu per�oit,</w:t>
+        <w:rPr>
+          <w:b w:val="0"/>
+          <w:color w:val="000000"/>
+          <w:sz w:val="22"/>
+        </w:rPr>
+        <w:t>e compter de son adhesion (apres un d'lai de reflexion de 21 jours), le salarie dont le contrat de travail est rompu pereoit,</w:t>
       </w:r>
     </w:p>
     <w:p>
       <w:r>
-        <w:t>outre l�indemnit� de licenciement, une allocation sp�cifique.</w:t>
+        <w:rPr>
+          <w:b w:val="0"/>
+          <w:color w:val="000000"/>
+          <w:sz w:val="22"/>
+        </w:rPr>
+        <w:t>outre l'indemnite de licenciement, une allocation specifique.</w:t>
       </w:r>
     </w:p>
     <w:p>
       <w:r>
-        <w:t>Le cong� de conversion 4 �</w:t>
+        <w:rPr>
+          <w:b w:val="0"/>
+          <w:color w:val="000000"/>
+          <w:sz w:val="22"/>
+        </w:rPr>
+        <w:t>Le conge de conversion 4 e</w:t>
       </w:r>
     </w:p>
     <w:p>
       <w:r>
-        <w:t>D�une dur�e au moins �gale � 4 mois, le cong� de conversion permet au salari� licenci� pour motif �conomique de</w:t>
+        <w:rPr>
+          <w:b w:val="0"/>
+          <w:color w:val="000000"/>
+          <w:sz w:val="22"/>
+        </w:rPr>
+        <w:t>D'une duree au moins egale e 4 mois, le conge de conversion permet au salarie licencie pour motif economique de</w:t>
       </w:r>
     </w:p>
     <w:p>
       <w:r>
-        <w:t>b�n�ficier d�une aide au reclassement en dehors de l�entreprise ainsi qu�� la r�insertion professionnelle en dehors de</w:t>
+        <w:rPr>
+          <w:b w:val="0"/>
+          <w:color w:val="000000"/>
+          <w:sz w:val="22"/>
+        </w:rPr>
+        <w:t>ben'ficier d'une aide au reclassement en dehors de l'entreprise ainsi qu'e la reinsertion professionnelle en dehors de</w:t>
       </w:r>
     </w:p>
     <w:p>
       <w:r>
-        <w:t>l�entreprise. L�allocation ne peut �tre inf�rieure � 85% du SMIC brut. Le cong� de conversion peut �tre mis en place</w:t>
+        <w:rPr>
+          <w:b w:val="0"/>
+          <w:color w:val="000000"/>
+          <w:sz w:val="22"/>
+        </w:rPr>
+        <w:t>l'entreprise. L'allocation ne peut etre inferieure e 85% du SMIC brut. Le conge de conversion peut etre mis en place</w:t>
       </w:r>
     </w:p>
     <w:p>
       <w:r>
-        <w:t>lorsque l�entreprise n�est pas tenue au cong� de reclassement et apr�s autorisation de la DREETS.</w:t>
+        <w:rPr>
+          <w:b w:val="0"/>
+          <w:color w:val="000000"/>
+          <w:sz w:val="22"/>
+        </w:rPr>
+        <w:t>lorsque l'entreprise n'est pas tenue au conge de reclassement et apres autorisation de la DREETS.</w:t>
       </w:r>
     </w:p>
     <w:p>
       <w:r>
-        <w:t>La priorit� de r� embauchage 5 �</w:t>
+        <w:rPr>
+          <w:b w:val="0"/>
+          <w:color w:val="000000"/>
+          <w:sz w:val="22"/>
+        </w:rPr>
+        <w:t>La priorite de re embauchage 5 e</w:t>
       </w:r>
     </w:p>
     <w:p>
       <w:r>
-        <w:t>Tout salari� licenci� pour motif �conomique peut b�n�ficier pendant un an � compter de la rupture d�une priorit� de</w:t>
+        <w:rPr>
+          <w:b w:val="0"/>
+          <w:color w:val="000000"/>
+          <w:sz w:val="22"/>
+        </w:rPr>
+        <w:t>Tout salarie licencie pour motif economique peut ben'ficier pendant un an e compter de la rupture d'une priorite de</w:t>
       </w:r>
     </w:p>
     <w:p>
       <w:r>
-        <w:t>r� embauchage � condition d�en faire la demande (C. trav., art. L. 1233-45). L�employeur doit mentionner l�existence de</w:t>
+        <w:rPr>
+          <w:b w:val="0"/>
+          <w:color w:val="000000"/>
+          <w:sz w:val="22"/>
+        </w:rPr>
+        <w:t>re embauchage e condition d'en faire la demande (C. trav., art. L. 1233-45). L'employeur doit mentionner l'existence de</w:t>
       </w:r>
     </w:p>
     <w:p>
       <w:r>
-        <w:t>cette priorit� et ses conditions de mise en �uvre dans la lettre de licenciement (C. trav., art. L. 1233-16). En cas de</w:t>
+        <w:rPr>
+          <w:b w:val="0"/>
+          <w:color w:val="000000"/>
+          <w:sz w:val="22"/>
+        </w:rPr>
+        <w:t>cette priorite et ses conditions de mise en euvre dans la lettre de licenciement (C. trav., art. L. 1233-16). En cas de</w:t>
       </w:r>
     </w:p>
     <w:p>
       <w:r>
-        <w:t>contentieux, la charge de la preuve du respect du droit de priorit� de r�embauchage p�se sur l�employeur, le</w:t>
+        <w:rPr>
+          <w:b w:val="0"/>
+          <w:color w:val="000000"/>
+          <w:sz w:val="22"/>
+        </w:rPr>
+        <w:t>contentieux, la charge de la preuve du respect du droit de priorite de reembauchage pese sur l'employeur, le</w:t>
       </w:r>
     </w:p>
     <w:p>
       <w:r>
-        <w:t>salari� n�ayant pas � d�montrer que son droit n�a pas �t� respect� (Cass. soc. 13 novembre 2013).</w:t>
+        <w:rPr>
+          <w:b w:val="0"/>
+          <w:color w:val="000000"/>
+          <w:sz w:val="22"/>
+        </w:rPr>
+        <w:t>salarie n'ayant pas e d'montrer que son droit n'a pas et' respecte (Cass. soc. 13 novembre 2013).</w:t>
       </w:r>
     </w:p>
     <w:p/>
     <w:p>
       <w:r>
-        <w:t>Le plan de sauvegarde de l�emploi 6 �</w:t>
+        <w:rPr>
+          <w:b w:val="0"/>
+          <w:color w:val="000000"/>
+          <w:sz w:val="22"/>
+        </w:rPr>
+        <w:t>Le plan de sauvegarde de l'emploi 6 e</w:t>
       </w:r>
     </w:p>
     <w:p>
       <w:r>
-        <w:t>Obligatoire dans toute entreprise d�au moins 50 salari�s proc�dant � un licenciement �conomique de plus de 10 salari�s</w:t>
+        <w:rPr>
+          <w:b w:val="0"/>
+          <w:color w:val="000000"/>
+          <w:sz w:val="22"/>
+        </w:rPr>
+        <w:t>Obligatoire dans toute entreprise d'au moins 50 salaries procedant e un licenciement economique de plus de 10 salaries</w:t>
       </w:r>
     </w:p>
     <w:p>
       <w:r>
-        <w:t>et plus sur 30 jours, le plan de sauvegarde comprend l�ensemble des actions pouvant favoriser le reclassement et le</w:t>
+        <w:rPr>
+          <w:b w:val="0"/>
+          <w:color w:val="000000"/>
+          <w:sz w:val="22"/>
+        </w:rPr>
+        <w:t>et plus sur 30 jours, le plan de sauvegarde comprend l'ensemble des actions pouvant favoriser le reclassement et le</w:t>
       </w:r>
     </w:p>
     <w:p>
       <w:r>
-        <w:t>retour � l�emploi. Imp�rativement soumis au CSE ainsi qu�� la DREETS, le plan peut contenir des actions de</w:t>
+        <w:rPr>
+          <w:b w:val="0"/>
+          <w:color w:val="000000"/>
+          <w:sz w:val="22"/>
+        </w:rPr>
+        <w:t>retour e l'emploi. Imperativement soumis au CSE ainsi qu'e la DREETS, le plan peut contenir des actions de</w:t>
       </w:r>
     </w:p>
     <w:p>
       <w:r>
-        <w:t>reclassement interne, des actions de soutien � la cr�ation d�activit�s nouvelles ou encore des mesures d�am�nagement</w:t>
+        <w:rPr>
+          <w:b w:val="0"/>
+          <w:color w:val="000000"/>
+          <w:sz w:val="22"/>
+        </w:rPr>
+        <w:t>reclassement interne, des actions de soutien e la creation d'activites nouvelles ou encore des mesures d'amenagement</w:t>
       </w:r>
     </w:p>
     <w:p>
       <w:r>
-        <w:t>de la dur�e du travail. Les dispositions doivent b�n�ficier � l�ensemble des salari�s concern�s par un licenciement</w:t>
+        <w:rPr>
+          <w:b w:val="0"/>
+          <w:color w:val="000000"/>
+          <w:sz w:val="22"/>
+        </w:rPr>
+        <w:t>de la duree du travail. Les dispositions doivent ben'ficier e l'ensemble des salaries concernes par un licenciement</w:t>
       </w:r>
     </w:p>
     <w:p>
       <w:r>
-        <w:t>�conomique.</w:t>
+        <w:rPr>
+          <w:b w:val="0"/>
+          <w:color w:val="000000"/>
+          <w:sz w:val="22"/>
+        </w:rPr>
+        <w:t>economique.</w:t>
       </w:r>
     </w:p>
     <w:p>
       <w:r>
-        <w:t>La proc�dure d��tablissement du PSE a �t� profond�ment remani�e par la loi du 14 juin 2013 et les ordonnances des 22</w:t>
+        <w:rPr>
+          <w:b w:val="0"/>
+          <w:color w:val="000000"/>
+          <w:sz w:val="22"/>
+        </w:rPr>
+        <w:t>La procedure d'etablissement du PSE a et' profondement remaniee par la loi du 14 juin 2013 et les ordonnances des 22</w:t>
       </w:r>
     </w:p>
     <w:p>
       <w:r>
-        <w:t>septembre et 20 d�cembre 2017 (art.1233-21 � 1233-24-4 C. trav.). En effet, pour les entreprises concern�es, la loi pr�voit</w:t>
+        <w:rPr>
+          <w:b w:val="0"/>
+          <w:color w:val="000000"/>
+          <w:sz w:val="22"/>
+        </w:rPr>
+        <w:t>septembre et 20 d'cembre 2017 (art.1233-21 e 1233-24-4 C. trav.). En effet, pour les entreprises concernees, la loi prevoit</w:t>
       </w:r>
     </w:p>
     <w:p>
       <w:r>
-        <w:t>d�sormais deux proc�dures :</w:t>
+        <w:rPr>
+          <w:b w:val="0"/>
+          <w:color w:val="000000"/>
+          <w:sz w:val="22"/>
+        </w:rPr>
+        <w:t>d'sormais deux procedures :</w:t>
       </w:r>
     </w:p>
     <w:p>
@@ -734,31 +1399,61 @@
         <w:pStyle w:val="ListBullet"/>
       </w:pPr>
       <w:r>
-        <w:t>l��tablissement du PSE par voie n�goci�e. Le plan ainsi que les modalit�s de consultation du CSE peuvent �tre �tablis -</w:t>
+        <w:rPr>
+          <w:b w:val="0"/>
+          <w:color w:val="000000"/>
+          <w:sz w:val="22"/>
+        </w:rPr>
+        <w:t>l'etablissement du PSE par voie n'gociee. Le plan ainsi que les modalites de consultation du CSE peuvent etre etablis</w:t>
       </w:r>
     </w:p>
     <w:p>
       <w:r>
-        <w:t>conjointement par l�employeur et les organisations syndicales repr�sentatives dans le cadre d�un accord qui doit</w:t>
+        <w:rPr>
+          <w:b w:val="0"/>
+          <w:color w:val="000000"/>
+          <w:sz w:val="22"/>
+        </w:rPr>
+        <w:t>conjointement par l'employeur et les organisations syndicales representatives dans le cadre d'un accord qui doit</w:t>
       </w:r>
     </w:p>
     <w:p>
       <w:r>
-        <w:t>�tre adopt� par une ou plusieurs organisations syndicales repr�sentatives ayant recueilli au moins 50% des suffrages</w:t>
+        <w:rPr>
+          <w:b w:val="0"/>
+          <w:color w:val="000000"/>
+          <w:sz w:val="22"/>
+        </w:rPr>
+        <w:t>etre adopte par une ou plusieurs organisations syndicales representatives ayant recueilli au moins 50% des suffrages</w:t>
       </w:r>
     </w:p>
     <w:p>
       <w:r>
-        <w:t>exprim�s en faveur d�organisations reconnues repr�sentatives au premier tour des derni�res �lections des titulaires</w:t>
+        <w:rPr>
+          <w:b w:val="0"/>
+          <w:color w:val="000000"/>
+          <w:sz w:val="22"/>
+        </w:rPr>
+        <w:t>exprimes en faveur d'organisations reconnues representatives au premier tour des dernieres elections des titulaires</w:t>
       </w:r>
     </w:p>
     <w:p>
       <w:r>
-        <w:t>au comit� social et �conomique, quel que soit le nombre de votants. Le plan entre alors en vigueur apr�s validation</w:t>
+        <w:rPr>
+          <w:b w:val="0"/>
+          <w:color w:val="000000"/>
+          <w:sz w:val="22"/>
+        </w:rPr>
+        <w:t>au comite social et economique, quel que soit le nombre de votants. Le plan entre alors en vigueur apres validation</w:t>
       </w:r>
     </w:p>
     <w:p>
       <w:r>
+        <w:rPr>
+          <w:b w:val="0"/>
+          <w:color w:val="000000"/>
+          <w:sz w:val="22"/>
+        </w:rPr>
         <w:t>par la DREETS ;</w:t>
       </w:r>
     </w:p>
@@ -767,272 +1462,162 @@
         <w:pStyle w:val="ListBullet"/>
       </w:pPr>
       <w:r>
-        <w:t>l��tablissement du PSE par voie unilat�rale. L�employeur n�est pas tenu d�engager des n�gociations en vue d�un -</w:t>
+        <w:rPr>
+          <w:b w:val="0"/>
+          <w:color w:val="000000"/>
+          <w:sz w:val="22"/>
+        </w:rPr>
+        <w:t>l'etablissement du PSE par voie unilaterale. L'employeur n'est pas tenu d'engager des n'gociations en vue d'un</w:t>
       </w:r>
     </w:p>
     <w:p>
       <w:r>
-        <w:t>accord sur le PSE et peut apr�s la derni�re consultation du CSE �tablir un document unilat�ral fixant le contenu du</w:t>
+        <w:rPr>
+          <w:b w:val="0"/>
+          <w:color w:val="000000"/>
+          <w:sz w:val="22"/>
+        </w:rPr>
+        <w:t>accord sur le PSE et peut apres la derniere consultation du CSE etablir un document unilateral fixant le contenu du</w:t>
       </w:r>
     </w:p>
     <w:p>
       <w:r>
-        <w:t>PSE dans le respect des dispositions imp�ratives. Le document doit ensuite �tre homologu� par la DREETS.</w:t>
+        <w:rPr>
+          <w:b w:val="0"/>
+          <w:color w:val="000000"/>
+          <w:sz w:val="22"/>
+        </w:rPr>
+        <w:t>PSE dans le respect des dispositions imperatives. Le document doit ensuite etre homologue par la DREETS.</w:t>
       </w:r>
     </w:p>
     <w:p>
       <w:r>
-        <w:t>La d�cision de cette derni�re peut faire l�objet d�un recours en annulation devant le tribunal administratif.</w:t>
+        <w:rPr>
+          <w:b w:val="0"/>
+          <w:color w:val="000000"/>
+          <w:sz w:val="22"/>
+        </w:rPr>
+        <w:t>La d'cision de cette derniere peut faire l'objet d'un recours en annulation devant le tribunal administratif.</w:t>
       </w:r>
     </w:p>
     <w:p>
       <w:r>
-        <w:t>L�annulation de la d�cision de validation ou d�homologation donne lieu, sous r�serve de l�accord des parties, � la r�in-</w:t>
+        <w:rPr>
+          <w:b w:val="0"/>
+          <w:color w:val="000000"/>
+          <w:sz w:val="22"/>
+        </w:rPr>
+        <w:t>L'annulation de la d'cision de validation ou d'homologation donne lieu, sous reserve de l'accord des parties, e la rein-</w:t>
       </w:r>
     </w:p>
     <w:p>
       <w:r>
-        <w:t>t�gration du salari� dans l�entreprise ou � d�faut au versement d�indemnit�s.</w:t>
+        <w:rPr>
+          <w:b w:val="0"/>
+          <w:color w:val="000000"/>
+          <w:sz w:val="22"/>
+        </w:rPr>
+        <w:t>t'gration du salarie dans l'entreprise ou e d'faut au versement d'indemnites.</w:t>
       </w:r>
     </w:p>
     <w:p>
       <w:r>
-        <w:t>Cependant et d�sormais, lorsque l�annulation est prononc�e pour insuffisance de motivation, l�autorit� administrative</w:t>
+        <w:rPr>
+          <w:b w:val="0"/>
+          <w:color w:val="000000"/>
+          <w:sz w:val="22"/>
+        </w:rPr>
+        <w:t>Cependant et d'sormais, lorsque l'annulation est prononcee pour insuffisance de motivation, l'autorite administrative</w:t>
       </w:r>
     </w:p>
     <w:p>
       <w:r>
-        <w:t>dispose d�un d�lai de 15 jours � compter du jugement pour prendre une nouvelle d�cision suffisamment motiv�e. D�s</w:t>
+        <w:rPr>
+          <w:b w:val="0"/>
+          <w:color w:val="000000"/>
+          <w:sz w:val="22"/>
+        </w:rPr>
+        <w:t>dispose d'un d'lai de 15 jours e compter du jugement pour prendre une nouvelle d'cision suffisamment motivee. D's</w:t>
       </w:r>
     </w:p>
     <w:p>
       <w:r>
-        <w:t>lors l�annulation premi�re est sans incidence sur la validit� des licenciements.</w:t>
+        <w:rPr>
+          <w:b w:val="0"/>
+          <w:color w:val="000000"/>
+          <w:sz w:val="22"/>
+        </w:rPr>
+        <w:t>lors l'annulation premiere est sans incidence sur la validite des licenciements.</w:t>
       </w:r>
     </w:p>
     <w:p>
       <w:r>
-        <w:t>Les accords de performance collective 7 �</w:t>
+        <w:rPr>
+          <w:b w:val="0"/>
+          <w:color w:val="000000"/>
+          <w:sz w:val="22"/>
+        </w:rPr>
+        <w:t>Les accords de performance collective 7 e</w:t>
       </w:r>
     </w:p>
     <w:p>
       <w:r>
-        <w:t>Ils fusionnent et remplacent les accords de maintien et de d�veloppement de l�emploi. Adopt�s par accord majoritaire,</w:t>
+        <w:rPr>
+          <w:b w:val="0"/>
+          <w:color w:val="000000"/>
+          <w:sz w:val="22"/>
+        </w:rPr>
+        <w:t>Ils fusionnent et remplacent les accords de maintien et de d'veloppement de l'emploi. Adoptes par accord majoritaire,</w:t>
       </w:r>
     </w:p>
     <w:p>
       <w:r>
-        <w:t>ils peuvent am�nager la dur�e du travail, la r�mun�ration et organiser la mobilit� professionnelle ou g�ographique des</w:t>
+        <w:rPr>
+          <w:b w:val="0"/>
+          <w:color w:val="000000"/>
+          <w:sz w:val="22"/>
+        </w:rPr>
+        <w:t>ils peuvent amenager la duree du travail, la remuneration et organiser la mobilite professionnelle ou geographique des</w:t>
       </w:r>
     </w:p>
     <w:p>
       <w:r>
-        <w:t>salari�s de l�entreprise.</w:t>
+        <w:rPr>
+          <w:b w:val="0"/>
+          <w:color w:val="000000"/>
+          <w:sz w:val="22"/>
+        </w:rPr>
+        <w:t>salaries de l'entreprise.</w:t>
       </w:r>
     </w:p>
     <w:p>
       <w:r>
-        <w:t>Une fois adopt�, l�employeur doit informer individuellement les salari�s concern�s des effets dudit accord sur leur contrat</w:t>
+        <w:rPr>
+          <w:b w:val="0"/>
+          <w:color w:val="000000"/>
+          <w:sz w:val="22"/>
+        </w:rPr>
+        <w:t>Une fois adopte, l'employeur doit informer individuellement les salaries concernes des effets dudit accord sur leur contrat</w:t>
       </w:r>
     </w:p>
     <w:p>
       <w:r>
-        <w:t>de travail. Ils disposent du d�lai d�un mois pour faire conna�tre leur acceptation ou leur refus. En cas d�acceptation, celui-ci</w:t>
+        <w:rPr>
+          <w:b w:val="0"/>
+          <w:color w:val="000000"/>
+          <w:sz w:val="22"/>
+        </w:rPr>
+        <w:t>de travail. Ils disposent du d'lai d'un mois pour faire connaetre leur acceptation ou leur refus. En cas d'acceptation, celui-ci</w:t>
       </w:r>
     </w:p>
     <w:p>
       <w:r>
-        <w:t>s�applique ; en cas de refus l�employeur peut engager une proc�dure de licenciement dans les deux mois.</w:t>
-      </w:r>
-    </w:p>
-    <w:p/>
-    <w:p/>
-    <w:p>
-      <w:pPr>
-        <w:pStyle w:val="Heading2"/>
-      </w:pPr>
-      <w:r>
-        <w:t>LA PROC�DURE DU LICENCIEMENT POUR MOTIF �CONOMIQUE III �</w:t>
-      </w:r>
-    </w:p>
-    <w:p>
-      <w:pPr>
-        <w:pStyle w:val="Heading2"/>
-      </w:pPr>
-      <w:r>
-        <w:t>LA PROC�DURE DE LICENCIEMENT �CONOMIQUE INDIVIDUEL. A �</w:t>
-      </w:r>
-    </w:p>
-    <w:p>
-      <w:r>
-        <w:t>Une fois accomplies les obligations relatives � la formation et au reclassement du salari�, l�employeur doit s�astreindre</w:t>
-      </w:r>
-    </w:p>
-    <w:p>
-      <w:r>
-        <w:t>au respect de la proc�dure suivante :</w:t>
-      </w:r>
-    </w:p>
-    <w:p>
-      <w:pPr>
-        <w:pStyle w:val="Heading2"/>
-      </w:pPr>
-      <w:r>
-        <w:t>CONVOCATION DU SALARI� � L�ENTRETIEN</w:t>
-      </w:r>
-    </w:p>
-    <w:p>
-      <w:r>
-        <w:t>?</w:t>
-      </w:r>
-    </w:p>
-    <w:p>
-      <w:r>
-        <w:t>Remise par lettre recommand�e ou en main propre contre d�charge, la convocation doit comporter les mentions</w:t>
-      </w:r>
-    </w:p>
-    <w:p>
-      <w:r>
-        <w:t>suivantes :</w:t>
-      </w:r>
-    </w:p>
-    <w:p>
-      <w:r>
-        <w:t>L�objet de l�entretien. Il doit �tre pr�cis et sans �quivoque.</w:t>
-      </w:r>
-    </w:p>
-    <w:p>
-      <w:r>
-        <w:t>La date, l�heure et le lieu de l�entretien.</w:t>
-      </w:r>
-    </w:p>
-    <w:p>
-      <w:r>
-        <w:t>La possibilit� pour le salari� de se faire assister par un membre de l�entreprise et � d�faut d�institutions repr�sentatives</w:t>
-      </w:r>
-    </w:p>
-    <w:p>
-      <w:r>
-        <w:t>du personnel par une personne ext�rieure.</w:t>
-      </w:r>
-    </w:p>
-    <w:p>
-      <w:pPr>
-        <w:pStyle w:val="Heading2"/>
-      </w:pPr>
-      <w:r>
-        <w:t>L�ENTRETIEN PR�ALABLE</w:t>
-      </w:r>
-    </w:p>
-    <w:p>
-      <w:r>
-        <w:t>?</w:t>
-      </w:r>
-    </w:p>
-    <w:p>
-      <w:r>
-        <w:t>Il se d�roule comme pour le licenciement pour motif personnel et ne peut se tenir moins de 5 jours ouvrables apr�s</w:t>
-      </w:r>
-    </w:p>
-    <w:p>
-      <w:r>
-        <w:t>pr�sentation de la lettre de convocation. Cependant c�est � cette occasion que l�employeur informe le salari� des</w:t>
-      </w:r>
-    </w:p>
-    <w:p>
-      <w:r>
-        <w:t>mesures de reclassement dont il peut b�n�ficier.</w:t>
-      </w:r>
-    </w:p>
-    <w:p>
-      <w:pPr>
-        <w:pStyle w:val="Heading2"/>
-      </w:pPr>
-      <w:r>
-        <w:t>LA NOTIFICATION DU LICENCIEMENT</w:t>
-      </w:r>
-    </w:p>
-    <w:p>
-      <w:r>
-        <w:t>?</w:t>
-      </w:r>
-    </w:p>
-    <w:p>
-      <w:r>
-        <w:t>La notification est effectu�e par lettre recommand�e avec AR. � compter de l�entretien (Art. 1233-15 du Code du</w:t>
-      </w:r>
-    </w:p>
-    <w:p>
-      <w:r>
-        <w:t>travail), elle ne peut �tre envoy�e moins de :</w:t>
-      </w:r>
-    </w:p>
-    <w:p>
-      <w:pPr>
-        <w:pStyle w:val="ListBullet"/>
-      </w:pPr>
-      <w:r>
-        <w:t>7 jours ouvrables pour un salari� non cadre ; -</w:t>
-      </w:r>
-    </w:p>
-    <w:p>
-      <w:pPr>
-        <w:pStyle w:val="ListBullet"/>
-      </w:pPr>
-      <w:r>
-        <w:t>15 jours ouvrables pour un cadre. -</w:t>
-      </w:r>
-    </w:p>
-    <w:p>
-      <w:r>
-        <w:t>Elle doit mentionner imp�rativement :</w:t>
-      </w:r>
-    </w:p>
-    <w:p>
-      <w:pPr>
-        <w:pStyle w:val="ListBullet"/>
-      </w:pPr>
-      <w:r>
-        <w:t>le motif �conomique justifiant la rupture du contrat de travail. Il doit �tre suffisamment clair et pr�cis pour �tre une -</w:t>
-      </w:r>
-    </w:p>
-    <w:p>
-      <w:r>
-        <w:t>cause r�elle et s�rieuse de licenciement. Par exemple, l�absence de pr�cision quant � l�incidence des difficult�s</w:t>
-      </w:r>
-    </w:p>
-    <w:p>
-      <w:r>
-        <w:t>�conomiques all�gu�es sur l�emploi ou le contrat de travail du salari� a pour effet de rendre le licenciement sans</w:t>
-      </w:r>
-    </w:p>
-    <w:p>
-      <w:r>
-        <w:t>cause r�elle et s�rieuse (en ce sens, Cass. soc. 4 octobre 2023) ;</w:t>
-      </w:r>
-    </w:p>
-    <w:p>
-      <w:pPr>
-        <w:pStyle w:val="ListBullet"/>
-      </w:pPr>
-      <w:r>
-        <w:t>la priorit� de r�embauchage d�une ann�e auquel le salari� peut avoir droit ; -</w:t>
-      </w:r>
-    </w:p>
-    <w:p>
-      <w:pPr>
-        <w:pStyle w:val="ListBullet"/>
-      </w:pPr>
-      <w:r>
-        <w:t>la possibilit� d�utiliser le droit � la formation notamment pendant le pr�avis ; -</w:t>
-      </w:r>
-    </w:p>
-    <w:p>
-      <w:pPr>
-        <w:pStyle w:val="ListBullet"/>
-      </w:pPr>
-      <w:r>
-        <w:t>la date d�expiration du pr�avis. -</w:t>
+        <w:rPr>
+          <w:b w:val="0"/>
+          <w:color w:val="000000"/>
+          <w:sz w:val="22"/>
+        </w:rPr>
+        <w:t>s'applique ; en cas de refus l'employeur peut engager une procedure de licenciement dans les deux mois.</w:t>
       </w:r>
     </w:p>
     <w:p/>
@@ -1041,22 +1626,12 @@
         <w:pStyle w:val="Heading2"/>
       </w:pPr>
       <w:r>
-        <w:t>L�INFORMATION DE L�ADMINISTRATION</w:t>
-      </w:r>
-    </w:p>
-    <w:p>
-      <w:r>
-        <w:t>?</w:t>
-      </w:r>
-    </w:p>
-    <w:p>
-      <w:r>
-        <w:t>L�employeur doit informer la Direction r�gionale de l��conomie, de l�emploi, du travail et des solidarit�s (DREETS) du</w:t>
-      </w:r>
-    </w:p>
-    <w:p>
-      <w:r>
-        <w:t>licenciement �conomique dans les 8 jours suivant la notification faite au salari�.</w:t>
+        <w:rPr>
+          <w:b/>
+          <w:color w:val="2F5496"/>
+          <w:sz w:val="24"/>
+        </w:rPr>
+        <w:t>LA PROCeDURE DU LICENCIEMENT POUR MOTIF eCONOMIQUE III e</w:t>
       </w:r>
     </w:p>
     <w:p>
@@ -1064,12 +1639,32 @@
         <w:pStyle w:val="Heading2"/>
       </w:pPr>
       <w:r>
-        <w:t>LA PROC�DURE DE LICENCIEMENT �CONOMIQUE DE 2 � 9 SALARI�S. B �</w:t>
+        <w:rPr>
+          <w:b/>
+          <w:color w:val="2F5496"/>
+          <w:sz w:val="24"/>
+        </w:rPr>
+        <w:t>LA PROCeDURE DE LICENCIEMENT eCONOMIQUE INDIVIDUEL. A e</w:t>
       </w:r>
     </w:p>
     <w:p>
       <w:r>
-        <w:t>La proc�dure, si elle conserve globalement la m�me architecture, s�enrichit d��l�ments suppl�mentaires.</w:t>
+        <w:rPr>
+          <w:b w:val="0"/>
+          <w:color w:val="000000"/>
+          <w:sz w:val="22"/>
+        </w:rPr>
+        <w:t>Une fois accomplies les obligations relatives e la formation et au reclassement du salarie, l'employeur doit s'astreindre</w:t>
+      </w:r>
+    </w:p>
+    <w:p>
+      <w:r>
+        <w:rPr>
+          <w:b w:val="0"/>
+          <w:color w:val="000000"/>
+          <w:sz w:val="22"/>
+        </w:rPr>
+        <w:t>au respect de la procedure suivante :</w:t>
       </w:r>
     </w:p>
     <w:p>
@@ -1077,11 +1672,385 @@
         <w:pStyle w:val="Heading2"/>
       </w:pPr>
       <w:r>
-        <w:t>OBLIGATION PR�ALABLE DE FORMATION ET DE RECLASSEMENT DU SALARI�</w:t>
+        <w:rPr>
+          <w:b/>
+          <w:color w:val="2F5496"/>
+          <w:sz w:val="24"/>
+        </w:rPr>
+        <w:t>CONVOCATION DU SALARIe e L'ENTRETIEN</w:t>
       </w:r>
     </w:p>
     <w:p>
       <w:r>
+        <w:rPr>
+          <w:b w:val="0"/>
+          <w:color w:val="000000"/>
+          <w:sz w:val="22"/>
+        </w:rPr>
+        <w:t>?</w:t>
+      </w:r>
+    </w:p>
+    <w:p>
+      <w:r>
+        <w:rPr>
+          <w:b w:val="0"/>
+          <w:color w:val="000000"/>
+          <w:sz w:val="22"/>
+        </w:rPr>
+        <w:t>Remise par lettre recommandee ou en main propre contre d'charge, la convocation doit comporter les mentions</w:t>
+      </w:r>
+    </w:p>
+    <w:p>
+      <w:r>
+        <w:rPr>
+          <w:b w:val="0"/>
+          <w:color w:val="000000"/>
+          <w:sz w:val="22"/>
+        </w:rPr>
+        <w:t>suivantes :</w:t>
+      </w:r>
+    </w:p>
+    <w:p>
+      <w:r>
+        <w:rPr>
+          <w:b w:val="0"/>
+          <w:color w:val="000000"/>
+          <w:sz w:val="22"/>
+        </w:rPr>
+        <w:t>L'objet de l'entretien. Il doit etre precis et sans equivoque.</w:t>
+      </w:r>
+    </w:p>
+    <w:p>
+      <w:r>
+        <w:rPr>
+          <w:b w:val="0"/>
+          <w:color w:val="000000"/>
+          <w:sz w:val="22"/>
+        </w:rPr>
+        <w:t>La date, l'heure et le lieu de l'entretien.</w:t>
+      </w:r>
+    </w:p>
+    <w:p>
+      <w:r>
+        <w:rPr>
+          <w:b w:val="0"/>
+          <w:color w:val="000000"/>
+          <w:sz w:val="22"/>
+        </w:rPr>
+        <w:t>La possibilite pour le salarie de se faire assister par un membre de l'entreprise et e d'faut d'institutions representatives</w:t>
+      </w:r>
+    </w:p>
+    <w:p>
+      <w:r>
+        <w:rPr>
+          <w:b w:val="0"/>
+          <w:color w:val="000000"/>
+          <w:sz w:val="22"/>
+        </w:rPr>
+        <w:t>du personnel par une personne exterieure.</w:t>
+      </w:r>
+    </w:p>
+    <w:p>
+      <w:pPr>
+        <w:pStyle w:val="Heading2"/>
+      </w:pPr>
+      <w:r>
+        <w:rPr>
+          <w:b/>
+          <w:color w:val="2F5496"/>
+          <w:sz w:val="24"/>
+        </w:rPr>
+        <w:t>L'ENTRETIEN PReALABLE</w:t>
+      </w:r>
+    </w:p>
+    <w:p>
+      <w:r>
+        <w:rPr>
+          <w:b w:val="0"/>
+          <w:color w:val="000000"/>
+          <w:sz w:val="22"/>
+        </w:rPr>
+        <w:t>?</w:t>
+      </w:r>
+    </w:p>
+    <w:p>
+      <w:r>
+        <w:rPr>
+          <w:b w:val="0"/>
+          <w:color w:val="000000"/>
+          <w:sz w:val="22"/>
+        </w:rPr>
+        <w:t>Il se d'roule comme pour le licenciement pour motif personnel et ne peut se tenir moins de 5 jours ouvrables apres</w:t>
+      </w:r>
+    </w:p>
+    <w:p>
+      <w:r>
+        <w:rPr>
+          <w:b w:val="0"/>
+          <w:color w:val="000000"/>
+          <w:sz w:val="22"/>
+        </w:rPr>
+        <w:t>presentation de la lettre de convocation. Cependant c'est e cette occasion que l'employeur informe le salarie des</w:t>
+      </w:r>
+    </w:p>
+    <w:p>
+      <w:r>
+        <w:rPr>
+          <w:b w:val="0"/>
+          <w:color w:val="000000"/>
+          <w:sz w:val="22"/>
+        </w:rPr>
+        <w:t>mesures de reclassement dont il peut ben'ficier.</w:t>
+      </w:r>
+    </w:p>
+    <w:p>
+      <w:pPr>
+        <w:pStyle w:val="Heading2"/>
+      </w:pPr>
+      <w:r>
+        <w:rPr>
+          <w:b/>
+          <w:color w:val="2F5496"/>
+          <w:sz w:val="24"/>
+        </w:rPr>
+        <w:t>LA NOTIFICATION DU LICENCIEMENT</w:t>
+      </w:r>
+    </w:p>
+    <w:p>
+      <w:r>
+        <w:rPr>
+          <w:b w:val="0"/>
+          <w:color w:val="000000"/>
+          <w:sz w:val="22"/>
+        </w:rPr>
+        <w:t>?</w:t>
+      </w:r>
+    </w:p>
+    <w:p>
+      <w:r>
+        <w:rPr>
+          <w:b w:val="0"/>
+          <w:color w:val="000000"/>
+          <w:sz w:val="22"/>
+        </w:rPr>
+        <w:t>La notification est effectuee par lettre recommandee avec AR. e compter de l'entretien (Art. 1233-15 du Code du</w:t>
+      </w:r>
+    </w:p>
+    <w:p>
+      <w:r>
+        <w:rPr>
+          <w:b w:val="0"/>
+          <w:color w:val="000000"/>
+          <w:sz w:val="22"/>
+        </w:rPr>
+        <w:t>travail), elle ne peut etre envoyee moins de :</w:t>
+      </w:r>
+    </w:p>
+    <w:p>
+      <w:pPr>
+        <w:pStyle w:val="ListBullet"/>
+      </w:pPr>
+      <w:r>
+        <w:rPr>
+          <w:b w:val="0"/>
+          <w:color w:val="000000"/>
+          <w:sz w:val="22"/>
+        </w:rPr>
+        <w:t>7 jours ouvrables pour un salarie non cadre ;</w:t>
+      </w:r>
+    </w:p>
+    <w:p>
+      <w:pPr>
+        <w:pStyle w:val="ListBullet"/>
+      </w:pPr>
+      <w:r>
+        <w:rPr>
+          <w:b w:val="0"/>
+          <w:color w:val="000000"/>
+          <w:sz w:val="22"/>
+        </w:rPr>
+        <w:t>15 jours ouvrables pour un cadre.</w:t>
+      </w:r>
+    </w:p>
+    <w:p>
+      <w:r>
+        <w:rPr>
+          <w:b w:val="0"/>
+          <w:color w:val="000000"/>
+          <w:sz w:val="22"/>
+        </w:rPr>
+        <w:t>Elle doit mentionner imperativement :</w:t>
+      </w:r>
+    </w:p>
+    <w:p>
+      <w:pPr>
+        <w:pStyle w:val="ListBullet"/>
+      </w:pPr>
+      <w:r>
+        <w:rPr>
+          <w:b w:val="0"/>
+          <w:color w:val="000000"/>
+          <w:sz w:val="22"/>
+        </w:rPr>
+        <w:t>le motif economique justifiant la rupture du contrat de travail. Il doit etre suffisamment clair et precis pour etre une</w:t>
+      </w:r>
+    </w:p>
+    <w:p>
+      <w:r>
+        <w:rPr>
+          <w:b w:val="0"/>
+          <w:color w:val="000000"/>
+          <w:sz w:val="22"/>
+        </w:rPr>
+        <w:t>cause reelle et s'rieuse de licenciement. Par exemple, l'absence de precision quant e l'incidence des difficultes</w:t>
+      </w:r>
+    </w:p>
+    <w:p>
+      <w:r>
+        <w:rPr>
+          <w:b w:val="0"/>
+          <w:color w:val="000000"/>
+          <w:sz w:val="22"/>
+        </w:rPr>
+        <w:t>economiques alleguees sur l'emploi ou le contrat de travail du salarie a pour effet de rendre le licenciement sans</w:t>
+      </w:r>
+    </w:p>
+    <w:p>
+      <w:r>
+        <w:rPr>
+          <w:b w:val="0"/>
+          <w:color w:val="000000"/>
+          <w:sz w:val="22"/>
+        </w:rPr>
+        <w:t>cause reelle et s'rieuse (en ce sens, Cass. soc. 4 octobre 2023) ;</w:t>
+      </w:r>
+    </w:p>
+    <w:p>
+      <w:pPr>
+        <w:pStyle w:val="ListBullet"/>
+      </w:pPr>
+      <w:r>
+        <w:rPr>
+          <w:b w:val="0"/>
+          <w:color w:val="000000"/>
+          <w:sz w:val="22"/>
+        </w:rPr>
+        <w:t>la priorite de reembauchage d'une annee auquel le salarie peut avoir droit ;</w:t>
+      </w:r>
+    </w:p>
+    <w:p>
+      <w:pPr>
+        <w:pStyle w:val="ListBullet"/>
+      </w:pPr>
+      <w:r>
+        <w:rPr>
+          <w:b w:val="0"/>
+          <w:color w:val="000000"/>
+          <w:sz w:val="22"/>
+        </w:rPr>
+        <w:t>la possibilite d'utiliser le droit e la formation notamment pendant le preavis ;</w:t>
+      </w:r>
+    </w:p>
+    <w:p>
+      <w:pPr>
+        <w:pStyle w:val="ListBullet"/>
+      </w:pPr>
+      <w:r>
+        <w:rPr>
+          <w:b w:val="0"/>
+          <w:color w:val="000000"/>
+          <w:sz w:val="22"/>
+        </w:rPr>
+        <w:t>la date d'expiration du preavis.</w:t>
+      </w:r>
+    </w:p>
+    <w:p/>
+    <w:p>
+      <w:pPr>
+        <w:pStyle w:val="Heading2"/>
+      </w:pPr>
+      <w:r>
+        <w:rPr>
+          <w:b/>
+          <w:color w:val="2F5496"/>
+          <w:sz w:val="24"/>
+        </w:rPr>
+        <w:t>L'INFORMATION DE L'ADMINISTRATION</w:t>
+      </w:r>
+    </w:p>
+    <w:p>
+      <w:r>
+        <w:rPr>
+          <w:b w:val="0"/>
+          <w:color w:val="000000"/>
+          <w:sz w:val="22"/>
+        </w:rPr>
+        <w:t>?</w:t>
+      </w:r>
+    </w:p>
+    <w:p>
+      <w:r>
+        <w:rPr>
+          <w:b w:val="0"/>
+          <w:color w:val="000000"/>
+          <w:sz w:val="22"/>
+        </w:rPr>
+        <w:t>L'employeur doit informer la Direction regionale de l'economie, de l'emploi, du travail et des solidarites (DREETS) du</w:t>
+      </w:r>
+    </w:p>
+    <w:p>
+      <w:r>
+        <w:rPr>
+          <w:b w:val="0"/>
+          <w:color w:val="000000"/>
+          <w:sz w:val="22"/>
+        </w:rPr>
+        <w:t>licenciement economique dans les 8 jours suivant la notification faite au salarie.</w:t>
+      </w:r>
+    </w:p>
+    <w:p>
+      <w:pPr>
+        <w:pStyle w:val="Heading2"/>
+      </w:pPr>
+      <w:r>
+        <w:rPr>
+          <w:b/>
+          <w:color w:val="2F5496"/>
+          <w:sz w:val="24"/>
+        </w:rPr>
+        <w:t>LA PROCeDURE DE LICENCIEMENT eCONOMIQUE DE 2 e 9 SALARIeS. B e</w:t>
+      </w:r>
+    </w:p>
+    <w:p>
+      <w:r>
+        <w:rPr>
+          <w:b w:val="0"/>
+          <w:color w:val="000000"/>
+          <w:sz w:val="22"/>
+        </w:rPr>
+        <w:t>La procedure, si elle conserve globalement la m'me architecture, s'enrichit d'el'ments supplementaires.</w:t>
+      </w:r>
+    </w:p>
+    <w:p>
+      <w:pPr>
+        <w:pStyle w:val="Heading2"/>
+      </w:pPr>
+      <w:r>
+        <w:rPr>
+          <w:b/>
+          <w:color w:val="2F5496"/>
+          <w:sz w:val="24"/>
+        </w:rPr>
+        <w:t>OBLIGATION PReALABLE DE FORMATION ET DE RECLASSEMENT DU SALARIe</w:t>
+      </w:r>
+    </w:p>
+    <w:p>
+      <w:r>
+        <w:rPr>
+          <w:b w:val="0"/>
+          <w:color w:val="000000"/>
+          <w:sz w:val="22"/>
+        </w:rPr>
         <w:t>?</w:t>
       </w:r>
     </w:p>
@@ -1090,26 +2059,51 @@
         <w:pStyle w:val="Heading2"/>
       </w:pPr>
       <w:r>
+        <w:rPr>
+          <w:b/>
+          <w:color w:val="2F5496"/>
+          <w:sz w:val="24"/>
+        </w:rPr>
         <w:t>INFORMATION ET CONSULTATION DU CSE</w:t>
       </w:r>
     </w:p>
     <w:p>
       <w:r>
+        <w:rPr>
+          <w:b w:val="0"/>
+          <w:color w:val="000000"/>
+          <w:sz w:val="22"/>
+        </w:rPr>
         <w:t>?</w:t>
       </w:r>
     </w:p>
     <w:p>
       <w:r>
-        <w:t>Le CSE est convoqu� pour avis sur les licenciements envisag�s. L�employeur doit remettre, trois jours avant la r�union,</w:t>
+        <w:rPr>
+          <w:b w:val="0"/>
+          <w:color w:val="000000"/>
+          <w:sz w:val="22"/>
+        </w:rPr>
+        <w:t>Le CSE est convoque pour avis sur les licenciements envisages. L'employeur doit remettre, trois jours avant la reunion,</w:t>
       </w:r>
     </w:p>
     <w:p>
       <w:r>
-        <w:t>un document pr�cisant : l�effectif salari� de l�entreprise, les motifs justifiant les licenciements envisag�s et l�ordre des</w:t>
+        <w:rPr>
+          <w:b w:val="0"/>
+          <w:color w:val="000000"/>
+          <w:sz w:val="22"/>
+        </w:rPr>
+        <w:t>un document precisant : l'effectif salarie de l'entreprise, les motifs justifiant les licenciements envisages et l'ordre des</w:t>
       </w:r>
     </w:p>
     <w:p>
       <w:r>
+        <w:rPr>
+          <w:b w:val="0"/>
+          <w:color w:val="000000"/>
+          <w:sz w:val="22"/>
+        </w:rPr>
         <w:t>licenciements.</w:t>
       </w:r>
     </w:p>
@@ -1118,22 +2112,42 @@
         <w:pStyle w:val="Heading2"/>
       </w:pPr>
       <w:r>
-        <w:t>L�ORDRE DES LICENCIEMENTS</w:t>
+        <w:rPr>
+          <w:b/>
+          <w:color w:val="2F5496"/>
+          <w:sz w:val="24"/>
+        </w:rPr>
+        <w:t>L'ORDRE DES LICENCIEMENTS</w:t>
       </w:r>
     </w:p>
     <w:p>
       <w:r>
+        <w:rPr>
+          <w:b w:val="0"/>
+          <w:color w:val="000000"/>
+          <w:sz w:val="22"/>
+        </w:rPr>
         <w:t>?</w:t>
       </w:r>
     </w:p>
     <w:p>
       <w:r>
-        <w:t>L�employeur doit d�terminer l�ordre des licenciements soit � partir des crit�res d�finis par la convention collective ou �</w:t>
+        <w:rPr>
+          <w:b w:val="0"/>
+          <w:color w:val="000000"/>
+          <w:sz w:val="22"/>
+        </w:rPr>
+        <w:t>L'employeur doit d'terminer l'ordre des licenciements soit e partir des criteres d'finis par la convention collective ou e</w:t>
       </w:r>
     </w:p>
     <w:p>
       <w:r>
-        <w:t>d�faut apr�s consultation du CSE.</w:t>
+        <w:rPr>
+          <w:b w:val="0"/>
+          <w:color w:val="000000"/>
+          <w:sz w:val="22"/>
+        </w:rPr>
+        <w:t>d'faut apres consultation du CSE.</w:t>
       </w:r>
     </w:p>
     <w:p>
@@ -1141,22 +2155,42 @@
         <w:pStyle w:val="Heading2"/>
       </w:pPr>
       <w:r>
-        <w:t>L�ENTRETIEN PR�ALABLE</w:t>
+        <w:rPr>
+          <w:b/>
+          <w:color w:val="2F5496"/>
+          <w:sz w:val="24"/>
+        </w:rPr>
+        <w:t>L'ENTRETIEN PReALABLE</w:t>
       </w:r>
     </w:p>
     <w:p>
       <w:r>
+        <w:rPr>
+          <w:b w:val="0"/>
+          <w:color w:val="000000"/>
+          <w:sz w:val="22"/>
+        </w:rPr>
         <w:t>?</w:t>
       </w:r>
     </w:p>
     <w:p>
       <w:r>
-        <w:t>Il ne peut avoir lieu moins de 5 jours ouvrables apr�s premi�re pr�sentation de la lettre recommand�e et remplit les</w:t>
+        <w:rPr>
+          <w:b w:val="0"/>
+          <w:color w:val="000000"/>
+          <w:sz w:val="22"/>
+        </w:rPr>
+        <w:t>Il ne peut avoir lieu moins de 5 jours ouvrables apres premiere presentation de la lettre recommandee et remplit les</w:t>
       </w:r>
     </w:p>
     <w:p>
       <w:r>
-        <w:t>m�mes fonctions et conditions que le licenciement individuel.</w:t>
+        <w:rPr>
+          <w:b w:val="0"/>
+          <w:color w:val="000000"/>
+          <w:sz w:val="22"/>
+        </w:rPr>
+        <w:t>m'mes fonctions et conditions que le licenciement individuel.</w:t>
       </w:r>
     </w:p>
     <w:p>
@@ -1164,17 +2198,32 @@
         <w:pStyle w:val="Heading2"/>
       </w:pPr>
       <w:r>
+        <w:rPr>
+          <w:b/>
+          <w:color w:val="2F5496"/>
+          <w:sz w:val="24"/>
+        </w:rPr>
         <w:t>LA NOTIFICATION DU LICENCIEMENT</w:t>
       </w:r>
     </w:p>
     <w:p>
       <w:r>
+        <w:rPr>
+          <w:b w:val="0"/>
+          <w:color w:val="000000"/>
+          <w:sz w:val="22"/>
+        </w:rPr>
         <w:t>?</w:t>
       </w:r>
     </w:p>
     <w:p>
       <w:r>
-        <w:t>Elle est identique au licenciement individuel pour motif �conomique.</w:t>
+        <w:rPr>
+          <w:b w:val="0"/>
+          <w:color w:val="000000"/>
+          <w:sz w:val="22"/>
+        </w:rPr>
+        <w:t>Elle est identique au licenciement individuel pour motif economique.</w:t>
       </w:r>
     </w:p>
     <w:p>
@@ -1182,12 +2231,22 @@
         <w:pStyle w:val="Heading2"/>
       </w:pPr>
       <w:r>
-        <w:t>LA PROC�DURE DE LICENCIEMENT �CONOMIQUE DE 10 SALARI�S ET PLUS SUR 30 JOURS C �</w:t>
+        <w:rPr>
+          <w:b/>
+          <w:color w:val="2F5496"/>
+          <w:sz w:val="24"/>
+        </w:rPr>
+        <w:t>LA PROCeDURE DE LICENCIEMENT eCONOMIQUE DE 10 SALARIeS ET PLUS SUR 30 JOURS C e</w:t>
       </w:r>
     </w:p>
     <w:p>
       <w:r>
-        <w:t>La proc�dure est beaucoup plus complexe. Sch�matiquement, deux situations sont � distinguer :</w:t>
+        <w:rPr>
+          <w:b w:val="0"/>
+          <w:color w:val="000000"/>
+          <w:sz w:val="22"/>
+        </w:rPr>
+        <w:t>La procedure est beaucoup plus complexe. Schematiquement, deux situations sont e distinguer :</w:t>
       </w:r>
     </w:p>
     <w:p>
@@ -1195,67 +2254,132 @@
         <w:pStyle w:val="Heading2"/>
       </w:pPr>
       <w:r>
-        <w:t>EN PR�SENCE D�INSTITUTIONS COLLECTIVES</w:t>
+        <w:rPr>
+          <w:b/>
+          <w:color w:val="2F5496"/>
+          <w:sz w:val="24"/>
+        </w:rPr>
+        <w:t>EN PReSENCE D'INSTITUTIONS COLLECTIVES</w:t>
       </w:r>
     </w:p>
     <w:p>
       <w:r>
+        <w:rPr>
+          <w:b w:val="0"/>
+          <w:color w:val="000000"/>
+          <w:sz w:val="22"/>
+        </w:rPr>
         <w:t>?</w:t>
       </w:r>
     </w:p>
     <w:p>
       <w:r>
-        <w:t>Entreprises de 11 � 49 salari�s</w:t>
+        <w:rPr>
+          <w:b w:val="0"/>
+          <w:color w:val="000000"/>
+          <w:sz w:val="22"/>
+        </w:rPr>
+        <w:t>Entreprises de 11 e 49 salaries</w:t>
       </w:r>
     </w:p>
     <w:p>
       <w:r>
-        <w:t>La proc�dure se caract�rise par l�absence d�entretien pr�alable avec les salari�s concern�s et d�obligation de mise en</w:t>
+        <w:rPr>
+          <w:b w:val="0"/>
+          <w:color w:val="000000"/>
+          <w:sz w:val="22"/>
+        </w:rPr>
+        <w:t>La procedure se caracterise par l'absence d'entretien prealable avec les salaries concernes et d'obligation de mise en</w:t>
       </w:r>
     </w:p>
     <w:p>
       <w:r>
-        <w:t>oeuvre d�un plan de sauvegarde de l�emploi. Par contre le projet de licenciement doit �tre port� � la connaissance du</w:t>
+        <w:rPr>
+          <w:b w:val="0"/>
+          <w:color w:val="000000"/>
+          <w:sz w:val="22"/>
+        </w:rPr>
+        <w:t>oeuvre d'un plan de sauvegarde de l'emploi. Par contre le projet de licenciement doit etre porte e la connaissance du</w:t>
       </w:r>
     </w:p>
     <w:p>
       <w:r>
-        <w:t>comit� social et �conomique et de l�administration (DREETS) simultan�ment. La notification du licenciement est</w:t>
+        <w:rPr>
+          <w:b w:val="0"/>
+          <w:color w:val="000000"/>
+          <w:sz w:val="22"/>
+        </w:rPr>
+        <w:t>comite social et economique et de l'administration (DREETS) simultanement. La notification du licenciement est</w:t>
       </w:r>
     </w:p>
     <w:p>
       <w:r>
-        <w:t>soumise � des d�lais sp�cifiques qui sont fonction du nombre de licenciements.</w:t>
+        <w:rPr>
+          <w:b w:val="0"/>
+          <w:color w:val="000000"/>
+          <w:sz w:val="22"/>
+        </w:rPr>
+        <w:t>soumise e des d'lais specifiques qui sont fonction du nombre de licenciements.</w:t>
       </w:r>
     </w:p>
     <w:p>
       <w:r>
-        <w:t>Entreprises de 50 salari�s et plus</w:t>
+        <w:rPr>
+          <w:b w:val="0"/>
+          <w:color w:val="000000"/>
+          <w:sz w:val="22"/>
+        </w:rPr>
+        <w:t>Entreprises de 50 salaries et plus</w:t>
       </w:r>
     </w:p>
     <w:p>
       <w:r>
-        <w:t>Dans les entreprises d�au moins 50 salari�s, la proc�dure � suivre est plus lourde malgr� l�absence d�entretien pr�alable</w:t>
+        <w:rPr>
+          <w:b w:val="0"/>
+          <w:color w:val="000000"/>
+          <w:sz w:val="22"/>
+        </w:rPr>
+        <w:t>Dans les entreprises d'au moins 50 salaries, la procedure e suivre est plus lourde malgre l'absence d'entretien prealable</w:t>
       </w:r>
     </w:p>
     <w:p>
       <w:r>
-        <w:t>avec les salari�s vis�s par la mesure. Elle se caract�rise essentiellement par l�obligation de consulter le comit� social et</w:t>
+        <w:rPr>
+          <w:b w:val="0"/>
+          <w:color w:val="000000"/>
+          <w:sz w:val="22"/>
+        </w:rPr>
+        <w:t>avec les salaries vises par la mesure. Elle se caracterise essentiellement par l'obligation de consulter le comite social et</w:t>
       </w:r>
     </w:p>
     <w:p>
       <w:r>
-        <w:t>�conomique au cours de 2 r�unions sur les licenciements envisag�s ainsi que sur le plan de sauvegarde de l�emploi et la</w:t>
+        <w:rPr>
+          <w:b w:val="0"/>
+          <w:color w:val="000000"/>
+          <w:sz w:val="22"/>
+        </w:rPr>
+        <w:t>economique au cours de 2 reunions sur les licenciements envisages ainsi que sur le plan de sauvegarde de l'emploi et la</w:t>
       </w:r>
     </w:p>
     <w:p>
       <w:r>
-        <w:t>transmission concomitante des informations � la DREETS. Les r�gles de notification du licenciement sont identiques �</w:t>
+        <w:rPr>
+          <w:b w:val="0"/>
+          <w:color w:val="000000"/>
+          <w:sz w:val="22"/>
+        </w:rPr>
+        <w:t>transmission concomitante des informations e la DREETS. Les regles de notification du licenciement sont identiques e</w:t>
       </w:r>
     </w:p>
     <w:p>
       <w:r>
-        <w:t>la proc�dure ci-dessus expos�e.</w:t>
+        <w:rPr>
+          <w:b w:val="0"/>
+          <w:color w:val="000000"/>
+          <w:sz w:val="22"/>
+        </w:rPr>
+        <w:t>la procedure ci-dessus exposee.</w:t>
       </w:r>
     </w:p>
     <w:p>
@@ -1263,22 +2387,42 @@
         <w:pStyle w:val="Heading2"/>
       </w:pPr>
       <w:r>
-        <w:t>EN L�ABSENCE D�INSTITUTIONS COLLECTIVES (PV DE CARENCE)</w:t>
+        <w:rPr>
+          <w:b/>
+          <w:color w:val="2F5496"/>
+          <w:sz w:val="24"/>
+        </w:rPr>
+        <w:t>EN L'ABSENCE D'INSTITUTIONS COLLECTIVES (PV DE CARENCE)</w:t>
       </w:r>
     </w:p>
     <w:p>
       <w:r>
+        <w:rPr>
+          <w:b w:val="0"/>
+          <w:color w:val="000000"/>
+          <w:sz w:val="22"/>
+        </w:rPr>
         <w:t>?</w:t>
       </w:r>
     </w:p>
     <w:p>
       <w:r>
-        <w:t>L�employeur est de nouveau astreint � une convocation individuelle des salari�s � un entretien pr�alable, au terme</w:t>
+        <w:rPr>
+          <w:b w:val="0"/>
+          <w:color w:val="000000"/>
+          <w:sz w:val="22"/>
+        </w:rPr>
+        <w:t>L'employeur est de nouveau astreint e une convocation individuelle des salaries e un entretien prealable, au terme</w:t>
       </w:r>
     </w:p>
     <w:p>
       <w:r>
-        <w:t>duquel il proc�de � la notification du licenciement.</w:t>
+        <w:rPr>
+          <w:b w:val="0"/>
+          <w:color w:val="000000"/>
+          <w:sz w:val="22"/>
+        </w:rPr>
+        <w:t>duquel il procede e la notification du licenciement.</w:t>
       </w:r>
     </w:p>
     <w:p/>

--- a/droit social dcg/14- licenciement - motif conomique.docx
+++ b/droit social dcg/14- licenciement - motif conomique.docx
@@ -13,7 +13,7 @@
           <w:color w:val="1F4E79"/>
           <w:sz w:val="34"/>
         </w:rPr>
-        <w:t>FICHE 14 : LE LICENCIEMENT POUR MOTIF eCONOMIQUE</w:t>
+        <w:t>FICHE 14 : LE LICENCIEMENT POUR MOTIF ÉCONOMIQUE</w:t>
       </w:r>
     </w:p>
     <w:p/>
@@ -27,7 +27,7 @@
           <w:color w:val="7030A0"/>
           <w:sz w:val="24"/>
         </w:rPr>
-        <w:t>I- LES CONDITIONS DU LICENCIEMENT POUR MOTIF eCONOMIQUE I</w:t>
+        <w:t>I- LES CONDITIONS DU LICENCIEMENT POUR MOTIF ÉCONOMIQUE I</w:t>
       </w:r>
     </w:p>
     <w:p>
@@ -40,7 +40,7 @@
           <w:color w:val="2F5496"/>
           <w:sz w:val="24"/>
         </w:rPr>
-        <w:t>A- D'FINITION DU LICENCIEMENT eCONOMIQUE</w:t>
+        <w:t>A- DÉFINITION DU LICENCIEMENT ÉCONOMIQUE</w:t>
       </w:r>
     </w:p>
     <w:p>
@@ -50,7 +50,7 @@
           <w:color w:val="000000"/>
           <w:sz w:val="22"/>
         </w:rPr>
-        <w:t>Il doit reposer sur une cause reelle et s'rieuse. e noter ici que la Cour de cassation fait peser sur l'employeur une</w:t>
+        <w:t>Il doit reposer sur une cause réelle et sérieuse. à noter ici que la Cour de cassation fait peser sur l'employeur une</w:t>
       </w:r>
     </w:p>
     <w:p>
@@ -60,7 +60,7 @@
           <w:color w:val="000000"/>
           <w:sz w:val="22"/>
         </w:rPr>
-        <w:t>obligation de reclassement (cf. infra). Le fait ne pas se soumettre e cette obligation prive le licenciement de cause reelle</w:t>
+        <w:t>obligation de reclassement (cf. infra). Le fait ne pas se soumettre à cette obligation prive le licenciement de cause réelle</w:t>
       </w:r>
     </w:p>
     <w:p>
@@ -70,7 +70,7 @@
           <w:color w:val="000000"/>
           <w:sz w:val="22"/>
         </w:rPr>
-        <w:t>et s'rieuse et semble devoir etre considere comme une condition substantielle du licenciement economique.</w:t>
+        <w:t>et sérieuse et semble devoir être considéré comme une condition substantielle du licenciement économique.</w:t>
       </w:r>
     </w:p>
     <w:p>
@@ -80,7 +80,7 @@
           <w:color w:val="000000"/>
           <w:sz w:val="22"/>
         </w:rPr>
-        <w:t>Au terme de l'article L 1233-2 du code du travail, constitue un licenciement pour motif economique le licenciement</w:t>
+        <w:t>Au terme de l'article L 1233-2 du code du travail, constitue un licenciement pour motif économique le licenciement</w:t>
       </w:r>
     </w:p>
     <w:p>
@@ -90,7 +90,7 @@
           <w:color w:val="000000"/>
           <w:sz w:val="22"/>
         </w:rPr>
-        <w:t>prononce :</w:t>
+        <w:t>prononcé :</w:t>
       </w:r>
     </w:p>
     <w:p>
@@ -103,7 +103,7 @@
           <w:color w:val="000000"/>
           <w:sz w:val="22"/>
         </w:rPr>
-        <w:t>pour un ou plusieurs motifs non inherents e la personne du salarie ;</w:t>
+        <w:t>pour un ou plusieurs motifs non inhérents à la personne du salarié ;</w:t>
       </w:r>
     </w:p>
     <w:p>
@@ -116,7 +116,7 @@
           <w:color w:val="000000"/>
           <w:sz w:val="22"/>
         </w:rPr>
-        <w:t>resultant d'une suppression ou transformation d'emploi ou d'une modification, refusee par le salarie, d'un el'ment</w:t>
+        <w:t>résultant d'une suppression ou transformation d'emploi ou d'une modification, refusée par le salarié, d'un élément</w:t>
       </w:r>
     </w:p>
     <w:p>
@@ -139,7 +139,7 @@
           <w:color w:val="000000"/>
           <w:sz w:val="22"/>
         </w:rPr>
-        <w:t>consecutives notamment :</w:t>
+        <w:t>consécutives notamment :</w:t>
       </w:r>
     </w:p>
     <w:p>
@@ -149,7 +149,7 @@
           <w:color w:val="000000"/>
           <w:sz w:val="22"/>
         </w:rPr>
-        <w:t>e des difficultes economiques, e</w:t>
+        <w:t>à des difficultés économiques, à</w:t>
       </w:r>
     </w:p>
     <w:p>
@@ -159,7 +159,7 @@
           <w:color w:val="000000"/>
           <w:sz w:val="22"/>
         </w:rPr>
-        <w:t>e des mutations technologiques, e</w:t>
+        <w:t>à des mutations technologiques, à</w:t>
       </w:r>
     </w:p>
     <w:p>
@@ -169,7 +169,7 @@
           <w:color w:val="000000"/>
           <w:sz w:val="22"/>
         </w:rPr>
-        <w:t>e une reorganisation de l'entreprise n'cessaire e la sauvegarde de sa competitivite, e</w:t>
+        <w:t>à une réorganisation de l'entreprise nécessaire à la sauvegarde de sa compétitivité, à</w:t>
       </w:r>
     </w:p>
     <w:p>
@@ -179,7 +179,7 @@
           <w:color w:val="000000"/>
           <w:sz w:val="22"/>
         </w:rPr>
-        <w:t>e la cessation d'activite de l'entreprise. e</w:t>
+        <w:t>à la cessation d'activité de l'entreprise. à</w:t>
       </w:r>
     </w:p>
     <w:p>
@@ -189,7 +189,7 @@
           <w:color w:val="000000"/>
           <w:sz w:val="22"/>
         </w:rPr>
-        <w:t>En premier lieu est exclu du champ d'application de la loi tout motif ayant un rapport avec la personne du salarie. La</w:t>
+        <w:t>En premier lieu est exclu du champ d'application de la loi tout motif ayant un rapport avec la personne du salarié. La</w:t>
       </w:r>
     </w:p>
     <w:p>
@@ -199,7 +199,7 @@
           <w:color w:val="000000"/>
           <w:sz w:val="22"/>
         </w:rPr>
-        <w:t>cause du licenciement doit lui etre exterieure, en l'occurrence elle doit reposer sur un motif lie e l'entreprise elle-m'me.</w:t>
+        <w:t>cause du licenciement doit lui être extérieure, en l'occurrence elle doit reposer sur un motif lié à l'entreprise elle-même.</w:t>
       </w:r>
     </w:p>
     <w:p>
@@ -209,7 +209,7 @@
           <w:color w:val="000000"/>
           <w:sz w:val="22"/>
         </w:rPr>
-        <w:t>De fait, l'ege, l'inaptitude physique ou l'insuffisance professionnelle ne peuvent constituer un motif economique de</w:t>
+        <w:t>De fait, l'âge, l'inaptitude physique ou l'insuffisance professionnelle ne peuvent constituer un motif économique de</w:t>
       </w:r>
     </w:p>
     <w:p>
@@ -229,7 +229,7 @@
           <w:color w:val="000000"/>
           <w:sz w:val="22"/>
         </w:rPr>
-        <w:t>Il consiste, en second lieu, en une suppression d'emploi (due par exemple e un remplacement de poste par des</w:t>
+        <w:t>Il consiste, en second lieu, en une suppression d'emploi (due par exemple à un remplacement de poste par des</w:t>
       </w:r>
     </w:p>
     <w:p>
@@ -239,7 +239,7 @@
           <w:color w:val="000000"/>
           <w:sz w:val="22"/>
         </w:rPr>
-        <w:t>machines), en une transformation d'emploi (dans le cadre d'une reorganisation n'cessitee par une redefinition des</w:t>
+        <w:t>machines), en une transformation d'emploi (dans le cadre d'une réorganisation nécessitée par une redéfinition des</w:t>
       </w:r>
     </w:p>
     <w:p>
@@ -249,7 +249,7 @@
           <w:color w:val="000000"/>
           <w:sz w:val="22"/>
         </w:rPr>
-        <w:t>emplois et un redeploiement des effectifs) ou encore suite e une modification du contrat de travail refusee par le salarie.</w:t>
+        <w:t>emplois et un redéploiement des effectifs) ou encore suite à une modification du contrat de travail refusée par le salarié.</w:t>
       </w:r>
     </w:p>
     <w:p>
@@ -259,7 +259,7 @@
           <w:color w:val="000000"/>
           <w:sz w:val="22"/>
         </w:rPr>
-        <w:t>Ces differentes modifications s'apprecient au niveau de l'entreprise.</w:t>
+        <w:t>Ces différentes modifications s'apprécient au niveau de l'entreprise.</w:t>
       </w:r>
     </w:p>
     <w:p>
@@ -269,7 +269,7 @@
           <w:color w:val="000000"/>
           <w:sz w:val="22"/>
         </w:rPr>
-        <w:t>Il est enfin n'cessaire de justifier d'un motif recevable.</w:t>
+        <w:t>Il est enfin nécessaire de justifier d'un motif recevable.</w:t>
       </w:r>
     </w:p>
     <w:p>
@@ -282,7 +282,7 @@
           <w:color w:val="2F5496"/>
           <w:sz w:val="24"/>
         </w:rPr>
-        <w:t>B- MOTIFS DU LICENCIEMENT eCONOMIQUE</w:t>
+        <w:t>B- MOTIFS DU LICENCIEMENT ÉCONOMIQUE</w:t>
       </w:r>
     </w:p>
     <w:p>
@@ -292,7 +292,7 @@
           <w:color w:val="000000"/>
           <w:sz w:val="22"/>
         </w:rPr>
-        <w:t>Trois principaux motifs peuvent etre allegues pour justifier un licenciement economique, bien qu'ils ne soient pas</w:t>
+        <w:t>Trois principaux motifs peuvent être allégués pour justifier un licenciement économique, bien qu'ils ne soient pas</w:t>
       </w:r>
     </w:p>
     <w:p>
@@ -302,7 +302,7 @@
           <w:color w:val="000000"/>
           <w:sz w:val="22"/>
         </w:rPr>
-        <w:t>exclusifs, comme en dispose la loi par l'usage de l'adverbe e notamment e.</w:t>
+        <w:t>exclusifs, comme en dispose la loi par l'usage de l'adverbe à notamment à.</w:t>
       </w:r>
     </w:p>
     <w:p>
@@ -315,7 +315,7 @@
           <w:color w:val="2F5496"/>
           <w:sz w:val="24"/>
         </w:rPr>
-        <w:t>LES DIFFICULTeS eCONOMIQUES</w:t>
+        <w:t>LES DIFFICULTÉS ÉCONOMIQUES</w:t>
       </w:r>
     </w:p>
     <w:p>
@@ -335,7 +335,7 @@
           <w:color w:val="000000"/>
           <w:sz w:val="22"/>
         </w:rPr>
-        <w:t>Elles doivent etre reelles (observables objectivement : bilan, resultat, contratse) et d'une nature suffisamment s'rieuse</w:t>
+        <w:t>Elles doivent être réelles (observables objectivement : bilan, résultat, contratsé) et d'une nature suffisamment sérieuse</w:t>
       </w:r>
     </w:p>
     <w:p>
@@ -345,7 +345,7 @@
           <w:color w:val="000000"/>
           <w:sz w:val="22"/>
         </w:rPr>
-        <w:t>pour etre justifiees. La jurisprudence offre un large panorama d'exemples : baisse persistante du resultat et du chiffre</w:t>
+        <w:t>pour être justifiées. La jurisprudence offre un large panorama d'exemples : baisse persistante du résultat et du chiffre</w:t>
       </w:r>
     </w:p>
     <w:p>
@@ -355,7 +355,7 @@
           <w:color w:val="000000"/>
           <w:sz w:val="22"/>
         </w:rPr>
-        <w:t>d'affaires, perte du client unique, perte financiere compromettant de maniere durable les resultats de l'entreprise,</w:t>
+        <w:t>d'affaires, perte du client unique, perte financière compromettant de manière durable les résultats de l'entreprise,</w:t>
       </w:r>
     </w:p>
     <w:p>
@@ -365,7 +365,7 @@
           <w:color w:val="000000"/>
           <w:sz w:val="22"/>
         </w:rPr>
-        <w:t>baisse du volume d'activite conduisant inexorablement e une baisse des ben'fices. L'appreciation des difficultes</w:t>
+        <w:t>baisse du volume d'activité conduisant inexorablement à une baisse des bénéfices. L'appréciation des difficultés</w:t>
       </w:r>
     </w:p>
     <w:p>
@@ -375,7 +375,7 @@
           <w:color w:val="000000"/>
           <w:sz w:val="22"/>
         </w:rPr>
-        <w:t>s'effectue dans l'entreprise elle-m'me. Lorsque l'entreprise appartient e un groupe, le perimetre d'appreciation du</w:t>
+        <w:t>s'effectue dans l'entreprise elle-même. Lorsque l'entreprise appartient à un groupe, le périmètre d'appréciation du</w:t>
       </w:r>
     </w:p>
     <w:p>
@@ -385,7 +385,7 @@
           <w:color w:val="000000"/>
           <w:sz w:val="22"/>
         </w:rPr>
-        <w:t>motif economique est restreint au niveau du secteur d'activite commun e cette entreprise et aux entreprises du groupe</w:t>
+        <w:t>motif économique est restreint au niveau du secteur d'activité commun à cette entreprise et aux entreprises du groupe</w:t>
       </w:r>
     </w:p>
     <w:p>
@@ -395,7 +395,7 @@
           <w:color w:val="000000"/>
           <w:sz w:val="22"/>
         </w:rPr>
-        <w:t>auquel elle appartient, etablies sur le territoire national.</w:t>
+        <w:t>auquel elle appartient, établies sur le territoire national.</w:t>
       </w:r>
     </w:p>
     <w:p>
@@ -405,7 +405,7 @@
           <w:color w:val="000000"/>
           <w:sz w:val="22"/>
         </w:rPr>
-        <w:t>Afin de mieux s'curiser le perimetre de cette notion, la loi du 8 aoet 2016, relative au travail, e la modernisation du</w:t>
+        <w:t>Afin de mieux sécuriser le périmètre de cette notion, la loi du 8 août 2016, relative au travail, à la modernisation du</w:t>
       </w:r>
     </w:p>
     <w:p>
@@ -415,7 +415,7 @@
           <w:color w:val="000000"/>
           <w:sz w:val="22"/>
         </w:rPr>
-        <w:t>dialogue social et e la s'curisation des parcours professionnels, est venue d'terminer des indicateurs de difficultes</w:t>
+        <w:t>dialogue social et à la sécurisation des parcours professionnels, est venue déterminer des indicateurs de difficultés</w:t>
       </w:r>
     </w:p>
     <w:p>
@@ -425,7 +425,7 @@
           <w:color w:val="000000"/>
           <w:sz w:val="22"/>
         </w:rPr>
-        <w:t>economiques. Ceux-ci doivent etre caracterises : soit par l'evolution significative d'au moins un indicateur economique</w:t>
+        <w:t>économiques. Ceux-ci doivent être caractérisés : soit par l'évolution significative d'au moins un indicateur économique</w:t>
       </w:r>
     </w:p>
     <w:p>
@@ -435,7 +435,7 @@
           <w:color w:val="000000"/>
           <w:sz w:val="22"/>
         </w:rPr>
-        <w:t>tel qu'une baisse des commandes ou du chiffre d'affaires, des pertes d'exploitation ou une d'gradation de la tresorerie</w:t>
+        <w:t>tel qu'une baisse des commandes ou du chiffre d'affaires, des pertes d'exploitation ou une dégradation de la trésorerie</w:t>
       </w:r>
     </w:p>
     <w:p>
@@ -445,7 +445,7 @@
           <w:color w:val="000000"/>
           <w:sz w:val="22"/>
         </w:rPr>
-        <w:t>ou de l'excedent brut d'exploitation, soit par tout autre el'ment significatif de nature e justifier de ces difficultes. Le</w:t>
+        <w:t>ou de l'excédent brut d'exploitation, soit par tout autre élément significatif de nature à justifier de ces difficultés. Le</w:t>
       </w:r>
     </w:p>
     <w:p>
@@ -455,7 +455,7 @@
           <w:color w:val="000000"/>
           <w:sz w:val="22"/>
         </w:rPr>
-        <w:t>caractere significatif est constitue au regard de l'annee prec'dente si la baisse des commandes ou du chiffre d'affaires est</w:t>
+        <w:t>caractère significatif est constitue au regard de l'année précédente si la baisse des commandes ou du chiffre d'affaires est</w:t>
       </w:r>
     </w:p>
     <w:p>
@@ -465,7 +465,7 @@
           <w:color w:val="000000"/>
           <w:sz w:val="22"/>
         </w:rPr>
-        <w:t>egale au moins e :</w:t>
+        <w:t>égale au moins à :</w:t>
       </w:r>
     </w:p>
     <w:p>
@@ -478,7 +478,7 @@
           <w:color w:val="000000"/>
           <w:sz w:val="22"/>
         </w:rPr>
-        <w:t>un trimestre pour une entreprise de moins de 11 salaries ;</w:t>
+        <w:t>un trimestre pour une entreprise de moins de 11 salariés ;</w:t>
       </w:r>
     </w:p>
     <w:p>
@@ -491,7 +491,7 @@
           <w:color w:val="000000"/>
           <w:sz w:val="22"/>
         </w:rPr>
-        <w:t>deux trimestres consecutifs pour une entreprise d'au moins 11 salaries et de moins de 50 salaries ;</w:t>
+        <w:t>deux trimestres consécutifs pour une entreprise d'au moins 11 salariés et de moins de 50 salariés ;</w:t>
       </w:r>
     </w:p>
     <w:p>
@@ -504,7 +504,7 @@
           <w:color w:val="000000"/>
           <w:sz w:val="22"/>
         </w:rPr>
-        <w:t>trois trimestres consecutifs pour une entreprise d'au moins 11 salaries et de moins de 300 salaries ;</w:t>
+        <w:t>trois trimestres consécutifs pour une entreprise d'au moins 11 salariés et de moins de 300 salariés ;</w:t>
       </w:r>
     </w:p>
     <w:p>
@@ -517,7 +517,7 @@
           <w:color w:val="000000"/>
           <w:sz w:val="22"/>
         </w:rPr>
-        <w:t>quatre trimestres consecutifs pour une entreprise de 300 cents salaries et plus.</w:t>
+        <w:t>quatre trimestres consécutifs pour une entreprise de 300 cents salariés et plus.</w:t>
       </w:r>
     </w:p>
     <w:p>
@@ -550,7 +550,7 @@
           <w:color w:val="000000"/>
           <w:sz w:val="22"/>
         </w:rPr>
-        <w:t>Elles ne doivent pas relever d'une maneuvre de nature e justifier un licenciement mais constituer, en l'absence m'me de</w:t>
+        <w:t>Elles ne doivent pas relever d'une maneuvre de nature à justifier un licenciement mais constituer, en l'absence même de</w:t>
       </w:r>
     </w:p>
     <w:p>
@@ -560,7 +560,7 @@
           <w:color w:val="000000"/>
           <w:sz w:val="22"/>
         </w:rPr>
-        <w:t>difficultes economiques, un imperatif pour l'entreprise d'adaptation e de nouvelles techniques ou de nouvelles activites.</w:t>
+        <w:t>difficultés économiques, un impératif pour l'entreprise d'adaptation à de nouvelles techniques ou de nouvelles activités.</w:t>
       </w:r>
     </w:p>
     <w:p>
@@ -573,7 +573,7 @@
           <w:color w:val="2F5496"/>
           <w:sz w:val="24"/>
         </w:rPr>
-        <w:t>LA ReORGANISATION DE L'ENTREPRISE</w:t>
+        <w:t>LA RÉORGANISATION DE L'ENTREPRISE</w:t>
       </w:r>
     </w:p>
     <w:p>
@@ -593,7 +593,7 @@
           <w:color w:val="000000"/>
           <w:sz w:val="22"/>
         </w:rPr>
-        <w:t>Admis par la jurisprudence, la loi du 8 aoet 2016 en autorise d'sormais le principe e condition d'etre justifie par la</w:t>
+        <w:t>Admis par la jurisprudence, la loi du 8 août 2016 en autorise désormais le principe à condition d'être justifie par la</w:t>
       </w:r>
     </w:p>
     <w:p>
@@ -603,7 +603,7 @@
           <w:color w:val="000000"/>
           <w:sz w:val="22"/>
         </w:rPr>
-        <w:t>n'cessite de sauvegarder sa competitivite. Il suffit que l'aspect previsible des difficultes rende n'cessaire au nom de la</w:t>
+        <w:t>nécessité de sauvegarder sa compétitivité. Il suffit que l'aspect prévisible des difficultés rende nécessaire au nom de la</w:t>
       </w:r>
     </w:p>
     <w:p>
@@ -613,7 +613,7 @@
           <w:color w:val="000000"/>
           <w:sz w:val="22"/>
         </w:rPr>
-        <w:t>competitivite une reorganisation de l'entreprise pour justifier le principe du licenciement economique (pour un exem-</w:t>
+        <w:t>compétitivité une réorganisation de l'entreprise pour justifier le principe du licenciement économique (pour un exem-</w:t>
       </w:r>
     </w:p>
     <w:p>
@@ -623,7 +623,7 @@
           <w:color w:val="000000"/>
           <w:sz w:val="22"/>
         </w:rPr>
-        <w:t>ple recent : Cass. soc. 10 juillet 2024). N'anmoins, une reorganisation justifiee par la seule volonte d'ameliorer les</w:t>
+        <w:t>ple récent : Cass. soc. 10 juillet 2024). Néanmoins, une réorganisation justifiée par la seule volonté d'améliorer les</w:t>
       </w:r>
     </w:p>
     <w:p>
@@ -633,7 +633,7 @@
           <w:color w:val="000000"/>
           <w:sz w:val="22"/>
         </w:rPr>
-        <w:t>resultats de l'entreprise ne peut autoriser un licenciement economique. De m'me, si une menace pesant sur la</w:t>
+        <w:t>résultats de l'entreprise ne peut autoriser un licenciement économique. De même, si une menace pesant sur la</w:t>
       </w:r>
     </w:p>
     <w:p>
@@ -643,7 +643,7 @@
           <w:color w:val="000000"/>
           <w:sz w:val="22"/>
         </w:rPr>
-        <w:t>competitivite de l'entreprise resulte d'une faute de l'employeur ayant rendu n'cessaire la reorganisation de l'entreprise,</w:t>
+        <w:t>compétitivité de l'entreprise résulte d'une faute de l'employeur ayant rendu nécessaire la réorganisation de l'entreprise,</w:t>
       </w:r>
     </w:p>
     <w:p>
@@ -653,7 +653,7 @@
           <w:color w:val="000000"/>
           <w:sz w:val="22"/>
         </w:rPr>
-        <w:t>les licenciements economiques prononces sont sans cause reelle et s'rieuse. Le juge qui au demeurant ne doit pas</w:t>
+        <w:t>les licenciements économiques prononcés sont sans cause réelle et sérieuse. Le juge qui au demeurant ne doit pas</w:t>
       </w:r>
     </w:p>
     <w:p>
@@ -663,7 +663,7 @@
           <w:color w:val="000000"/>
           <w:sz w:val="22"/>
         </w:rPr>
-        <w:t>s'immiscer dans les choix de gestion de l'employeur, devra distinguer la faute de l'erreur de gestion, cette derniere ne</w:t>
+        <w:t>s'immiscer dans les choix de gestion de l'employeur, devra distinguer la faute de l'erreur de gestion, cette dernière ne</w:t>
       </w:r>
     </w:p>
     <w:p>
@@ -673,7 +673,7 @@
           <w:color w:val="000000"/>
           <w:sz w:val="22"/>
         </w:rPr>
-        <w:t>pouvant lui etre reprochee</w:t>
+        <w:t>pouvant lui être reprochée</w:t>
       </w:r>
     </w:p>
     <w:p/>
@@ -687,7 +687,7 @@
           <w:color w:val="2F5496"/>
           <w:sz w:val="24"/>
         </w:rPr>
-        <w:t>II e L'ACCOMPAGNEMENT DES LICENCIEMENTS ET DIFFICULTeS eCONOMIQUES</w:t>
+        <w:t>II à L'ACCOMPAGNEMENT DES LICENCIEMENTS ET DIFFICULTÉS ÉCONOMIQUES</w:t>
       </w:r>
     </w:p>
     <w:p>
@@ -697,7 +697,7 @@
           <w:color w:val="000000"/>
           <w:sz w:val="22"/>
         </w:rPr>
-        <w:t>Tout projet de licenciement economique impose la mise en place de mesures propres e l'eviter et le cas echeant e</w:t>
+        <w:t>Tout projet de licenciement économique impose la mise en place de mesures propres à l'éviter et le cas échéant à</w:t>
       </w:r>
     </w:p>
     <w:p>
@@ -707,7 +707,7 @@
           <w:color w:val="000000"/>
           <w:sz w:val="22"/>
         </w:rPr>
-        <w:t>accompagner les salaries par des dispositions de nature e favoriser le retour e l'emploi.</w:t>
+        <w:t>accompagner les salariés par des dispositions de nature à favoriser le retour à l'emploi.</w:t>
       </w:r>
     </w:p>
     <w:p>
@@ -720,7 +720,7 @@
           <w:color w:val="2F5496"/>
           <w:sz w:val="24"/>
         </w:rPr>
-        <w:t>A- LES OBLIGATIONS PReALABLES AU LICENCIEMENT POUR MOTIF eCONOMIQUE</w:t>
+        <w:t>A- LES OBLIGATIONS PRÉALABLES AU LICENCIEMENT POUR MOTIF ÉCONOMIQUE</w:t>
       </w:r>
     </w:p>
     <w:p/>
@@ -731,7 +731,7 @@
           <w:color w:val="000000"/>
           <w:sz w:val="22"/>
         </w:rPr>
-        <w:t>L'obligation de formation et d'adaptation 1 e</w:t>
+        <w:t>L'obligation de formation et d'adaptation 1 à</w:t>
       </w:r>
     </w:p>
     <w:p>
@@ -741,7 +741,7 @@
           <w:color w:val="000000"/>
           <w:sz w:val="22"/>
         </w:rPr>
-        <w:t>Pendant toute la duree d'execution du contrat de travail, l'employeur doit assurer la formation et l'adaptation des</w:t>
+        <w:t>Pendant toute la durée d'exécution du contrat de travail, l'employeur doit assurer la formation et l'adaptation des</w:t>
       </w:r>
     </w:p>
     <w:p>
@@ -751,7 +751,7 @@
           <w:color w:val="000000"/>
           <w:sz w:val="22"/>
         </w:rPr>
-        <w:t>salaries (cf. Fiche 10). Cette obligation visee e l'article L 6321-1 du code du travail impose e l'employeur d'assurer l'em-</w:t>
+        <w:t>salariés (cf. Fiche 10). Cette obligation visée à l'article L 6321-1 du code du travail impose à l'employeur d'assurer l'em-</w:t>
       </w:r>
     </w:p>
     <w:p>
@@ -761,7 +761,7 @@
           <w:color w:val="000000"/>
           <w:sz w:val="22"/>
         </w:rPr>
-        <w:t>ployabilite du salarie. Plus precisement en matiere de licenciement economique, l'article L 1233-4 du m'me code dispose</w:t>
+        <w:t>ployabilité du salarié. Plus précisément en matière de licenciement économique, l'article L 1233-4 du même code dispose</w:t>
       </w:r>
     </w:p>
     <w:p>
@@ -771,7 +771,7 @@
           <w:color w:val="000000"/>
           <w:sz w:val="22"/>
         </w:rPr>
-        <w:t>que le licenciement pour motif economique d'un salarie ne peut intervenir que lorsque tous les efforts de formation et</w:t>
+        <w:t>que le licenciement pour motif économique d'un salarié ne peut intervenir que lorsque tous les efforts de formation et</w:t>
       </w:r>
     </w:p>
     <w:p>
@@ -781,7 +781,7 @@
           <w:color w:val="000000"/>
           <w:sz w:val="22"/>
         </w:rPr>
-        <w:t>d'adaptation ont et' realises. Il apparaet donc que l'accomplissement de cette obligation gen'rale constitue une</w:t>
+        <w:t>d'adaptation ont été réalisés. Il apparaît donc que l'accomplissement de cette obligation générale constitue une</w:t>
       </w:r>
     </w:p>
     <w:p>
@@ -791,7 +791,7 @@
           <w:color w:val="000000"/>
           <w:sz w:val="22"/>
         </w:rPr>
-        <w:t>condition prealable et substantielle au licenciement economique.</w:t>
+        <w:t>condition préalable et substantielle au licenciement économique.</w:t>
       </w:r>
     </w:p>
     <w:p>
@@ -801,7 +801,7 @@
           <w:color w:val="000000"/>
           <w:sz w:val="22"/>
         </w:rPr>
-        <w:t>Le droit au reclassement 2 e</w:t>
+        <w:t>Le droit au reclassement 2 à</w:t>
       </w:r>
     </w:p>
     <w:p>
@@ -811,7 +811,7 @@
           <w:color w:val="000000"/>
           <w:sz w:val="22"/>
         </w:rPr>
-        <w:t>Initie par la loi du 17 janvier 2002 et renforce par la loi Rebsamen, il impose e l'employeur, prealablement e tout</w:t>
+        <w:t>Initié par la loi du 17 janvier 2002 et renforce par la loi Rebsamen, il impose à l'employeur, préalablement à tout</w:t>
       </w:r>
     </w:p>
     <w:p>
@@ -821,7 +821,7 @@
           <w:color w:val="000000"/>
           <w:sz w:val="22"/>
         </w:rPr>
-        <w:t>licenciement pour motif economique, d'avoir mis en euvre tous les efforts de reclassement du salarie : en ce sens, le</w:t>
+        <w:t>licenciement pour motif économique, d'avoir mis en ouvre tous les efforts de reclassement du salarié : en ce sens, le</w:t>
       </w:r>
     </w:p>
     <w:p>
@@ -831,7 +831,7 @@
           <w:color w:val="000000"/>
           <w:sz w:val="22"/>
         </w:rPr>
-        <w:t>perimetre e prendre en consideration est celui de l'ensemble des entreprises du groupe, peu importe le secteur d'activite</w:t>
+        <w:t>périmètre à prendre en considération est celui de l'ensemble des entreprises du groupe, peu importe le secteur d'activité</w:t>
       </w:r>
     </w:p>
     <w:p>
@@ -841,7 +841,7 @@
           <w:color w:val="000000"/>
           <w:sz w:val="22"/>
         </w:rPr>
-        <w:t>(Cass. soc. 8 novembre 2023). L'employeur doit ainsi rechercher et mettre en euvre les moyens de reclassement du</w:t>
+        <w:t>(Cass. soc. 8 novembre 2023). L'employeur doit ainsi rechercher et mettre en ouvre les moyens de reclassement du</w:t>
       </w:r>
     </w:p>
     <w:p>
@@ -851,7 +851,7 @@
           <w:color w:val="000000"/>
           <w:sz w:val="22"/>
         </w:rPr>
-        <w:t>salarie sur un poste identique ou comparable (competence, remuneratione). Les offres eventuelles de l'entreprise</w:t>
+        <w:t>salarié sur un poste identique ou comparable (compétence, rémunérationé). Les offres éventuelles de l'entreprise</w:t>
       </w:r>
     </w:p>
     <w:p>
@@ -861,7 +861,7 @@
           <w:color w:val="000000"/>
           <w:sz w:val="22"/>
         </w:rPr>
-        <w:t>doivent etre ecrites, s'rieuses, precises et e destination de chaque salarie concerne (Cass. soc. 13 octobre 2010). Les</w:t>
+        <w:t>doivent être écrites, sérieuses, précises et à destination de chaque salarié concerne (Cass. soc. 13 octobre 2010). Les</w:t>
       </w:r>
     </w:p>
     <w:p>
@@ -871,7 +871,7 @@
           <w:color w:val="000000"/>
           <w:sz w:val="22"/>
         </w:rPr>
-        <w:t>ordonnances du 22 septembre 2017 prevoient d'sormais la possibilite pour l'employeur de diffuser, par tout moyen, e</w:t>
+        <w:t>ordonnances du 22 septembre 2017 prévoient désormais la possibilité pour l'employeur de diffuser, par tout moyen, à</w:t>
       </w:r>
     </w:p>
     <w:p>
@@ -881,7 +881,7 @@
           <w:color w:val="000000"/>
           <w:sz w:val="22"/>
         </w:rPr>
-        <w:t>l'ensemble des salaries, une liste des postes disponibles. Les mentions obligatoires et les modalites d'acceptation</w:t>
+        <w:t>l'ensemble des salariés, une liste des postes disponibles. Les mentions obligatoires et les modalités d'acceptation</w:t>
       </w:r>
     </w:p>
     <w:p>
@@ -891,7 +891,7 @@
           <w:color w:val="000000"/>
           <w:sz w:val="22"/>
         </w:rPr>
-        <w:t>desdites offres sont fixees e l'article D 1233-2-1 du code du travail. En cas de contentieux, l'employeur doit justifier de ses</w:t>
+        <w:t>desdites offres sont fixées à l'article D 1233-2-1 du code du travail. En cas de contentieux, l'employeur doit justifier de ses</w:t>
       </w:r>
     </w:p>
     <w:p>
@@ -901,7 +901,7 @@
           <w:color w:val="000000"/>
           <w:sz w:val="22"/>
         </w:rPr>
-        <w:t>recherches positives et effectives de reclassement (Cass. soc. 13 novembre 2013). e d'faut d'emploi comparable, le</w:t>
+        <w:t>recherches positives et effectives de reclassement (Cass. soc. 13 novembre 2013). à défaut d'emploi comparable, le</w:t>
       </w:r>
     </w:p>
     <w:p>
@@ -911,7 +911,7 @@
           <w:color w:val="000000"/>
           <w:sz w:val="22"/>
         </w:rPr>
-        <w:t>reclassement peut s'effectuer sur un emploi de categorie inferieure avec l'accord expres du salarie.</w:t>
+        <w:t>reclassement peut s'effectuer sur un emploi de catégorie inférieure avec l'accord exprès du salarié.</w:t>
       </w:r>
     </w:p>
     <w:p>
@@ -921,7 +921,7 @@
           <w:color w:val="000000"/>
           <w:sz w:val="22"/>
         </w:rPr>
-        <w:t>e noter par ailleurs que l'employeur n'est plus tenu de proposer au salarie qui le demande les offres de reclassement sur</w:t>
+        <w:t>à noter par ailleurs que l'employeur n'est plus tenu de proposer au salarié qui le demande les offres de reclassement sur</w:t>
       </w:r>
     </w:p>
     <w:p>
@@ -931,7 +931,7 @@
           <w:color w:val="000000"/>
           <w:sz w:val="22"/>
         </w:rPr>
-        <w:t>des emplois disponibles e l'etranger. Si cela peut toujours rester envisageable, le manquement de l'employeur ne peut</w:t>
+        <w:t>des emplois disponibles à l'étranger. Si cela peut toujours rester envisageable, le manquement de l'employeur ne peut</w:t>
       </w:r>
     </w:p>
     <w:p>
@@ -941,7 +941,7 @@
           <w:color w:val="000000"/>
           <w:sz w:val="22"/>
         </w:rPr>
-        <w:t>constituer une cause d'irregularite du licenciement.</w:t>
+        <w:t>constituer une cause d'irrégularité du licenciement.</w:t>
       </w:r>
     </w:p>
     <w:p>
@@ -954,7 +954,7 @@
           <w:color w:val="2F5496"/>
           <w:sz w:val="24"/>
         </w:rPr>
-        <w:t>B- L'ACCOMPAGNEMENT DES LICENCIEMENTS ET DIFFICULTeS eCONOMIQUES</w:t>
+        <w:t>B- L'ACCOMPAGNEMENT DES LICENCIEMENTS ET DIFFICULTÉS ÉCONOMIQUES</w:t>
       </w:r>
     </w:p>
     <w:p>
@@ -964,7 +964,7 @@
           <w:color w:val="000000"/>
           <w:sz w:val="22"/>
         </w:rPr>
-        <w:t>Le conge de reclassement 1 e</w:t>
+        <w:t>Le congo de reclassement 1 à</w:t>
       </w:r>
     </w:p>
     <w:p>
@@ -974,7 +974,7 @@
           <w:color w:val="000000"/>
           <w:sz w:val="22"/>
         </w:rPr>
-        <w:t>Toute entreprise occupant au moins 1 000 salaries ou appartenant e un groupe ayant mis en place un comite de groupe</w:t>
+        <w:t>Toute entreprise occupant au moins 1 000 salariés ou appartenant à un groupe ayant mis en place un comité de groupe</w:t>
       </w:r>
     </w:p>
     <w:p>
@@ -984,7 +984,7 @@
           <w:color w:val="000000"/>
           <w:sz w:val="22"/>
         </w:rPr>
-        <w:t>doit proposer aux salaries faisant l'objet d'un licenciement economique un conge de reclassement assume</w:t>
+        <w:t>doit proposer aux salariés faisant l'objet d'un licenciement économique un congo de reclassement assume</w:t>
       </w:r>
     </w:p>
     <w:p>
@@ -994,7 +994,7 @@
           <w:color w:val="000000"/>
           <w:sz w:val="22"/>
         </w:rPr>
-        <w:t>financierement par l'employeur. Il permet au salarie, pendant une duree comprise entre 4 et 12 mois, de ben'ficier d'une</w:t>
+        <w:t>financièrement par l'employeur. Il permet au salarié, pendant une durée comprise entre 4 et 12 mois, de bénéficier d'une</w:t>
       </w:r>
     </w:p>
     <w:p>
@@ -1014,7 +1014,7 @@
           <w:color w:val="000000"/>
           <w:sz w:val="22"/>
         </w:rPr>
-        <w:t>Le salarie doit faire connaetre son acceptation dans les 8 jours de la notification de son licenciement.</w:t>
+        <w:t>Le salarié doit faire connaître son acceptation dans les 8 jours de la notification de son licenciement.</w:t>
       </w:r>
     </w:p>
     <w:p>
@@ -1024,7 +1024,7 @@
           <w:color w:val="000000"/>
           <w:sz w:val="22"/>
         </w:rPr>
-        <w:t>Le conge de mobilite 2 e</w:t>
+        <w:t>Le congo de mobilité 2 à</w:t>
       </w:r>
     </w:p>
     <w:p>
@@ -1034,7 +1034,7 @@
           <w:color w:val="000000"/>
           <w:sz w:val="22"/>
         </w:rPr>
-        <w:t>Le conge de mobilite peut etre propose par toute entreprise dans le cadre d'un accord portant rupture conventionnelle</w:t>
+        <w:t>Le congo de mobilité peut être propose par toute entreprise dans le cadre d'un accord portant rupture conventionnelle</w:t>
       </w:r>
     </w:p>
     <w:p>
@@ -1044,7 +1044,7 @@
           <w:color w:val="000000"/>
           <w:sz w:val="22"/>
         </w:rPr>
-        <w:t>collective ou dans le cadre d'entreprises ou groupe d'entreprises ayant conclu un accord collectif relatif e la gestion</w:t>
+        <w:t>collective ou dans le cadre d'entreprises ou groupe d'entreprises ayant conclu un accord collectif relatif à la gestion</w:t>
       </w:r>
     </w:p>
     <w:p>
@@ -1054,7 +1054,7 @@
           <w:color w:val="000000"/>
           <w:sz w:val="22"/>
         </w:rPr>
-        <w:t>previsionnelle des emplois et des competences (GPEC) :</w:t>
+        <w:t>prévisionnelle des emplois et des compétences (GPEC) :</w:t>
       </w:r>
     </w:p>
     <w:p>
@@ -1067,7 +1067,7 @@
           <w:color w:val="000000"/>
           <w:sz w:val="22"/>
         </w:rPr>
-        <w:t>d'au moins 300 salaries ;</w:t>
+        <w:t>d'au moins 300 salariés ;</w:t>
       </w:r>
     </w:p>
     <w:p>
@@ -1080,7 +1080,7 @@
           <w:color w:val="000000"/>
           <w:sz w:val="22"/>
         </w:rPr>
-        <w:t>ou de dimension communautaire comportant au moins un etablissement d'au moins 150 salaries en France.</w:t>
+        <w:t>ou de dimension communautaire comportant au moins un établissement d'au moins 150 salariés en France.</w:t>
       </w:r>
     </w:p>
     <w:p>
@@ -1090,7 +1090,7 @@
           <w:color w:val="000000"/>
           <w:sz w:val="22"/>
         </w:rPr>
-        <w:t>Ce conge est un outil d'anticipation des difficultes que l'entreprise pourrait rencontrer. Celui-ci permet au salarie de</w:t>
+        <w:t>Ce congo est un outil d'anticipation des difficultés que l'entreprise pourrait rencontrer. Celui-ci permet au salarié de</w:t>
       </w:r>
     </w:p>
     <w:p>
@@ -1100,7 +1100,7 @@
           <w:color w:val="000000"/>
           <w:sz w:val="22"/>
         </w:rPr>
-        <w:t>ben'ficier de mesures d'accompagnement (formation, amenagement du temps de travaile) pendant la duree de son</w:t>
+        <w:t>bénéficier de mesures d'accompagnement (formation, aménagement du temps de travaile) pendant la durée de son</w:t>
       </w:r>
     </w:p>
     <w:p>
@@ -1110,7 +1110,7 @@
           <w:color w:val="000000"/>
           <w:sz w:val="22"/>
         </w:rPr>
-        <w:t>preavis, dans ou hors de l'entreprise.</w:t>
+        <w:t>préavis, dans ou hors de l'entreprise.</w:t>
       </w:r>
     </w:p>
     <w:p>
@@ -1120,7 +1120,7 @@
           <w:color w:val="000000"/>
           <w:sz w:val="22"/>
         </w:rPr>
-        <w:t>Le contrat de s'curisation professionnelle 3 e</w:t>
+        <w:t>Le contrat de sécurisation professionnelle 3 à</w:t>
       </w:r>
     </w:p>
     <w:p>
@@ -1130,7 +1130,7 @@
           <w:color w:val="000000"/>
           <w:sz w:val="22"/>
         </w:rPr>
-        <w:t>La loi du 28 juillet 2011 a cree le contrat de s'curisation professionnelle. Il permet aux salaries objet d'un licenciement</w:t>
+        <w:t>La loi du 28 juillet 2011 a créé le contrat de sécurisation professionnelle. Il permet aux salariés objet d'un licenciement</w:t>
       </w:r>
     </w:p>
     <w:p>
@@ -1140,7 +1140,7 @@
           <w:color w:val="000000"/>
           <w:sz w:val="22"/>
         </w:rPr>
-        <w:t>economique de ben'ficier de plusieurs mesures destinees e favoriser leur retour vers l'emploi (pre-bilan, evaluation des</w:t>
+        <w:t>économique de bénéficier de plusieurs mesures destinées à favoriser leur retour vers l'emploi (pro-bilan, évaluation des</w:t>
       </w:r>
     </w:p>
     <w:p>
@@ -1150,7 +1150,7 @@
           <w:color w:val="000000"/>
           <w:sz w:val="22"/>
         </w:rPr>
-        <w:t>competences, periodes de formations). Lorsque l'entreprise est soumise e l'etablissement d'un plan de sauvegarde,</w:t>
+        <w:t>compétences, périodes de formations). Lorsque l'entreprise est soumise à l'établissement d'un plan de sauvegarde,</w:t>
       </w:r>
     </w:p>
     <w:p>
@@ -1160,7 +1160,7 @@
           <w:color w:val="000000"/>
           <w:sz w:val="22"/>
         </w:rPr>
-        <w:t>cette proposition sera faite apres validation ou homologation de ce dernier par l'autorite administrative.</w:t>
+        <w:t>cette proposition sera faite après validation ou homologation de ce dernier par l'autorité administrative.</w:t>
       </w:r>
     </w:p>
     <w:p>
@@ -1170,7 +1170,7 @@
           <w:color w:val="000000"/>
           <w:sz w:val="22"/>
         </w:rPr>
-        <w:t>e compter de son adhesion (apres un d'lai de reflexion de 21 jours), le salarie dont le contrat de travail est rompu pereoit,</w:t>
+        <w:t>à compter de son adhésion (après un délai de réflexion de 21 jours), le salarié dont le contrat de travail est rompu perçoit,</w:t>
       </w:r>
     </w:p>
     <w:p>
@@ -1180,7 +1180,7 @@
           <w:color w:val="000000"/>
           <w:sz w:val="22"/>
         </w:rPr>
-        <w:t>outre l'indemnite de licenciement, une allocation specifique.</w:t>
+        <w:t>outre l'indemnité de licenciement, une allocation spécifique.</w:t>
       </w:r>
     </w:p>
     <w:p>
@@ -1190,7 +1190,7 @@
           <w:color w:val="000000"/>
           <w:sz w:val="22"/>
         </w:rPr>
-        <w:t>Le conge de conversion 4 e</w:t>
+        <w:t>Le congo de conversion 4 à</w:t>
       </w:r>
     </w:p>
     <w:p>
@@ -1200,7 +1200,7 @@
           <w:color w:val="000000"/>
           <w:sz w:val="22"/>
         </w:rPr>
-        <w:t>D'une duree au moins egale e 4 mois, le conge de conversion permet au salarie licencie pour motif economique de</w:t>
+        <w:t>D'une durée au moins égale à 4 mois, le congo de conversion permet au salarié licencié pour motif économique de</w:t>
       </w:r>
     </w:p>
     <w:p>
@@ -1210,7 +1210,7 @@
           <w:color w:val="000000"/>
           <w:sz w:val="22"/>
         </w:rPr>
-        <w:t>ben'ficier d'une aide au reclassement en dehors de l'entreprise ainsi qu'e la reinsertion professionnelle en dehors de</w:t>
+        <w:t>bénéficier d'une aide au reclassement en dehors de l'entreprise ainsi qu'à la réinsertion professionnelle en dehors de</w:t>
       </w:r>
     </w:p>
     <w:p>
@@ -1220,7 +1220,7 @@
           <w:color w:val="000000"/>
           <w:sz w:val="22"/>
         </w:rPr>
-        <w:t>l'entreprise. L'allocation ne peut etre inferieure e 85% du SMIC brut. Le conge de conversion peut etre mis en place</w:t>
+        <w:t>l'entreprise. L'allocation ne peut être inférieure à 85% du SMIC brut. Le congo de conversion peut être mis en place</w:t>
       </w:r>
     </w:p>
     <w:p>
@@ -1230,7 +1230,7 @@
           <w:color w:val="000000"/>
           <w:sz w:val="22"/>
         </w:rPr>
-        <w:t>lorsque l'entreprise n'est pas tenue au conge de reclassement et apres autorisation de la DREETS.</w:t>
+        <w:t>lorsque l'entreprise n'est pas tenue au congo de reclassement et après autorisation de la DREETS.</w:t>
       </w:r>
     </w:p>
     <w:p>
@@ -1240,7 +1240,7 @@
           <w:color w:val="000000"/>
           <w:sz w:val="22"/>
         </w:rPr>
-        <w:t>La priorite de re embauchage 5 e</w:t>
+        <w:t>La priorité de re embauchage 5 à</w:t>
       </w:r>
     </w:p>
     <w:p>
@@ -1250,7 +1250,7 @@
           <w:color w:val="000000"/>
           <w:sz w:val="22"/>
         </w:rPr>
-        <w:t>Tout salarie licencie pour motif economique peut ben'ficier pendant un an e compter de la rupture d'une priorite de</w:t>
+        <w:t>Tout salarié licencié pour motif économique peut bénéficier pendant un an à compter de la rupture d'une priorité de</w:t>
       </w:r>
     </w:p>
     <w:p>
@@ -1260,7 +1260,7 @@
           <w:color w:val="000000"/>
           <w:sz w:val="22"/>
         </w:rPr>
-        <w:t>re embauchage e condition d'en faire la demande (C. trav., art. L. 1233-45). L'employeur doit mentionner l'existence de</w:t>
+        <w:t>re embauchage à condition d'en faire la demande (C. trav., art. L. 1233-45). L'employeur doit mentionner l'existence de</w:t>
       </w:r>
     </w:p>
     <w:p>
@@ -1270,7 +1270,7 @@
           <w:color w:val="000000"/>
           <w:sz w:val="22"/>
         </w:rPr>
-        <w:t>cette priorite et ses conditions de mise en euvre dans la lettre de licenciement (C. trav., art. L. 1233-16). En cas de</w:t>
+        <w:t>cette priorité et ses conditions de mise en ouvre dans la lettre de licenciement (C. trav., art. L. 1233-16). En cas de</w:t>
       </w:r>
     </w:p>
     <w:p>
@@ -1280,7 +1280,7 @@
           <w:color w:val="000000"/>
           <w:sz w:val="22"/>
         </w:rPr>
-        <w:t>contentieux, la charge de la preuve du respect du droit de priorite de reembauchage pese sur l'employeur, le</w:t>
+        <w:t>contentieux, la charge de la preuve du respect du droit de priorité de réembauchage pose sur l'employeur, le</w:t>
       </w:r>
     </w:p>
     <w:p>
@@ -1290,7 +1290,7 @@
           <w:color w:val="000000"/>
           <w:sz w:val="22"/>
         </w:rPr>
-        <w:t>salarie n'ayant pas e d'montrer que son droit n'a pas et' respecte (Cass. soc. 13 novembre 2013).</w:t>
+        <w:t>salarié n'ayant pas à démontrer que son droit n'a pas été respecte (Cass. soc. 13 novembre 2013).</w:t>
       </w:r>
     </w:p>
     <w:p/>
@@ -1301,7 +1301,7 @@
           <w:color w:val="000000"/>
           <w:sz w:val="22"/>
         </w:rPr>
-        <w:t>Le plan de sauvegarde de l'emploi 6 e</w:t>
+        <w:t>Le plan de sauvegarde de l'emploi 6 à</w:t>
       </w:r>
     </w:p>
     <w:p>
@@ -1311,7 +1311,7 @@
           <w:color w:val="000000"/>
           <w:sz w:val="22"/>
         </w:rPr>
-        <w:t>Obligatoire dans toute entreprise d'au moins 50 salaries procedant e un licenciement economique de plus de 10 salaries</w:t>
+        <w:t>Obligatoire dans toute entreprise d'au moins 50 salariés procédant à un licenciement économique de plus de 10 salariés</w:t>
       </w:r>
     </w:p>
     <w:p>
@@ -1331,7 +1331,7 @@
           <w:color w:val="000000"/>
           <w:sz w:val="22"/>
         </w:rPr>
-        <w:t>retour e l'emploi. Imperativement soumis au CSE ainsi qu'e la DREETS, le plan peut contenir des actions de</w:t>
+        <w:t>retour à l'emploi. Impérativement soumis au CSE ainsi qu'à la DREETS, le plan peut contenir des actions de</w:t>
       </w:r>
     </w:p>
     <w:p>
@@ -1341,7 +1341,7 @@
           <w:color w:val="000000"/>
           <w:sz w:val="22"/>
         </w:rPr>
-        <w:t>reclassement interne, des actions de soutien e la creation d'activites nouvelles ou encore des mesures d'amenagement</w:t>
+        <w:t>reclassement interne, des actions de soutien à la création d'activités nouvelles ou encore des mesures d'aménagement</w:t>
       </w:r>
     </w:p>
     <w:p>
@@ -1351,7 +1351,7 @@
           <w:color w:val="000000"/>
           <w:sz w:val="22"/>
         </w:rPr>
-        <w:t>de la duree du travail. Les dispositions doivent ben'ficier e l'ensemble des salaries concernes par un licenciement</w:t>
+        <w:t>de la durée du travail. Les dispositions doivent bénéficier à l'ensemble des salariés concernés par un licenciement</w:t>
       </w:r>
     </w:p>
     <w:p>
@@ -1361,7 +1361,7 @@
           <w:color w:val="000000"/>
           <w:sz w:val="22"/>
         </w:rPr>
-        <w:t>economique.</w:t>
+        <w:t>économique.</w:t>
       </w:r>
     </w:p>
     <w:p>
@@ -1371,7 +1371,7 @@
           <w:color w:val="000000"/>
           <w:sz w:val="22"/>
         </w:rPr>
-        <w:t>La procedure d'etablissement du PSE a et' profondement remaniee par la loi du 14 juin 2013 et les ordonnances des 22</w:t>
+        <w:t>La procédure d'établissement du PSE a été profondément remaniée par la loi du 14 juin 2013 et les ordonnances des 22</w:t>
       </w:r>
     </w:p>
     <w:p>
@@ -1381,7 +1381,7 @@
           <w:color w:val="000000"/>
           <w:sz w:val="22"/>
         </w:rPr>
-        <w:t>septembre et 20 d'cembre 2017 (art.1233-21 e 1233-24-4 C. trav.). En effet, pour les entreprises concernees, la loi prevoit</w:t>
+        <w:t>septembre et 20 décembre 2017 (art.1233-21 à 1233-24-4 C. trav.). En effet, pour les entreprises concernées, la loi prévoit</w:t>
       </w:r>
     </w:p>
     <w:p>
@@ -1391,7 +1391,7 @@
           <w:color w:val="000000"/>
           <w:sz w:val="22"/>
         </w:rPr>
-        <w:t>d'sormais deux procedures :</w:t>
+        <w:t>désormais deux procédures :</w:t>
       </w:r>
     </w:p>
     <w:p>
@@ -1404,7 +1404,7 @@
           <w:color w:val="000000"/>
           <w:sz w:val="22"/>
         </w:rPr>
-        <w:t>l'etablissement du PSE par voie n'gociee. Le plan ainsi que les modalites de consultation du CSE peuvent etre etablis</w:t>
+        <w:t>l'établissement du PSE par voie négociée. Le plan ainsi que les modalités de consultation du CSE peuvent être établis</w:t>
       </w:r>
     </w:p>
     <w:p>
@@ -1414,7 +1414,7 @@
           <w:color w:val="000000"/>
           <w:sz w:val="22"/>
         </w:rPr>
-        <w:t>conjointement par l'employeur et les organisations syndicales representatives dans le cadre d'un accord qui doit</w:t>
+        <w:t>conjointement par l'employeur et les organisations syndicales représentatives dans le cadre d'un accord qui doit</w:t>
       </w:r>
     </w:p>
     <w:p>
@@ -1424,7 +1424,7 @@
           <w:color w:val="000000"/>
           <w:sz w:val="22"/>
         </w:rPr>
-        <w:t>etre adopte par une ou plusieurs organisations syndicales representatives ayant recueilli au moins 50% des suffrages</w:t>
+        <w:t>être adopté par une ou plusieurs organisations syndicales représentatives ayant recueilli au moins 50% des suffrages</w:t>
       </w:r>
     </w:p>
     <w:p>
@@ -1434,7 +1434,7 @@
           <w:color w:val="000000"/>
           <w:sz w:val="22"/>
         </w:rPr>
-        <w:t>exprimes en faveur d'organisations reconnues representatives au premier tour des dernieres elections des titulaires</w:t>
+        <w:t>exprimés en faveur d'organisations reconnues représentatives au premier tour des dernières élections des titulaires</w:t>
       </w:r>
     </w:p>
     <w:p>
@@ -1444,7 +1444,7 @@
           <w:color w:val="000000"/>
           <w:sz w:val="22"/>
         </w:rPr>
-        <w:t>au comite social et economique, quel que soit le nombre de votants. Le plan entre alors en vigueur apres validation</w:t>
+        <w:t>au comité social et économique, quel que soit le nombre de votants. Le plan entre alors en vigueur après validation</w:t>
       </w:r>
     </w:p>
     <w:p>
@@ -1467,7 +1467,7 @@
           <w:color w:val="000000"/>
           <w:sz w:val="22"/>
         </w:rPr>
-        <w:t>l'etablissement du PSE par voie unilaterale. L'employeur n'est pas tenu d'engager des n'gociations en vue d'un</w:t>
+        <w:t>l'établissement du PSE par voie unilatérale. L'employeur n'est pas tenu d'engager des négociations en vue d'un</w:t>
       </w:r>
     </w:p>
     <w:p>
@@ -1477,7 +1477,7 @@
           <w:color w:val="000000"/>
           <w:sz w:val="22"/>
         </w:rPr>
-        <w:t>accord sur le PSE et peut apres la derniere consultation du CSE etablir un document unilateral fixant le contenu du</w:t>
+        <w:t>accord sur le PSE et peut après la dernière consultation du CSE établir un document unilatéral fixant le contenu du</w:t>
       </w:r>
     </w:p>
     <w:p>
@@ -1487,7 +1487,7 @@
           <w:color w:val="000000"/>
           <w:sz w:val="22"/>
         </w:rPr>
-        <w:t>PSE dans le respect des dispositions imperatives. Le document doit ensuite etre homologue par la DREETS.</w:t>
+        <w:t>PSE dans le respect des dispositions impératives. Le document doit ensuite être homologue par la DREETS.</w:t>
       </w:r>
     </w:p>
     <w:p>
@@ -1497,7 +1497,7 @@
           <w:color w:val="000000"/>
           <w:sz w:val="22"/>
         </w:rPr>
-        <w:t>La d'cision de cette derniere peut faire l'objet d'un recours en annulation devant le tribunal administratif.</w:t>
+        <w:t>La décision de cette dernière peut faire l'objet d'un recours en annulation devant le tribunal administratif.</w:t>
       </w:r>
     </w:p>
     <w:p>
@@ -1507,7 +1507,7 @@
           <w:color w:val="000000"/>
           <w:sz w:val="22"/>
         </w:rPr>
-        <w:t>L'annulation de la d'cision de validation ou d'homologation donne lieu, sous reserve de l'accord des parties, e la rein-</w:t>
+        <w:t>L'annulation de la décision de validation ou d'homologation donne lieu, sous réserve de l'accord des parties, à la rein-</w:t>
       </w:r>
     </w:p>
     <w:p>
@@ -1517,7 +1517,7 @@
           <w:color w:val="000000"/>
           <w:sz w:val="22"/>
         </w:rPr>
-        <w:t>t'gration du salarie dans l'entreprise ou e d'faut au versement d'indemnites.</w:t>
+        <w:t>tégration du salarié dans l'entreprise ou à défaut au versement d'indemnités.</w:t>
       </w:r>
     </w:p>
     <w:p>
@@ -1527,7 +1527,7 @@
           <w:color w:val="000000"/>
           <w:sz w:val="22"/>
         </w:rPr>
-        <w:t>Cependant et d'sormais, lorsque l'annulation est prononcee pour insuffisance de motivation, l'autorite administrative</w:t>
+        <w:t>Cependant et désormais, lorsque l'annulation est prononcée pour insuffisance de motivation, l'autorité administrative</w:t>
       </w:r>
     </w:p>
     <w:p>
@@ -1537,7 +1537,7 @@
           <w:color w:val="000000"/>
           <w:sz w:val="22"/>
         </w:rPr>
-        <w:t>dispose d'un d'lai de 15 jours e compter du jugement pour prendre une nouvelle d'cision suffisamment motivee. D's</w:t>
+        <w:t>dispose d'un délai de 15 jours à compter du jugement pour prendre une nouvelle décision suffisamment motivée. Des</w:t>
       </w:r>
     </w:p>
     <w:p>
@@ -1547,7 +1547,7 @@
           <w:color w:val="000000"/>
           <w:sz w:val="22"/>
         </w:rPr>
-        <w:t>lors l'annulation premiere est sans incidence sur la validite des licenciements.</w:t>
+        <w:t>lors l'annulation première est sans incidence sur la validité des licenciements.</w:t>
       </w:r>
     </w:p>
     <w:p>
@@ -1557,7 +1557,7 @@
           <w:color w:val="000000"/>
           <w:sz w:val="22"/>
         </w:rPr>
-        <w:t>Les accords de performance collective 7 e</w:t>
+        <w:t>Les accords de performance collective 7 à</w:t>
       </w:r>
     </w:p>
     <w:p>
@@ -1567,7 +1567,7 @@
           <w:color w:val="000000"/>
           <w:sz w:val="22"/>
         </w:rPr>
-        <w:t>Ils fusionnent et remplacent les accords de maintien et de d'veloppement de l'emploi. Adoptes par accord majoritaire,</w:t>
+        <w:t>Ils fusionnent et remplacent les accords de maintien et de développement de l'emploi. Adoptés par accord majoritaire,</w:t>
       </w:r>
     </w:p>
     <w:p>
@@ -1577,7 +1577,7 @@
           <w:color w:val="000000"/>
           <w:sz w:val="22"/>
         </w:rPr>
-        <w:t>ils peuvent amenager la duree du travail, la remuneration et organiser la mobilite professionnelle ou geographique des</w:t>
+        <w:t>ils peuvent aménager la durée du travail, la rémunération et organiser la mobilité professionnelle ou géographique des</w:t>
       </w:r>
     </w:p>
     <w:p>
@@ -1587,7 +1587,7 @@
           <w:color w:val="000000"/>
           <w:sz w:val="22"/>
         </w:rPr>
-        <w:t>salaries de l'entreprise.</w:t>
+        <w:t>salariés de l'entreprise.</w:t>
       </w:r>
     </w:p>
     <w:p>
@@ -1597,7 +1597,7 @@
           <w:color w:val="000000"/>
           <w:sz w:val="22"/>
         </w:rPr>
-        <w:t>Une fois adopte, l'employeur doit informer individuellement les salaries concernes des effets dudit accord sur leur contrat</w:t>
+        <w:t>Une fois adopté, l'employeur doit informer individuellement les salariés concernés des effets dudit accord sur leur contrat</w:t>
       </w:r>
     </w:p>
     <w:p>
@@ -1607,7 +1607,7 @@
           <w:color w:val="000000"/>
           <w:sz w:val="22"/>
         </w:rPr>
-        <w:t>de travail. Ils disposent du d'lai d'un mois pour faire connaetre leur acceptation ou leur refus. En cas d'acceptation, celui-ci</w:t>
+        <w:t>de travail. Ils disposent du délai d'un mois pour faire connaître leur acceptation ou leur refus. En cas d'acceptation, celui-ci</w:t>
       </w:r>
     </w:p>
     <w:p>
@@ -1617,7 +1617,7 @@
           <w:color w:val="000000"/>
           <w:sz w:val="22"/>
         </w:rPr>
-        <w:t>s'applique ; en cas de refus l'employeur peut engager une procedure de licenciement dans les deux mois.</w:t>
+        <w:t>s'applique ; en cas de refus l'employeur peut engager une procédure de licenciement dans les deux mois.</w:t>
       </w:r>
     </w:p>
     <w:p/>
@@ -1631,7 +1631,7 @@
           <w:color w:val="2F5496"/>
           <w:sz w:val="24"/>
         </w:rPr>
-        <w:t>LA PROCeDURE DU LICENCIEMENT POUR MOTIF eCONOMIQUE III e</w:t>
+        <w:t>LA PROCÉDURE DU LICENCIEMENT POUR MOTIF ÉCONOMIQUE III •</w:t>
       </w:r>
     </w:p>
     <w:p>
@@ -1644,7 +1644,7 @@
           <w:color w:val="2F5496"/>
           <w:sz w:val="24"/>
         </w:rPr>
-        <w:t>LA PROCeDURE DE LICENCIEMENT eCONOMIQUE INDIVIDUEL. A e</w:t>
+        <w:t>LA PROCÉDURE DE LICENCIEMENT ÉCONOMIQUE INDIVIDUEL. A •</w:t>
       </w:r>
     </w:p>
     <w:p>
@@ -1654,7 +1654,7 @@
           <w:color w:val="000000"/>
           <w:sz w:val="22"/>
         </w:rPr>
-        <w:t>Une fois accomplies les obligations relatives e la formation et au reclassement du salarie, l'employeur doit s'astreindre</w:t>
+        <w:t>Une fois accomplies les obligations relatives à la formation et au reclassement du salarié, l'employeur doit s'astreindre</w:t>
       </w:r>
     </w:p>
     <w:p>
@@ -1664,7 +1664,7 @@
           <w:color w:val="000000"/>
           <w:sz w:val="22"/>
         </w:rPr>
-        <w:t>au respect de la procedure suivante :</w:t>
+        <w:t>au respect de la procédure suivante :</w:t>
       </w:r>
     </w:p>
     <w:p>
@@ -1677,7 +1677,7 @@
           <w:color w:val="2F5496"/>
           <w:sz w:val="24"/>
         </w:rPr>
-        <w:t>CONVOCATION DU SALARIe e L'ENTRETIEN</w:t>
+        <w:t>CONVOCATION DU SALARIÉ à L'ENTRETIEN</w:t>
       </w:r>
     </w:p>
     <w:p>
@@ -1697,7 +1697,7 @@
           <w:color w:val="000000"/>
           <w:sz w:val="22"/>
         </w:rPr>
-        <w:t>Remise par lettre recommandee ou en main propre contre d'charge, la convocation doit comporter les mentions</w:t>
+        <w:t>Remise par lettre recommandée ou en main propre contre décharge, la convocation doit comporter les mentions</w:t>
       </w:r>
     </w:p>
     <w:p>
@@ -1717,7 +1717,7 @@
           <w:color w:val="000000"/>
           <w:sz w:val="22"/>
         </w:rPr>
-        <w:t>L'objet de l'entretien. Il doit etre precis et sans equivoque.</w:t>
+        <w:t>L'objet de l'entretien. Il doit être précis et sans équivoque.</w:t>
       </w:r>
     </w:p>
     <w:p>
@@ -1737,7 +1737,7 @@
           <w:color w:val="000000"/>
           <w:sz w:val="22"/>
         </w:rPr>
-        <w:t>La possibilite pour le salarie de se faire assister par un membre de l'entreprise et e d'faut d'institutions representatives</w:t>
+        <w:t>La possibilité pour le salarié de se faire assister par un membre de l'entreprise et à défaut d'institutions représentatives</w:t>
       </w:r>
     </w:p>
     <w:p>
@@ -1747,7 +1747,7 @@
           <w:color w:val="000000"/>
           <w:sz w:val="22"/>
         </w:rPr>
-        <w:t>du personnel par une personne exterieure.</w:t>
+        <w:t>du personnel par une personne extérieure.</w:t>
       </w:r>
     </w:p>
     <w:p>
@@ -1760,7 +1760,7 @@
           <w:color w:val="2F5496"/>
           <w:sz w:val="24"/>
         </w:rPr>
-        <w:t>L'ENTRETIEN PReALABLE</w:t>
+        <w:t>L'ENTRETIEN PRÉALABLE</w:t>
       </w:r>
     </w:p>
     <w:p>
@@ -1780,7 +1780,7 @@
           <w:color w:val="000000"/>
           <w:sz w:val="22"/>
         </w:rPr>
-        <w:t>Il se d'roule comme pour le licenciement pour motif personnel et ne peut se tenir moins de 5 jours ouvrables apres</w:t>
+        <w:t>Il se déroule comme pour le licenciement pour motif personnel et ne peut se tenir moins de 5 jours ouvrables après</w:t>
       </w:r>
     </w:p>
     <w:p>
@@ -1790,7 +1790,7 @@
           <w:color w:val="000000"/>
           <w:sz w:val="22"/>
         </w:rPr>
-        <w:t>presentation de la lettre de convocation. Cependant c'est e cette occasion que l'employeur informe le salarie des</w:t>
+        <w:t>présentation de la lettre de convocation. Cependant c'est à cette occasion que l'employeur informe le salarié des</w:t>
       </w:r>
     </w:p>
     <w:p>
@@ -1800,7 +1800,7 @@
           <w:color w:val="000000"/>
           <w:sz w:val="22"/>
         </w:rPr>
-        <w:t>mesures de reclassement dont il peut ben'ficier.</w:t>
+        <w:t>mesures de reclassement dont il peut bénéficier.</w:t>
       </w:r>
     </w:p>
     <w:p>
@@ -1833,7 +1833,7 @@
           <w:color w:val="000000"/>
           <w:sz w:val="22"/>
         </w:rPr>
-        <w:t>La notification est effectuee par lettre recommandee avec AR. e compter de l'entretien (Art. 1233-15 du Code du</w:t>
+        <w:t>La notification est effectuée par lettre recommandée avec AR. à compter de l'entretien (Art. 1233-15 du Code du</w:t>
       </w:r>
     </w:p>
     <w:p>
@@ -1843,7 +1843,7 @@
           <w:color w:val="000000"/>
           <w:sz w:val="22"/>
         </w:rPr>
-        <w:t>travail), elle ne peut etre envoyee moins de :</w:t>
+        <w:t>travail), elle ne peut être envoyée moins de :</w:t>
       </w:r>
     </w:p>
     <w:p>
@@ -1856,7 +1856,7 @@
           <w:color w:val="000000"/>
           <w:sz w:val="22"/>
         </w:rPr>
-        <w:t>7 jours ouvrables pour un salarie non cadre ;</w:t>
+        <w:t>7 jours ouvrables pour un salarié non cadre ;</w:t>
       </w:r>
     </w:p>
     <w:p>
@@ -1879,7 +1879,7 @@
           <w:color w:val="000000"/>
           <w:sz w:val="22"/>
         </w:rPr>
-        <w:t>Elle doit mentionner imperativement :</w:t>
+        <w:t>Elle doit mentionner impérativement :</w:t>
       </w:r>
     </w:p>
     <w:p>
@@ -1892,7 +1892,7 @@
           <w:color w:val="000000"/>
           <w:sz w:val="22"/>
         </w:rPr>
-        <w:t>le motif economique justifiant la rupture du contrat de travail. Il doit etre suffisamment clair et precis pour etre une</w:t>
+        <w:t>le motif économique justifiant la rupture du contrat de travail. Il doit être suffisamment clair et précis pour être une</w:t>
       </w:r>
     </w:p>
     <w:p>
@@ -1902,7 +1902,7 @@
           <w:color w:val="000000"/>
           <w:sz w:val="22"/>
         </w:rPr>
-        <w:t>cause reelle et s'rieuse de licenciement. Par exemple, l'absence de precision quant e l'incidence des difficultes</w:t>
+        <w:t>cause réelle et sérieuse de licenciement. Par exemple, l'absence de précision quant à l'incidence des difficultés</w:t>
       </w:r>
     </w:p>
     <w:p>
@@ -1912,7 +1912,7 @@
           <w:color w:val="000000"/>
           <w:sz w:val="22"/>
         </w:rPr>
-        <w:t>economiques alleguees sur l'emploi ou le contrat de travail du salarie a pour effet de rendre le licenciement sans</w:t>
+        <w:t>économiques alléguées sur l'emploi ou le contrat de travail du salarié a pour effet de rendre le licenciement sans</w:t>
       </w:r>
     </w:p>
     <w:p>
@@ -1922,7 +1922,7 @@
           <w:color w:val="000000"/>
           <w:sz w:val="22"/>
         </w:rPr>
-        <w:t>cause reelle et s'rieuse (en ce sens, Cass. soc. 4 octobre 2023) ;</w:t>
+        <w:t>cause réelle et sérieuse (en ce sens, Cass. soc. 4 octobre 2023) ;</w:t>
       </w:r>
     </w:p>
     <w:p>
@@ -1935,7 +1935,7 @@
           <w:color w:val="000000"/>
           <w:sz w:val="22"/>
         </w:rPr>
-        <w:t>la priorite de reembauchage d'une annee auquel le salarie peut avoir droit ;</w:t>
+        <w:t>la priorité de réembauchage d'une année auquel le salarié peut avoir droit ;</w:t>
       </w:r>
     </w:p>
     <w:p>
@@ -1948,7 +1948,7 @@
           <w:color w:val="000000"/>
           <w:sz w:val="22"/>
         </w:rPr>
-        <w:t>la possibilite d'utiliser le droit e la formation notamment pendant le preavis ;</w:t>
+        <w:t>la possibilité d'utiliser le droit à la formation notamment pendant le préavis ;</w:t>
       </w:r>
     </w:p>
     <w:p>
@@ -1961,7 +1961,7 @@
           <w:color w:val="000000"/>
           <w:sz w:val="22"/>
         </w:rPr>
-        <w:t>la date d'expiration du preavis.</w:t>
+        <w:t>la date d'expiration du préavis.</w:t>
       </w:r>
     </w:p>
     <w:p/>
@@ -1995,7 +1995,7 @@
           <w:color w:val="000000"/>
           <w:sz w:val="22"/>
         </w:rPr>
-        <w:t>L'employeur doit informer la Direction regionale de l'economie, de l'emploi, du travail et des solidarites (DREETS) du</w:t>
+        <w:t>L'employeur doit informer la Direction régionale de l'économie, de l'emploi, du travail et des solidarités (DREETS) du</w:t>
       </w:r>
     </w:p>
     <w:p>
@@ -2005,7 +2005,7 @@
           <w:color w:val="000000"/>
           <w:sz w:val="22"/>
         </w:rPr>
-        <w:t>licenciement economique dans les 8 jours suivant la notification faite au salarie.</w:t>
+        <w:t>licenciement économique dans les 8 jours suivant la notification faite au salarié.</w:t>
       </w:r>
     </w:p>
     <w:p>
@@ -2018,7 +2018,7 @@
           <w:color w:val="2F5496"/>
           <w:sz w:val="24"/>
         </w:rPr>
-        <w:t>LA PROCeDURE DE LICENCIEMENT eCONOMIQUE DE 2 e 9 SALARIeS. B e</w:t>
+        <w:t>LA PROCÉDURE DE LICENCIEMENT ÉCONOMIQUE DE 2 à 9 SALARIÉS. B •</w:t>
       </w:r>
     </w:p>
     <w:p>
@@ -2028,7 +2028,7 @@
           <w:color w:val="000000"/>
           <w:sz w:val="22"/>
         </w:rPr>
-        <w:t>La procedure, si elle conserve globalement la m'me architecture, s'enrichit d'el'ments supplementaires.</w:t>
+        <w:t>La procédure, si elle conserve globalement la même architecture, s'enrichit d'éléments supplémentaires.</w:t>
       </w:r>
     </w:p>
     <w:p>
@@ -2041,7 +2041,7 @@
           <w:color w:val="2F5496"/>
           <w:sz w:val="24"/>
         </w:rPr>
-        <w:t>OBLIGATION PReALABLE DE FORMATION ET DE RECLASSEMENT DU SALARIe</w:t>
+        <w:t>OBLIGATION PRÉALABLE DE FORMATION ET DE RECLASSEMENT DU SALARIÉ</w:t>
       </w:r>
     </w:p>
     <w:p>
@@ -2084,7 +2084,7 @@
           <w:color w:val="000000"/>
           <w:sz w:val="22"/>
         </w:rPr>
-        <w:t>Le CSE est convoque pour avis sur les licenciements envisages. L'employeur doit remettre, trois jours avant la reunion,</w:t>
+        <w:t>Le CSE est convoqué pour avis sur les licenciements envisagés. L'employeur doit remettre, trois jours avant la réunion,</w:t>
       </w:r>
     </w:p>
     <w:p>
@@ -2094,7 +2094,7 @@
           <w:color w:val="000000"/>
           <w:sz w:val="22"/>
         </w:rPr>
-        <w:t>un document precisant : l'effectif salarie de l'entreprise, les motifs justifiant les licenciements envisages et l'ordre des</w:t>
+        <w:t>un document précisant : l'effectif salarié de l'entreprise, les motifs justifiant les licenciements envisagés et l'ordre des</w:t>
       </w:r>
     </w:p>
     <w:p>
@@ -2137,7 +2137,7 @@
           <w:color w:val="000000"/>
           <w:sz w:val="22"/>
         </w:rPr>
-        <w:t>L'employeur doit d'terminer l'ordre des licenciements soit e partir des criteres d'finis par la convention collective ou e</w:t>
+        <w:t>L'employeur doit déterminer l'ordre des licenciements soit à partir des critères définis par la convention collective ou à</w:t>
       </w:r>
     </w:p>
     <w:p>
@@ -2147,7 +2147,7 @@
           <w:color w:val="000000"/>
           <w:sz w:val="22"/>
         </w:rPr>
-        <w:t>d'faut apres consultation du CSE.</w:t>
+        <w:t>défaut après consultation du CSE.</w:t>
       </w:r>
     </w:p>
     <w:p>
@@ -2160,7 +2160,7 @@
           <w:color w:val="2F5496"/>
           <w:sz w:val="24"/>
         </w:rPr>
-        <w:t>L'ENTRETIEN PReALABLE</w:t>
+        <w:t>L'ENTRETIEN PRÉALABLE</w:t>
       </w:r>
     </w:p>
     <w:p>
@@ -2180,7 +2180,7 @@
           <w:color w:val="000000"/>
           <w:sz w:val="22"/>
         </w:rPr>
-        <w:t>Il ne peut avoir lieu moins de 5 jours ouvrables apres premiere presentation de la lettre recommandee et remplit les</w:t>
+        <w:t>Il ne peut avoir lieu moins de 5 jours ouvrables après première présentation de la lettre recommandée et remplit les</w:t>
       </w:r>
     </w:p>
     <w:p>
@@ -2190,7 +2190,7 @@
           <w:color w:val="000000"/>
           <w:sz w:val="22"/>
         </w:rPr>
-        <w:t>m'mes fonctions et conditions que le licenciement individuel.</w:t>
+        <w:t>mêmes fonctions et conditions que le licenciement individuel.</w:t>
       </w:r>
     </w:p>
     <w:p>
@@ -2223,7 +2223,7 @@
           <w:color w:val="000000"/>
           <w:sz w:val="22"/>
         </w:rPr>
-        <w:t>Elle est identique au licenciement individuel pour motif economique.</w:t>
+        <w:t>Elle est identique au licenciement individuel pour motif économique.</w:t>
       </w:r>
     </w:p>
     <w:p>
@@ -2236,7 +2236,7 @@
           <w:color w:val="2F5496"/>
           <w:sz w:val="24"/>
         </w:rPr>
-        <w:t>LA PROCeDURE DE LICENCIEMENT eCONOMIQUE DE 10 SALARIeS ET PLUS SUR 30 JOURS C e</w:t>
+        <w:t>LA PROCÉDURE DE LICENCIEMENT ÉCONOMIQUE DE 10 SALARIÉS ET PLUS SUR 30 JOURS C •</w:t>
       </w:r>
     </w:p>
     <w:p>
@@ -2246,7 +2246,7 @@
           <w:color w:val="000000"/>
           <w:sz w:val="22"/>
         </w:rPr>
-        <w:t>La procedure est beaucoup plus complexe. Schematiquement, deux situations sont e distinguer :</w:t>
+        <w:t>La procédure est beaucoup plus complexe. Schématiquement, deux situations sont à distinguer :</w:t>
       </w:r>
     </w:p>
     <w:p>
@@ -2259,7 +2259,7 @@
           <w:color w:val="2F5496"/>
           <w:sz w:val="24"/>
         </w:rPr>
-        <w:t>EN PReSENCE D'INSTITUTIONS COLLECTIVES</w:t>
+        <w:t>EN PRÉSENCE D'INSTITUTIONS COLLECTIVES</w:t>
       </w:r>
     </w:p>
     <w:p>
@@ -2279,7 +2279,7 @@
           <w:color w:val="000000"/>
           <w:sz w:val="22"/>
         </w:rPr>
-        <w:t>Entreprises de 11 e 49 salaries</w:t>
+        <w:t>Entreprises de 11 à 49 salariés</w:t>
       </w:r>
     </w:p>
     <w:p>
@@ -2289,7 +2289,7 @@
           <w:color w:val="000000"/>
           <w:sz w:val="22"/>
         </w:rPr>
-        <w:t>La procedure se caracterise par l'absence d'entretien prealable avec les salaries concernes et d'obligation de mise en</w:t>
+        <w:t>La procédure se caractérise par l'absence d'entretien préalable avec les salariés concernés et d'obligation de mise en</w:t>
       </w:r>
     </w:p>
     <w:p>
@@ -2299,7 +2299,7 @@
           <w:color w:val="000000"/>
           <w:sz w:val="22"/>
         </w:rPr>
-        <w:t>oeuvre d'un plan de sauvegarde de l'emploi. Par contre le projet de licenciement doit etre porte e la connaissance du</w:t>
+        <w:t>oeuvre d'un plan de sauvegarde de l'emploi. Par contre le projet de licenciement doit être porte à la connaissance du</w:t>
       </w:r>
     </w:p>
     <w:p>
@@ -2309,7 +2309,7 @@
           <w:color w:val="000000"/>
           <w:sz w:val="22"/>
         </w:rPr>
-        <w:t>comite social et economique et de l'administration (DREETS) simultanement. La notification du licenciement est</w:t>
+        <w:t>comité social et économique et de l'administration (DREETS) simultanément. La notification du licenciement est</w:t>
       </w:r>
     </w:p>
     <w:p>
@@ -2319,7 +2319,7 @@
           <w:color w:val="000000"/>
           <w:sz w:val="22"/>
         </w:rPr>
-        <w:t>soumise e des d'lais specifiques qui sont fonction du nombre de licenciements.</w:t>
+        <w:t>soumise à des délais spécifiques qui sont fonction du nombre de licenciements.</w:t>
       </w:r>
     </w:p>
     <w:p>
@@ -2329,7 +2329,7 @@
           <w:color w:val="000000"/>
           <w:sz w:val="22"/>
         </w:rPr>
-        <w:t>Entreprises de 50 salaries et plus</w:t>
+        <w:t>Entreprises de 50 salariés et plus</w:t>
       </w:r>
     </w:p>
     <w:p>
@@ -2339,7 +2339,7 @@
           <w:color w:val="000000"/>
           <w:sz w:val="22"/>
         </w:rPr>
-        <w:t>Dans les entreprises d'au moins 50 salaries, la procedure e suivre est plus lourde malgre l'absence d'entretien prealable</w:t>
+        <w:t>Dans les entreprises d'au moins 50 salariés, la procédure à suivre est plus lourde malgré l'absence d'entretien préalable</w:t>
       </w:r>
     </w:p>
     <w:p>
@@ -2349,7 +2349,7 @@
           <w:color w:val="000000"/>
           <w:sz w:val="22"/>
         </w:rPr>
-        <w:t>avec les salaries vises par la mesure. Elle se caracterise essentiellement par l'obligation de consulter le comite social et</w:t>
+        <w:t>avec les salariés visés par la mesure. Elle se caractérise essentiellement par l'obligation de consulter le comité social et</w:t>
       </w:r>
     </w:p>
     <w:p>
@@ -2359,7 +2359,7 @@
           <w:color w:val="000000"/>
           <w:sz w:val="22"/>
         </w:rPr>
-        <w:t>economique au cours de 2 reunions sur les licenciements envisages ainsi que sur le plan de sauvegarde de l'emploi et la</w:t>
+        <w:t>économique au cours de 2 réunions sur les licenciements envisagés ainsi que sur le plan de sauvegarde de l'emploi et la</w:t>
       </w:r>
     </w:p>
     <w:p>
@@ -2369,7 +2369,7 @@
           <w:color w:val="000000"/>
           <w:sz w:val="22"/>
         </w:rPr>
-        <w:t>transmission concomitante des informations e la DREETS. Les regles de notification du licenciement sont identiques e</w:t>
+        <w:t>transmission concomitante des informations à la DREETS. Les règles de notification du licenciement sont identiques à</w:t>
       </w:r>
     </w:p>
     <w:p>
@@ -2379,7 +2379,7 @@
           <w:color w:val="000000"/>
           <w:sz w:val="22"/>
         </w:rPr>
-        <w:t>la procedure ci-dessus exposee.</w:t>
+        <w:t>la procédure ci-dessus exposée.</w:t>
       </w:r>
     </w:p>
     <w:p>
@@ -2412,7 +2412,7 @@
           <w:color w:val="000000"/>
           <w:sz w:val="22"/>
         </w:rPr>
-        <w:t>L'employeur est de nouveau astreint e une convocation individuelle des salaries e un entretien prealable, au terme</w:t>
+        <w:t>L'employeur est de nouveau astreint à une convocation individuelle des salariés à un entretien préalable, au terme</w:t>
       </w:r>
     </w:p>
     <w:p>
@@ -2422,9 +2422,10 @@
           <w:color w:val="000000"/>
           <w:sz w:val="22"/>
         </w:rPr>
-        <w:t>duquel il procede e la notification du licenciement.</w:t>
+        <w:t>duquel il procède à la notification du licenciement.</w:t>
       </w:r>
     </w:p>
+    <w:p/>
     <w:p/>
     <w:sectPr>
       <w:pgSz w:w="12240" w:h="15840"/>

--- a/droit social dcg/14- licenciement - motif conomique.docx
+++ b/droit social dcg/14- licenciement - motif conomique.docx
@@ -24,7 +24,7 @@
       <w:r>
         <w:rPr>
           <w:b/>
-          <w:color w:val="7030A0"/>
+          <w:color w:val="BF5700"/>
           <w:sz w:val="24"/>
         </w:rPr>
         <w:t>I- LES CONDITIONS DU LICENCIEMENT POUR MOTIF ÉCONOMIQUE I</w:t>
@@ -37,7 +37,7 @@
       <w:r>
         <w:rPr>
           <w:b/>
-          <w:color w:val="2F5496"/>
+          <w:color w:val="00703C"/>
           <w:sz w:val="24"/>
         </w:rPr>
         <w:t>A- DÉFINITION DU LICENCIEMENT ÉCONOMIQUE</w:t>
@@ -47,7 +47,7 @@
       <w:r>
         <w:rPr>
           <w:b w:val="0"/>
-          <w:color w:val="000000"/>
+          <w:color w:val="BF5700"/>
           <w:sz w:val="22"/>
         </w:rPr>
         <w:t>Il doit reposer sur une cause réelle et sérieuse. à noter ici que la Cour de cassation fait peser sur l'employeur une</w:t>
@@ -57,7 +57,7 @@
       <w:r>
         <w:rPr>
           <w:b w:val="0"/>
-          <w:color w:val="000000"/>
+          <w:color w:val="BF5700"/>
           <w:sz w:val="22"/>
         </w:rPr>
         <w:t>obligation de reclassement (cf. infra). Le fait ne pas se soumettre à cette obligation prive le licenciement de cause réelle</w:t>
@@ -67,7 +67,7 @@
       <w:r>
         <w:rPr>
           <w:b w:val="0"/>
-          <w:color w:val="000000"/>
+          <w:color w:val="BF5700"/>
           <w:sz w:val="22"/>
         </w:rPr>
         <w:t>et sérieuse et semble devoir être considéré comme une condition substantielle du licenciement économique.</w:t>
@@ -77,7 +77,7 @@
       <w:r>
         <w:rPr>
           <w:b w:val="0"/>
-          <w:color w:val="000000"/>
+          <w:color w:val="00703C"/>
           <w:sz w:val="22"/>
         </w:rPr>
         <w:t>Au terme de l'article L 1233-2 du code du travail, constitue un licenciement pour motif économique le licenciement</w:t>
@@ -87,7 +87,7 @@
       <w:r>
         <w:rPr>
           <w:b w:val="0"/>
-          <w:color w:val="000000"/>
+          <w:color w:val="00703C"/>
           <w:sz w:val="22"/>
         </w:rPr>
         <w:t>prononcé :</w:t>
@@ -100,7 +100,7 @@
       <w:r>
         <w:rPr>
           <w:b w:val="0"/>
-          <w:color w:val="000000"/>
+          <w:color w:val="00703C"/>
           <w:sz w:val="22"/>
         </w:rPr>
         <w:t>pour un ou plusieurs motifs non inhérents à la personne du salarié ;</w:t>
@@ -113,7 +113,7 @@
       <w:r>
         <w:rPr>
           <w:b w:val="0"/>
-          <w:color w:val="000000"/>
+          <w:color w:val="00703C"/>
           <w:sz w:val="22"/>
         </w:rPr>
         <w:t>résultant d'une suppression ou transformation d'emploi ou d'une modification, refusée par le salarié, d'un élément</w:t>
@@ -123,7 +123,7 @@
       <w:r>
         <w:rPr>
           <w:b w:val="0"/>
-          <w:color w:val="000000"/>
+          <w:color w:val="00703C"/>
           <w:sz w:val="22"/>
         </w:rPr>
         <w:t>essentiel du contrat de travail ;</w:t>
@@ -136,7 +136,7 @@
       <w:r>
         <w:rPr>
           <w:b w:val="0"/>
-          <w:color w:val="000000"/>
+          <w:color w:val="00703C"/>
           <w:sz w:val="22"/>
         </w:rPr>
         <w:t>consécutives notamment :</w:t>
@@ -146,7 +146,7 @@
       <w:r>
         <w:rPr>
           <w:b w:val="0"/>
-          <w:color w:val="000000"/>
+          <w:color w:val="00703C"/>
           <w:sz w:val="22"/>
         </w:rPr>
         <w:t>à des difficultés économiques, à</w:t>
@@ -156,7 +156,7 @@
       <w:r>
         <w:rPr>
           <w:b w:val="0"/>
-          <w:color w:val="000000"/>
+          <w:color w:val="00703C"/>
           <w:sz w:val="22"/>
         </w:rPr>
         <w:t>à des mutations technologiques, à</w:t>
@@ -166,7 +166,7 @@
       <w:r>
         <w:rPr>
           <w:b w:val="0"/>
-          <w:color w:val="000000"/>
+          <w:color w:val="BF5700"/>
           <w:sz w:val="22"/>
         </w:rPr>
         <w:t>à une réorganisation de l'entreprise nécessaire à la sauvegarde de sa compétitivité, à</w:t>
@@ -176,7 +176,7 @@
       <w:r>
         <w:rPr>
           <w:b w:val="0"/>
-          <w:color w:val="000000"/>
+          <w:color w:val="00703C"/>
           <w:sz w:val="22"/>
         </w:rPr>
         <w:t>à la cessation d'activité de l'entreprise. à</w:t>
@@ -186,7 +186,7 @@
       <w:r>
         <w:rPr>
           <w:b w:val="0"/>
-          <w:color w:val="000000"/>
+          <w:color w:val="00703C"/>
           <w:sz w:val="22"/>
         </w:rPr>
         <w:t>En premier lieu est exclu du champ d'application de la loi tout motif ayant un rapport avec la personne du salarié. La</w:t>
@@ -196,7 +196,7 @@
       <w:r>
         <w:rPr>
           <w:b w:val="0"/>
-          <w:color w:val="000000"/>
+          <w:color w:val="BF5700"/>
           <w:sz w:val="22"/>
         </w:rPr>
         <w:t>cause du licenciement doit lui être extérieure, en l'occurrence elle doit reposer sur un motif lié à l'entreprise elle-même.</w:t>
@@ -206,7 +206,7 @@
       <w:r>
         <w:rPr>
           <w:b w:val="0"/>
-          <w:color w:val="000000"/>
+          <w:color w:val="00703C"/>
           <w:sz w:val="22"/>
         </w:rPr>
         <w:t>De fait, l'âge, l'inaptitude physique ou l'insuffisance professionnelle ne peuvent constituer un motif économique de</w:t>
@@ -216,7 +216,7 @@
       <w:r>
         <w:rPr>
           <w:b w:val="0"/>
-          <w:color w:val="000000"/>
+          <w:color w:val="00703C"/>
           <w:sz w:val="22"/>
         </w:rPr>
         <w:t>licenciement.</w:t>
@@ -226,7 +226,7 @@
       <w:r>
         <w:rPr>
           <w:b w:val="0"/>
-          <w:color w:val="000000"/>
+          <w:color w:val="00703C"/>
           <w:sz w:val="22"/>
         </w:rPr>
         <w:t>Il consiste, en second lieu, en une suppression d'emploi (due par exemple à un remplacement de poste par des</w:t>
@@ -236,7 +236,7 @@
       <w:r>
         <w:rPr>
           <w:b w:val="0"/>
-          <w:color w:val="000000"/>
+          <w:color w:val="00703C"/>
           <w:sz w:val="22"/>
         </w:rPr>
         <w:t>machines), en une transformation d'emploi (dans le cadre d'une réorganisation nécessitée par une redéfinition des</w:t>
@@ -246,7 +246,7 @@
       <w:r>
         <w:rPr>
           <w:b w:val="0"/>
-          <w:color w:val="000000"/>
+          <w:color w:val="00703C"/>
           <w:sz w:val="22"/>
         </w:rPr>
         <w:t>emplois et un redéploiement des effectifs) ou encore suite à une modification du contrat de travail refusée par le salarié.</w:t>
@@ -256,7 +256,7 @@
       <w:r>
         <w:rPr>
           <w:b w:val="0"/>
-          <w:color w:val="000000"/>
+          <w:color w:val="00703C"/>
           <w:sz w:val="22"/>
         </w:rPr>
         <w:t>Ces différentes modifications s'apprécient au niveau de l'entreprise.</w:t>
@@ -266,7 +266,7 @@
       <w:r>
         <w:rPr>
           <w:b w:val="0"/>
-          <w:color w:val="000000"/>
+          <w:color w:val="BF5700"/>
           <w:sz w:val="22"/>
         </w:rPr>
         <w:t>Il est enfin nécessaire de justifier d'un motif recevable.</w:t>
@@ -332,7 +332,7 @@
       <w:r>
         <w:rPr>
           <w:b w:val="0"/>
-          <w:color w:val="000000"/>
+          <w:color w:val="BF5700"/>
           <w:sz w:val="22"/>
         </w:rPr>
         <w:t>Elles doivent être réelles (observables objectivement : bilan, résultat, contratsé) et d'une nature suffisamment sérieuse</w:t>
@@ -402,7 +402,7 @@
       <w:r>
         <w:rPr>
           <w:b w:val="0"/>
-          <w:color w:val="000000"/>
+          <w:color w:val="00703C"/>
           <w:sz w:val="22"/>
         </w:rPr>
         <w:t>Afin de mieux sécuriser le périmètre de cette notion, la loi du 8 août 2016, relative au travail, à la modernisation du</w:t>
@@ -422,7 +422,7 @@
       <w:r>
         <w:rPr>
           <w:b w:val="0"/>
-          <w:color w:val="000000"/>
+          <w:color w:val="BF5700"/>
           <w:sz w:val="22"/>
         </w:rPr>
         <w:t>économiques. Ceux-ci doivent être caractérisés : soit par l'évolution significative d'au moins un indicateur économique</w:t>
@@ -452,7 +452,7 @@
       <w:r>
         <w:rPr>
           <w:b w:val="0"/>
-          <w:color w:val="000000"/>
+          <w:color w:val="00703C"/>
           <w:sz w:val="22"/>
         </w:rPr>
         <w:t>caractère significatif est constitue au regard de l'année précédente si la baisse des commandes ou du chiffre d'affaires est</w:t>
@@ -547,7 +547,7 @@
       <w:r>
         <w:rPr>
           <w:b w:val="0"/>
-          <w:color w:val="000000"/>
+          <w:color w:val="BF5700"/>
           <w:sz w:val="22"/>
         </w:rPr>
         <w:t>Elles ne doivent pas relever d'une maneuvre de nature à justifier un licenciement mais constituer, en l'absence même de</w:t>
@@ -590,7 +590,7 @@
       <w:r>
         <w:rPr>
           <w:b w:val="0"/>
-          <w:color w:val="000000"/>
+          <w:color w:val="BF5700"/>
           <w:sz w:val="22"/>
         </w:rPr>
         <w:t>Admis par la jurisprudence, la loi du 8 août 2016 en autorise désormais le principe à condition d'être justifie par la</w:t>
@@ -600,7 +600,7 @@
       <w:r>
         <w:rPr>
           <w:b w:val="0"/>
-          <w:color w:val="000000"/>
+          <w:color w:val="BF5700"/>
           <w:sz w:val="22"/>
         </w:rPr>
         <w:t>nécessité de sauvegarder sa compétitivité. Il suffit que l'aspect prévisible des difficultés rende nécessaire au nom de la</w:t>
@@ -610,7 +610,7 @@
       <w:r>
         <w:rPr>
           <w:b w:val="0"/>
-          <w:color w:val="000000"/>
+          <w:color w:val="BF5700"/>
           <w:sz w:val="22"/>
         </w:rPr>
         <w:t>compétitivité une réorganisation de l'entreprise pour justifier le principe du licenciement économique (pour un exem-</w:t>
@@ -640,7 +640,7 @@
       <w:r>
         <w:rPr>
           <w:b w:val="0"/>
-          <w:color w:val="000000"/>
+          <w:color w:val="BF5700"/>
           <w:sz w:val="22"/>
         </w:rPr>
         <w:t>compétitivité de l'entreprise résulte d'une faute de l'employeur ayant rendu nécessaire la réorganisation de l'entreprise,</w:t>
@@ -650,7 +650,7 @@
       <w:r>
         <w:rPr>
           <w:b w:val="0"/>
-          <w:color w:val="000000"/>
+          <w:color w:val="BF5700"/>
           <w:sz w:val="22"/>
         </w:rPr>
         <w:t>les licenciements économiques prononcés sont sans cause réelle et sérieuse. Le juge qui au demeurant ne doit pas</w:t>
@@ -717,7 +717,7 @@
       <w:r>
         <w:rPr>
           <w:b/>
-          <w:color w:val="2F5496"/>
+          <w:color w:val="BF5700"/>
           <w:sz w:val="24"/>
         </w:rPr>
         <w:t>A- LES OBLIGATIONS PRÉALABLES AU LICENCIEMENT POUR MOTIF ÉCONOMIQUE</w:t>
@@ -728,7 +728,7 @@
       <w:r>
         <w:rPr>
           <w:b w:val="0"/>
-          <w:color w:val="000000"/>
+          <w:color w:val="BF5700"/>
           <w:sz w:val="22"/>
         </w:rPr>
         <w:t>L'obligation de formation et d'adaptation 1 à</w:t>
@@ -738,7 +738,7 @@
       <w:r>
         <w:rPr>
           <w:b w:val="0"/>
-          <w:color w:val="000000"/>
+          <w:color w:val="BF5700"/>
           <w:sz w:val="22"/>
         </w:rPr>
         <w:t>Pendant toute la durée d'exécution du contrat de travail, l'employeur doit assurer la formation et l'adaptation des</w:t>
@@ -748,7 +748,7 @@
       <w:r>
         <w:rPr>
           <w:b w:val="0"/>
-          <w:color w:val="000000"/>
+          <w:color w:val="BF5700"/>
           <w:sz w:val="22"/>
         </w:rPr>
         <w:t>salariés (cf. Fiche 10). Cette obligation visée à l'article L 6321-1 du code du travail impose à l'employeur d'assurer l'em-</w:t>
@@ -758,7 +758,7 @@
       <w:r>
         <w:rPr>
           <w:b w:val="0"/>
-          <w:color w:val="000000"/>
+          <w:color w:val="BF5700"/>
           <w:sz w:val="22"/>
         </w:rPr>
         <w:t>ployabilité du salarié. Plus précisément en matière de licenciement économique, l'article L 1233-4 du même code dispose</w:t>
@@ -768,7 +768,7 @@
       <w:r>
         <w:rPr>
           <w:b w:val="0"/>
-          <w:color w:val="000000"/>
+          <w:color w:val="BF5700"/>
           <w:sz w:val="22"/>
         </w:rPr>
         <w:t>que le licenciement pour motif économique d'un salarié ne peut intervenir que lorsque tous les efforts de formation et</w:t>
@@ -778,7 +778,7 @@
       <w:r>
         <w:rPr>
           <w:b w:val="0"/>
-          <w:color w:val="000000"/>
+          <w:color w:val="BF5700"/>
           <w:sz w:val="22"/>
         </w:rPr>
         <w:t>d'adaptation ont été réalisés. Il apparaît donc que l'accomplissement de cette obligation générale constitue une</w:t>
@@ -788,7 +788,7 @@
       <w:r>
         <w:rPr>
           <w:b w:val="0"/>
-          <w:color w:val="000000"/>
+          <w:color w:val="BF5700"/>
           <w:sz w:val="22"/>
         </w:rPr>
         <w:t>condition préalable et substantielle au licenciement économique.</w:t>
@@ -798,7 +798,7 @@
       <w:r>
         <w:rPr>
           <w:b w:val="0"/>
-          <w:color w:val="000000"/>
+          <w:color w:val="BF5700"/>
           <w:sz w:val="22"/>
         </w:rPr>
         <w:t>Le droit au reclassement 2 à</w:t>
@@ -808,7 +808,7 @@
       <w:r>
         <w:rPr>
           <w:b w:val="0"/>
-          <w:color w:val="000000"/>
+          <w:color w:val="BF5700"/>
           <w:sz w:val="22"/>
         </w:rPr>
         <w:t>Initié par la loi du 17 janvier 2002 et renforce par la loi Rebsamen, il impose à l'employeur, préalablement à tout</w:t>
@@ -818,7 +818,7 @@
       <w:r>
         <w:rPr>
           <w:b w:val="0"/>
-          <w:color w:val="000000"/>
+          <w:color w:val="BF5700"/>
           <w:sz w:val="22"/>
         </w:rPr>
         <w:t>licenciement pour motif économique, d'avoir mis en ouvre tous les efforts de reclassement du salarié : en ce sens, le</w:t>
@@ -828,7 +828,7 @@
       <w:r>
         <w:rPr>
           <w:b w:val="0"/>
-          <w:color w:val="000000"/>
+          <w:color w:val="BF5700"/>
           <w:sz w:val="22"/>
         </w:rPr>
         <w:t>périmètre à prendre en considération est celui de l'ensemble des entreprises du groupe, peu importe le secteur d'activité</w:t>
@@ -838,7 +838,7 @@
       <w:r>
         <w:rPr>
           <w:b w:val="0"/>
-          <w:color w:val="000000"/>
+          <w:color w:val="BF5700"/>
           <w:sz w:val="22"/>
         </w:rPr>
         <w:t>(Cass. soc. 8 novembre 2023). L'employeur doit ainsi rechercher et mettre en ouvre les moyens de reclassement du</w:t>
@@ -848,7 +848,7 @@
       <w:r>
         <w:rPr>
           <w:b w:val="0"/>
-          <w:color w:val="000000"/>
+          <w:color w:val="BF5700"/>
           <w:sz w:val="22"/>
         </w:rPr>
         <w:t>salarié sur un poste identique ou comparable (compétence, rémunérationé). Les offres éventuelles de l'entreprise</w:t>
@@ -858,7 +858,7 @@
       <w:r>
         <w:rPr>
           <w:b w:val="0"/>
-          <w:color w:val="000000"/>
+          <w:color w:val="BF5700"/>
           <w:sz w:val="22"/>
         </w:rPr>
         <w:t>doivent être écrites, sérieuses, précises et à destination de chaque salarié concerne (Cass. soc. 13 octobre 2010). Les</w:t>
@@ -868,7 +868,7 @@
       <w:r>
         <w:rPr>
           <w:b w:val="0"/>
-          <w:color w:val="000000"/>
+          <w:color w:val="BF5700"/>
           <w:sz w:val="22"/>
         </w:rPr>
         <w:t>ordonnances du 22 septembre 2017 prévoient désormais la possibilité pour l'employeur de diffuser, par tout moyen, à</w:t>
@@ -878,7 +878,7 @@
       <w:r>
         <w:rPr>
           <w:b w:val="0"/>
-          <w:color w:val="000000"/>
+          <w:color w:val="BF5700"/>
           <w:sz w:val="22"/>
         </w:rPr>
         <w:t>l'ensemble des salariés, une liste des postes disponibles. Les mentions obligatoires et les modalités d'acceptation</w:t>
@@ -888,7 +888,7 @@
       <w:r>
         <w:rPr>
           <w:b w:val="0"/>
-          <w:color w:val="000000"/>
+          <w:color w:val="BF5700"/>
           <w:sz w:val="22"/>
         </w:rPr>
         <w:t>desdites offres sont fixées à l'article D 1233-2-1 du code du travail. En cas de contentieux, l'employeur doit justifier de ses</w:t>
@@ -898,7 +898,7 @@
       <w:r>
         <w:rPr>
           <w:b w:val="0"/>
-          <w:color w:val="000000"/>
+          <w:color w:val="BF5700"/>
           <w:sz w:val="22"/>
         </w:rPr>
         <w:t>recherches positives et effectives de reclassement (Cass. soc. 13 novembre 2013). à défaut d'emploi comparable, le</w:t>
@@ -908,7 +908,7 @@
       <w:r>
         <w:rPr>
           <w:b w:val="0"/>
-          <w:color w:val="000000"/>
+          <w:color w:val="BF5700"/>
           <w:sz w:val="22"/>
         </w:rPr>
         <w:t>reclassement peut s'effectuer sur un emploi de catégorie inférieure avec l'accord exprès du salarié.</w:t>
@@ -918,7 +918,7 @@
       <w:r>
         <w:rPr>
           <w:b w:val="0"/>
-          <w:color w:val="000000"/>
+          <w:color w:val="BF5700"/>
           <w:sz w:val="22"/>
         </w:rPr>
         <w:t>à noter par ailleurs que l'employeur n'est plus tenu de proposer au salarié qui le demande les offres de reclassement sur</w:t>
@@ -928,7 +928,7 @@
       <w:r>
         <w:rPr>
           <w:b w:val="0"/>
-          <w:color w:val="000000"/>
+          <w:color w:val="BF5700"/>
           <w:sz w:val="22"/>
         </w:rPr>
         <w:t>des emplois disponibles à l'étranger. Si cela peut toujours rester envisageable, le manquement de l'employeur ne peut</w:t>
@@ -938,7 +938,7 @@
       <w:r>
         <w:rPr>
           <w:b w:val="0"/>
-          <w:color w:val="000000"/>
+          <w:color w:val="BF5700"/>
           <w:sz w:val="22"/>
         </w:rPr>
         <w:t>constituer une cause d'irrégularité du licenciement.</w:t>
@@ -981,7 +981,7 @@
       <w:r>
         <w:rPr>
           <w:b w:val="0"/>
-          <w:color w:val="000000"/>
+          <w:color w:val="00703C"/>
           <w:sz w:val="22"/>
         </w:rPr>
         <w:t>doit proposer aux salariés faisant l'objet d'un licenciement économique un congo de reclassement assume</w:t>
@@ -1011,7 +1011,7 @@
       <w:r>
         <w:rPr>
           <w:b w:val="0"/>
-          <w:color w:val="000000"/>
+          <w:color w:val="BF5700"/>
           <w:sz w:val="22"/>
         </w:rPr>
         <w:t>Le salarié doit faire connaître son acceptation dans les 8 jours de la notification de son licenciement.</w:t>
@@ -1127,7 +1127,7 @@
       <w:r>
         <w:rPr>
           <w:b w:val="0"/>
-          <w:color w:val="000000"/>
+          <w:color w:val="00703C"/>
           <w:sz w:val="22"/>
         </w:rPr>
         <w:t>La loi du 28 juillet 2011 a créé le contrat de sécurisation professionnelle. Il permet aux salariés objet d'un licenciement</w:t>
@@ -1257,7 +1257,7 @@
       <w:r>
         <w:rPr>
           <w:b w:val="0"/>
-          <w:color w:val="000000"/>
+          <w:color w:val="BF5700"/>
           <w:sz w:val="22"/>
         </w:rPr>
         <w:t>re embauchage à condition d'en faire la demande (C. trav., art. L. 1233-45). L'employeur doit mentionner l'existence de</w:t>
@@ -1267,7 +1267,7 @@
       <w:r>
         <w:rPr>
           <w:b w:val="0"/>
-          <w:color w:val="000000"/>
+          <w:color w:val="BF5700"/>
           <w:sz w:val="22"/>
         </w:rPr>
         <w:t>cette priorité et ses conditions de mise en ouvre dans la lettre de licenciement (C. trav., art. L. 1233-16). En cas de</w:t>
@@ -1308,7 +1308,7 @@
       <w:r>
         <w:rPr>
           <w:b w:val="0"/>
-          <w:color w:val="000000"/>
+          <w:color w:val="BF5700"/>
           <w:sz w:val="22"/>
         </w:rPr>
         <w:t>Obligatoire dans toute entreprise d'au moins 50 salariés procédant à un licenciement économique de plus de 10 salariés</w:t>
@@ -1348,7 +1348,7 @@
       <w:r>
         <w:rPr>
           <w:b w:val="0"/>
-          <w:color w:val="000000"/>
+          <w:color w:val="BF5700"/>
           <w:sz w:val="22"/>
         </w:rPr>
         <w:t>de la durée du travail. Les dispositions doivent bénéficier à l'ensemble des salariés concernés par un licenciement</w:t>
@@ -1368,7 +1368,7 @@
       <w:r>
         <w:rPr>
           <w:b w:val="0"/>
-          <w:color w:val="000000"/>
+          <w:color w:val="BF5700"/>
           <w:sz w:val="22"/>
         </w:rPr>
         <w:t>La procédure d'établissement du PSE a été profondément remaniée par la loi du 14 juin 2013 et les ordonnances des 22</w:t>
@@ -1388,7 +1388,7 @@
       <w:r>
         <w:rPr>
           <w:b w:val="0"/>
-          <w:color w:val="000000"/>
+          <w:color w:val="BF5700"/>
           <w:sz w:val="22"/>
         </w:rPr>
         <w:t>désormais deux procédures :</w:t>
@@ -1484,7 +1484,7 @@
       <w:r>
         <w:rPr>
           <w:b w:val="0"/>
-          <w:color w:val="000000"/>
+          <w:color w:val="BF5700"/>
           <w:sz w:val="22"/>
         </w:rPr>
         <w:t>PSE dans le respect des dispositions impératives. Le document doit ensuite être homologue par la DREETS.</w:t>
@@ -1494,7 +1494,7 @@
       <w:r>
         <w:rPr>
           <w:b w:val="0"/>
-          <w:color w:val="000000"/>
+          <w:color w:val="00703C"/>
           <w:sz w:val="22"/>
         </w:rPr>
         <w:t>La décision de cette dernière peut faire l'objet d'un recours en annulation devant le tribunal administratif.</w:t>
@@ -1594,7 +1594,7 @@
       <w:r>
         <w:rPr>
           <w:b w:val="0"/>
-          <w:color w:val="000000"/>
+          <w:color w:val="BF5700"/>
           <w:sz w:val="22"/>
         </w:rPr>
         <w:t>Une fois adopté, l'employeur doit informer individuellement les salariés concernés des effets dudit accord sur leur contrat</w:t>
@@ -1614,7 +1614,7 @@
       <w:r>
         <w:rPr>
           <w:b w:val="0"/>
-          <w:color w:val="000000"/>
+          <w:color w:val="BF5700"/>
           <w:sz w:val="22"/>
         </w:rPr>
         <w:t>s'applique ; en cas de refus l'employeur peut engager une procédure de licenciement dans les deux mois.</w:t>
@@ -1628,10 +1628,10 @@
       <w:r>
         <w:rPr>
           <w:b/>
-          <w:color w:val="2F5496"/>
+          <w:color w:val="BF5700"/>
           <w:sz w:val="24"/>
         </w:rPr>
-        <w:t>LA PROCÉDURE DU LICENCIEMENT POUR MOTIF ÉCONOMIQUE III •</w:t>
+        <w:t>III • LA PROCÉDURE DU LICENCIEMENT POUR MOTIF ÉCONOMIQUE</w:t>
       </w:r>
     </w:p>
     <w:p>
@@ -1641,17 +1641,17 @@
       <w:r>
         <w:rPr>
           <w:b/>
-          <w:color w:val="2F5496"/>
+          <w:color w:val="BF5700"/>
           <w:sz w:val="24"/>
         </w:rPr>
-        <w:t>LA PROCÉDURE DE LICENCIEMENT ÉCONOMIQUE INDIVIDUEL. A •</w:t>
+        <w:t>A • LA PROCÉDURE DE LICENCIEMENT ÉCONOMIQUE INDIVIDUEL.</w:t>
       </w:r>
     </w:p>
     <w:p>
       <w:r>
         <w:rPr>
           <w:b w:val="0"/>
-          <w:color w:val="000000"/>
+          <w:color w:val="BF5700"/>
           <w:sz w:val="22"/>
         </w:rPr>
         <w:t>Une fois accomplies les obligations relatives à la formation et au reclassement du salarié, l'employeur doit s'astreindre</w:t>
@@ -1661,7 +1661,7 @@
       <w:r>
         <w:rPr>
           <w:b w:val="0"/>
-          <w:color w:val="000000"/>
+          <w:color w:val="BF5700"/>
           <w:sz w:val="22"/>
         </w:rPr>
         <w:t>au respect de la procédure suivante :</w:t>
@@ -1694,7 +1694,7 @@
       <w:r>
         <w:rPr>
           <w:b w:val="0"/>
-          <w:color w:val="000000"/>
+          <w:color w:val="BF5700"/>
           <w:sz w:val="22"/>
         </w:rPr>
         <w:t>Remise par lettre recommandée ou en main propre contre décharge, la convocation doit comporter les mentions</w:t>
@@ -1714,7 +1714,7 @@
       <w:r>
         <w:rPr>
           <w:b w:val="0"/>
-          <w:color w:val="000000"/>
+          <w:color w:val="00703C"/>
           <w:sz w:val="22"/>
         </w:rPr>
         <w:t>L'objet de l'entretien. Il doit être précis et sans équivoque.</w:t>
@@ -1876,7 +1876,7 @@
       <w:r>
         <w:rPr>
           <w:b w:val="0"/>
-          <w:color w:val="000000"/>
+          <w:color w:val="BF5700"/>
           <w:sz w:val="22"/>
         </w:rPr>
         <w:t>Elle doit mentionner impérativement :</w:t>
@@ -1889,7 +1889,7 @@
       <w:r>
         <w:rPr>
           <w:b w:val="0"/>
-          <w:color w:val="000000"/>
+          <w:color w:val="BF5700"/>
           <w:sz w:val="22"/>
         </w:rPr>
         <w:t>le motif économique justifiant la rupture du contrat de travail. Il doit être suffisamment clair et précis pour être une</w:t>
@@ -1992,7 +1992,7 @@
       <w:r>
         <w:rPr>
           <w:b w:val="0"/>
-          <w:color w:val="000000"/>
+          <w:color w:val="BF5700"/>
           <w:sz w:val="22"/>
         </w:rPr>
         <w:t>L'employeur doit informer la Direction régionale de l'économie, de l'emploi, du travail et des solidarités (DREETS) du</w:t>
@@ -2015,17 +2015,17 @@
       <w:r>
         <w:rPr>
           <w:b/>
-          <w:color w:val="2F5496"/>
+          <w:color w:val="BF5700"/>
           <w:sz w:val="24"/>
         </w:rPr>
-        <w:t>LA PROCÉDURE DE LICENCIEMENT ÉCONOMIQUE DE 2 à 9 SALARIÉS. B •</w:t>
+        <w:t>B • LA PROCÉDURE DE LICENCIEMENT ÉCONOMIQUE DE 2 à 9 SALARIÉS.</w:t>
       </w:r>
     </w:p>
     <w:p>
       <w:r>
         <w:rPr>
           <w:b w:val="0"/>
-          <w:color w:val="000000"/>
+          <w:color w:val="BF5700"/>
           <w:sz w:val="22"/>
         </w:rPr>
         <w:t>La procédure, si elle conserve globalement la même architecture, s'enrichit d'éléments supplémentaires.</w:t>
@@ -2038,7 +2038,7 @@
       <w:r>
         <w:rPr>
           <w:b/>
-          <w:color w:val="2F5496"/>
+          <w:color w:val="BF5700"/>
           <w:sz w:val="24"/>
         </w:rPr>
         <w:t>OBLIGATION PRÉALABLE DE FORMATION ET DE RECLASSEMENT DU SALARIÉ</w:t>
@@ -2048,7 +2048,7 @@
       <w:r>
         <w:rPr>
           <w:b w:val="0"/>
-          <w:color w:val="000000"/>
+          <w:color w:val="BF5700"/>
           <w:sz w:val="22"/>
         </w:rPr>
         <w:t>?</w:t>
@@ -2081,7 +2081,7 @@
       <w:r>
         <w:rPr>
           <w:b w:val="0"/>
-          <w:color w:val="000000"/>
+          <w:color w:val="BF5700"/>
           <w:sz w:val="22"/>
         </w:rPr>
         <w:t>Le CSE est convoqué pour avis sur les licenciements envisagés. L'employeur doit remettre, trois jours avant la réunion,</w:t>
@@ -2134,7 +2134,7 @@
       <w:r>
         <w:rPr>
           <w:b w:val="0"/>
-          <w:color w:val="000000"/>
+          <w:color w:val="BF5700"/>
           <w:sz w:val="22"/>
         </w:rPr>
         <w:t>L'employeur doit déterminer l'ordre des licenciements soit à partir des critères définis par la convention collective ou à</w:t>
@@ -2187,7 +2187,7 @@
       <w:r>
         <w:rPr>
           <w:b w:val="0"/>
-          <w:color w:val="000000"/>
+          <w:color w:val="BF5700"/>
           <w:sz w:val="22"/>
         </w:rPr>
         <w:t>mêmes fonctions et conditions que le licenciement individuel.</w:t>
@@ -2233,17 +2233,17 @@
       <w:r>
         <w:rPr>
           <w:b/>
-          <w:color w:val="2F5496"/>
+          <w:color w:val="BF5700"/>
           <w:sz w:val="24"/>
         </w:rPr>
-        <w:t>LA PROCÉDURE DE LICENCIEMENT ÉCONOMIQUE DE 10 SALARIÉS ET PLUS SUR 30 JOURS C •</w:t>
+        <w:t>C • LA PROCÉDURE DE LICENCIEMENT ÉCONOMIQUE DE 10 SALARIÉS ET PLUS SUR 30 JOURS</w:t>
       </w:r>
     </w:p>
     <w:p>
       <w:r>
         <w:rPr>
           <w:b w:val="0"/>
-          <w:color w:val="000000"/>
+          <w:color w:val="BF5700"/>
           <w:sz w:val="22"/>
         </w:rPr>
         <w:t>La procédure est beaucoup plus complexe. Schématiquement, deux situations sont à distinguer :</w:t>
@@ -2286,7 +2286,7 @@
       <w:r>
         <w:rPr>
           <w:b w:val="0"/>
-          <w:color w:val="000000"/>
+          <w:color w:val="BF5700"/>
           <w:sz w:val="22"/>
         </w:rPr>
         <w:t>La procédure se caractérise par l'absence d'entretien préalable avec les salariés concernés et d'obligation de mise en</w:t>
@@ -2296,7 +2296,7 @@
       <w:r>
         <w:rPr>
           <w:b w:val="0"/>
-          <w:color w:val="000000"/>
+          <w:color w:val="BF5700"/>
           <w:sz w:val="22"/>
         </w:rPr>
         <w:t>oeuvre d'un plan de sauvegarde de l'emploi. Par contre le projet de licenciement doit être porte à la connaissance du</w:t>
@@ -2336,7 +2336,7 @@
       <w:r>
         <w:rPr>
           <w:b w:val="0"/>
-          <w:color w:val="000000"/>
+          <w:color w:val="BF5700"/>
           <w:sz w:val="22"/>
         </w:rPr>
         <w:t>Dans les entreprises d'au moins 50 salariés, la procédure à suivre est plus lourde malgré l'absence d'entretien préalable</w:t>
@@ -2346,7 +2346,7 @@
       <w:r>
         <w:rPr>
           <w:b w:val="0"/>
-          <w:color w:val="000000"/>
+          <w:color w:val="BF5700"/>
           <w:sz w:val="22"/>
         </w:rPr>
         <w:t>avec les salariés visés par la mesure. Elle se caractérise essentiellement par l'obligation de consulter le comité social et</w:t>
@@ -2376,7 +2376,7 @@
       <w:r>
         <w:rPr>
           <w:b w:val="0"/>
-          <w:color w:val="000000"/>
+          <w:color w:val="BF5700"/>
           <w:sz w:val="22"/>
         </w:rPr>
         <w:t>la procédure ci-dessus exposée.</w:t>
